--- a/docs/Informe_pruebas_software_Bienestar_ICA.docx
+++ b/docs/Informe_pruebas_software_Bienestar_ICA.docx
@@ -5187,7 +5187,7 @@
                 <w:b w:val="0"/>
                 <w:sz w:val="20"/>
               </w:rPr>
-              <w:t>Faltan CSP, X-Frame-Options, Referrer-Policy y X-Content-Type-Options en el frontend.</w:t>
+              <w:t>Faltaban X-Frame-Options, nosniff y Referrer-Policy. CSP no se forzó para no romper Angular.</w:t>
             </w:r>
           </w:p>
         </w:tc>
@@ -5202,7 +5202,7 @@
                 <w:b w:val="0"/>
                 <w:sz w:val="20"/>
               </w:rPr>
-              <w:t>Abierto (headers de Vercel)</w:t>
+              <w:t>Headers añadidos en vercel.json; falta deploy</w:t>
             </w:r>
           </w:p>
         </w:tc>
@@ -5554,7 +5554,7 @@
                 <w:b w:val="0"/>
                 <w:sz w:val="20"/>
               </w:rPr>
-              <w:t>Login, registro, tablero, predios, alta predio, animales, alta animal (porcino), reportes, usuarios, simulación, cuenta</w:t>
+              <w:t>Login, registro, tablero, predios, alta predio, animales, detalle, evaluación ICA, alta animal (porcino), reportes, usuarios, simulación y detalle, cuenta; login+tablero en 390×844</w:t>
             </w:r>
           </w:p>
         </w:tc>
@@ -5736,7 +5736,7 @@
           <w:b w:val="0"/>
           <w:sz w:val="22"/>
         </w:rPr>
-        <w:t>Recomendaciones, en orden: 1) publicar el arreglo de logout; 2) añadir CSP y X-Frame-Options en vercel.json; 3) traducir OK/Cancel del ion-select o usar interface action-sheet; 4) quitar el hint de credenciales demo si el entorno deja de ser prototipo; 5) registrar E2E_EMAIL y E2E_PASSWORD como secrets de GitHub para correr Playwright en CI.</w:t>
+        <w:t>Recomendaciones, en orden: 1) publicar el arreglo de logout y los headers de vercel.json; 2) valorar un CSP explícito cuando se pueda probar sin romper Ionic; 3) traducir OK/Cancel del ion-select o usar interface action-sheet; 4) quitar el hint de credenciales demo si el entorno deja de ser prototipo; 5) registrar E2E_EMAIL y E2E_PASSWORD como secrets de GitHub para correr Playwright en CI.</w:t>
       </w:r>
     </w:p>
     <w:p>
@@ -6133,6 +6133,223 @@
       </w:r>
     </w:p>
     <w:p>
+      <w:r>
+        <w:drawing>
+          <wp:inline xmlns:a="http://schemas.openxmlformats.org/drawingml/2006/main" xmlns:pic="http://schemas.openxmlformats.org/drawingml/2006/picture">
+            <wp:extent cx="5669280" cy="3543300"/>
+            <wp:docPr id="13" name="Picture 13"/>
+            <wp:cNvGraphicFramePr>
+              <a:graphicFrameLocks noChangeAspect="1"/>
+            </wp:cNvGraphicFramePr>
+            <a:graphic>
+              <a:graphicData uri="http://schemas.openxmlformats.org/drawingml/2006/picture">
+                <pic:pic>
+                  <pic:nvPicPr>
+                    <pic:cNvPr id="0" name="10-welfare-evaluation-form.png"/>
+                    <pic:cNvPicPr/>
+                  </pic:nvPicPr>
+                  <pic:blipFill>
+                    <a:blip r:embed="rId19"/>
+                    <a:stretch>
+                      <a:fillRect/>
+                    </a:stretch>
+                  </pic:blipFill>
+                  <pic:spPr>
+                    <a:xfrm>
+                      <a:off x="0" y="0"/>
+                      <a:ext cx="5669280" cy="3543300"/>
+                    </a:xfrm>
+                    <a:prstGeom prst="rect"/>
+                  </pic:spPr>
+                </pic:pic>
+              </a:graphicData>
+            </a:graphic>
+          </wp:inline>
+        </w:drawing>
+      </w:r>
+    </w:p>
+    <w:p>
+      <w:pPr>
+        <w:spacing w:after="280"/>
+        <w:jc w:val="center"/>
+      </w:pPr>
+      <w:r>
+        <w:rPr>
+          <w:rFonts w:ascii="Calibri" w:hAnsi="Calibri" w:eastAsia="Calibri"/>
+          <w:b w:val="0"/>
+          <w:i/>
+          <w:sz w:val="18"/>
+        </w:rPr>
+        <w:t>Figura 13. Formulario de evaluación ICA (cinco libertades).</w:t>
+      </w:r>
+    </w:p>
+    <w:p>
+      <w:r>
+        <w:drawing>
+          <wp:inline xmlns:a="http://schemas.openxmlformats.org/drawingml/2006/main" xmlns:pic="http://schemas.openxmlformats.org/drawingml/2006/picture">
+            <wp:extent cx="5669280" cy="3543300"/>
+            <wp:docPr id="14" name="Picture 14"/>
+            <wp:cNvGraphicFramePr>
+              <a:graphicFrameLocks noChangeAspect="1"/>
+            </wp:cNvGraphicFramePr>
+            <a:graphic>
+              <a:graphicData uri="http://schemas.openxmlformats.org/drawingml/2006/picture">
+                <pic:pic>
+                  <pic:nvPicPr>
+                    <pic:cNvPr id="0" name="12-simulation-detail.png"/>
+                    <pic:cNvPicPr/>
+                  </pic:nvPicPr>
+                  <pic:blipFill>
+                    <a:blip r:embed="rId20"/>
+                    <a:stretch>
+                      <a:fillRect/>
+                    </a:stretch>
+                  </pic:blipFill>
+                  <pic:spPr>
+                    <a:xfrm>
+                      <a:off x="0" y="0"/>
+                      <a:ext cx="5669280" cy="3543300"/>
+                    </a:xfrm>
+                    <a:prstGeom prst="rect"/>
+                  </pic:spPr>
+                </pic:pic>
+              </a:graphicData>
+            </a:graphic>
+          </wp:inline>
+        </w:drawing>
+      </w:r>
+    </w:p>
+    <w:p>
+      <w:pPr>
+        <w:spacing w:after="280"/>
+        <w:jc w:val="center"/>
+      </w:pPr>
+      <w:r>
+        <w:rPr>
+          <w:rFonts w:ascii="Calibri" w:hAnsi="Calibri" w:eastAsia="Calibri"/>
+          <w:b w:val="0"/>
+          <w:i/>
+          <w:sz w:val="18"/>
+        </w:rPr>
+        <w:t>Figura 14. Detalle de simulación: peso 125.3 kg, IBA proyectado 68.2 (sesión exploratoria; el navegador tenía traductor activo, el copy original es español).</w:t>
+      </w:r>
+    </w:p>
+    <w:p>
+      <w:r>
+        <w:drawing>
+          <wp:inline xmlns:a="http://schemas.openxmlformats.org/drawingml/2006/main" xmlns:pic="http://schemas.openxmlformats.org/drawingml/2006/picture">
+            <wp:extent cx="5669280" cy="3543300"/>
+            <wp:docPr id="15" name="Picture 15"/>
+            <wp:cNvGraphicFramePr>
+              <a:graphicFrameLocks noChangeAspect="1"/>
+            </wp:cNvGraphicFramePr>
+            <a:graphic>
+              <a:graphicData uri="http://schemas.openxmlformats.org/drawingml/2006/picture">
+                <pic:pic>
+                  <pic:nvPicPr>
+                    <pic:cNvPr id="0" name="19-mobile-login-390x844.png"/>
+                    <pic:cNvPicPr/>
+                  </pic:nvPicPr>
+                  <pic:blipFill>
+                    <a:blip r:embed="rId21"/>
+                    <a:stretch>
+                      <a:fillRect/>
+                    </a:stretch>
+                  </pic:blipFill>
+                  <pic:spPr>
+                    <a:xfrm>
+                      <a:off x="0" y="0"/>
+                      <a:ext cx="5669280" cy="3543300"/>
+                    </a:xfrm>
+                    <a:prstGeom prst="rect"/>
+                  </pic:spPr>
+                </pic:pic>
+              </a:graphicData>
+            </a:graphic>
+          </wp:inline>
+        </w:drawing>
+      </w:r>
+    </w:p>
+    <w:p>
+      <w:pPr>
+        <w:spacing w:after="280"/>
+        <w:jc w:val="center"/>
+      </w:pPr>
+      <w:r>
+        <w:rPr>
+          <w:rFonts w:ascii="Calibri" w:hAnsi="Calibri" w:eastAsia="Calibri"/>
+          <w:b w:val="0"/>
+          <w:i/>
+          <w:sz w:val="18"/>
+        </w:rPr>
+        <w:t>Figura 15. Login en viewport 390×844.</w:t>
+      </w:r>
+    </w:p>
+    <w:p>
+      <w:r>
+        <w:drawing>
+          <wp:inline xmlns:a="http://schemas.openxmlformats.org/drawingml/2006/main" xmlns:pic="http://schemas.openxmlformats.org/drawingml/2006/picture">
+            <wp:extent cx="5669280" cy="3543300"/>
+            <wp:docPr id="16" name="Picture 16"/>
+            <wp:cNvGraphicFramePr>
+              <a:graphicFrameLocks noChangeAspect="1"/>
+            </wp:cNvGraphicFramePr>
+            <a:graphic>
+              <a:graphicData uri="http://schemas.openxmlformats.org/drawingml/2006/picture">
+                <pic:pic>
+                  <pic:nvPicPr>
+                    <pic:cNvPr id="0" name="20-mobile-dashboard-390x844.png"/>
+                    <pic:cNvPicPr/>
+                  </pic:nvPicPr>
+                  <pic:blipFill>
+                    <a:blip r:embed="rId22"/>
+                    <a:stretch>
+                      <a:fillRect/>
+                    </a:stretch>
+                  </pic:blipFill>
+                  <pic:spPr>
+                    <a:xfrm>
+                      <a:off x="0" y="0"/>
+                      <a:ext cx="5669280" cy="3543300"/>
+                    </a:xfrm>
+                    <a:prstGeom prst="rect"/>
+                  </pic:spPr>
+                </pic:pic>
+              </a:graphicData>
+            </a:graphic>
+          </wp:inline>
+        </w:drawing>
+      </w:r>
+    </w:p>
+    <w:p>
+      <w:pPr>
+        <w:spacing w:after="280"/>
+        <w:jc w:val="center"/>
+      </w:pPr>
+      <w:r>
+        <w:rPr>
+          <w:rFonts w:ascii="Calibri" w:hAnsi="Calibri" w:eastAsia="Calibri"/>
+          <w:b w:val="0"/>
+          <w:i/>
+          <w:sz w:val="18"/>
+        </w:rPr>
+        <w:t>Figura 16. Tablero móvil: IBA 81.4, VACA-087 en riesgo, sentence case en español.</w:t>
+      </w:r>
+    </w:p>
+    <w:p>
+      <w:pPr>
+        <w:spacing w:after="160"/>
+      </w:pPr>
+      <w:r>
+        <w:rPr>
+          <w:rFonts w:ascii="Calibri" w:hAnsi="Calibri" w:eastAsia="Calibri"/>
+          <w:b w:val="0"/>
+          <w:sz w:val="22"/>
+        </w:rPr>
+        <w:t>Nota sobre evidencias exploratorias: una pasada manual en Chrome activó el traductor automático (El Recuerdo → The Memory, 3 predios → «0 properties»). Eso no es un defecto del producto. Playwright sin traductor muestra «3 predios», «4 usuarios» y los nombres en español. Los conteos del DOM coinciden con {{ farms.length }} / {{ animals.length }} / {{ users.length }}.</w:t>
+      </w:r>
+    </w:p>
+    <w:p>
       <w:pPr>
         <w:spacing w:after="0"/>
         <w:jc w:val="center"/>

--- a/docs/Informe_pruebas_software_Bienestar_ICA.docx
+++ b/docs/Informe_pruebas_software_Bienestar_ICA.docx
@@ -563,7 +563,7 @@
                 <w:b w:val="0"/>
                 <w:sz w:val="20"/>
               </w:rPr>
-              <w:t>13/14 prod; logout OK en local</w:t>
+              <w:t>14/14 prod</w:t>
             </w:r>
           </w:p>
         </w:tc>
@@ -1212,7 +1212,7 @@
                 <w:b w:val="0"/>
                 <w:sz w:val="20"/>
               </w:rPr>
-              <w:t>http://localhost:4200 (ng serve) para verificar el arreglo de logout</w:t>
+              <w:t>http://localhost:4200 (ng serve), usado en la primera verificación del arreglo</w:t>
             </w:r>
           </w:p>
         </w:tc>
@@ -2205,7 +2205,7 @@
           <w:b w:val="0"/>
           <w:sz w:val="22"/>
         </w:rPr>
-        <w:t>14 casos contra la URL de Vercel con la cuenta de administrador. 13 pasaron. El único fallo de producción es el cierre de sesión (DEF-01), reproducido dos veces y corregido en el código; verificado en local (1.4 s, pass).</w:t>
+        <w:t>14 casos contra la URL de Vercel con la cuenta de administrador. En la primera pasada falló el cierre de sesión (DEF-01). Tras publicar await signOut y el bloqueo de restore(), los 14 casos pasaron en 13,6 s; EP-14 en 0,9 s.</w:t>
       </w:r>
     </w:p>
     <w:tbl>
@@ -2480,7 +2480,7 @@
                 <w:b w:val="0"/>
                 <w:sz w:val="20"/>
               </w:rPr>
-              <w:t>Fail (prod) / Pass (local)</w:t>
+              <w:t>Pass</w:t>
             </w:r>
           </w:p>
         </w:tc>
@@ -2495,7 +2495,7 @@
                 <w:b w:val="0"/>
                 <w:sz w:val="20"/>
               </w:rPr>
-              <w:t>DEF-01: race de signOut</w:t>
+              <w:t>DEF-01 cerrado: await signOut + sessionCleared</w:t>
             </w:r>
           </w:p>
         </w:tc>
@@ -3226,7 +3226,7 @@
           <w:i/>
           <w:sz w:val="18"/>
         </w:rPr>
-        <w:t>Figura 6. Cierre de sesión correcto en el build local (tras el arreglo).</w:t>
+        <w:t>Figura 6. Cierre de sesión correcto en el build productivo de Vercel.</w:t>
       </w:r>
     </w:p>
     <w:p>
@@ -4506,7 +4506,7 @@
                 <w:b w:val="0"/>
                 <w:sz w:val="20"/>
               </w:rPr>
-              <w:t>Hallazgo</w:t>
+              <w:t>Pass parcial</w:t>
             </w:r>
           </w:p>
         </w:tc>
@@ -4521,7 +4521,7 @@
                 <w:b w:val="0"/>
                 <w:sz w:val="20"/>
               </w:rPr>
-              <w:t>DEF-03: CSP sigue ausente; X-Frame-Options, nosniff y Referrer-Policy quedan en vercel.json pendientes de deploy</w:t>
+              <w:t>X-Frame-Options DENY, nosniff y Referrer-Policy en producción; CSP no se forzó</w:t>
             </w:r>
           </w:p>
         </w:tc>
@@ -5063,7 +5063,7 @@
                 <w:b w:val="0"/>
                 <w:sz w:val="20"/>
               </w:rPr>
-              <w:t>Cerrar sesión en producción vuelve al tablero: logout() no esperaba supabase.auth.signOut() y el guestGuard restauraba la sesión.</w:t>
+              <w:t>Cerrar sesión en producción volvía al tablero: logout() no esperaba supabase.auth.signOut() y el guestGuard restauraba la sesión.</w:t>
             </w:r>
           </w:p>
         </w:tc>
@@ -5078,7 +5078,7 @@
                 <w:b w:val="0"/>
                 <w:sz w:val="20"/>
               </w:rPr>
-              <w:t>Corregido en código; falta desplegar Vercel</w:t>
+              <w:t>Corregido y verificado en producción (0,9 s)</w:t>
             </w:r>
           </w:p>
         </w:tc>
@@ -5125,7 +5125,7 @@
                 <w:b w:val="0"/>
                 <w:sz w:val="20"/>
               </w:rPr>
-              <w:t>El alert nativo de ion-select muestra OK / Cancel en inglés.</w:t>
+              <w:t>El alert nativo de ion-select mostraba OK / Cancel en inglés.</w:t>
             </w:r>
           </w:p>
         </w:tc>
@@ -5140,7 +5140,7 @@
                 <w:b w:val="0"/>
                 <w:sz w:val="20"/>
               </w:rPr>
-              <w:t>Abierto (copy de Ionic)</w:t>
+              <w:t>Corregido: Aceptar / Cancelar</w:t>
             </w:r>
           </w:p>
         </w:tc>
@@ -5202,7 +5202,7 @@
                 <w:b w:val="0"/>
                 <w:sz w:val="20"/>
               </w:rPr>
-              <w:t>Headers añadidos en vercel.json; falta deploy</w:t>
+              <w:t>Headers desplegados; CSP no impuesto</w:t>
             </w:r>
           </w:p>
         </w:tc>
@@ -5343,7 +5343,7 @@
           <w:b w:val="0"/>
           <w:sz w:val="22"/>
         </w:rPr>
-        <w:t>DEF-01 — evidencia: en Vercel, tras pulsar «Cerrar sesión», Playwright registró navegación a #/app/dashboard en lugar de #/login (timeout 25 s). Causa: signOut asíncrono sin await. Arreglo en AuthService.logout(): await supabase().auth.signOut() y después navigateByUrl('/login'). Rechequeo local: pass en 1.4 s (figura 6).</w:t>
+        <w:t>DEF-01 — evidencia: en el build anterior, tras pulsar «Cerrar sesión», Playwright registraba navegación a #/app/dashboard (timeout 25 s). Causa: signOut asíncrono sin await. Arreglo: await supabase().auth.signOut(), flag sessionCleared para que restore() no rehidrate, y después navigateByUrl('/login'). Rechequeo en producción el 27 oct, 2026: pass en 0,9 s (figura 6).</w:t>
       </w:r>
     </w:p>
     <w:p>
@@ -5458,7 +5458,7 @@
                 <w:b w:val="0"/>
                 <w:sz w:val="20"/>
               </w:rPr>
-              <w:t>65 (el 66.º es DEF-01 en Vercel; pasa en local)</w:t>
+              <w:t>66/66</w:t>
             </w:r>
           </w:p>
         </w:tc>
@@ -5490,7 +5490,7 @@
                 <w:b w:val="0"/>
                 <w:sz w:val="20"/>
               </w:rPr>
-              <w:t>1 (logout)</w:t>
+              <w:t>0</w:t>
             </w:r>
           </w:p>
         </w:tc>
@@ -5522,7 +5522,7 @@
                 <w:b w:val="0"/>
                 <w:sz w:val="20"/>
               </w:rPr>
-              <w:t>4 residuales + 1 corregido pendiente de deploy</w:t>
+              <w:t>2 residuales de prototipo (bucket público y credenciales demo)</w:t>
             </w:r>
           </w:p>
         </w:tc>
@@ -5682,7 +5682,7 @@
                 <w:b w:val="0"/>
                 <w:sz w:val="20"/>
               </w:rPr>
-              <w:t>1.1 min + reintento del logout</w:t>
+              <w:t>13,6 s</w:t>
             </w:r>
           </w:p>
         </w:tc>
@@ -5723,7 +5723,7 @@
           <w:b w:val="0"/>
           <w:sz w:val="22"/>
         </w:rPr>
-        <w:t>El defecto que sí corta un flujo de usuario es el cierre de sesión en el build publicado. Ya está corregido en esta rama; hay que desplegar Vercel para que TC-AUTH-04 quede verde en producción.</w:t>
+        <w:t>El defecto que cortaba un flujo de usuario (cierre de sesión) está publicado y verificado: EP-14 / TC-AUTH-04 pasa en https://animal-welfare-platform-vepq.vercel.app.</w:t>
       </w:r>
     </w:p>
     <w:p>
@@ -5736,7 +5736,7 @@
           <w:b w:val="0"/>
           <w:sz w:val="22"/>
         </w:rPr>
-        <w:t>Recomendaciones, en orden: 1) publicar el arreglo de logout y los headers de vercel.json; 2) valorar un CSP explícito cuando se pueda probar sin romper Ionic; 3) traducir OK/Cancel del ion-select o usar interface action-sheet; 4) quitar el hint de credenciales demo si el entorno deja de ser prototipo; 5) registrar E2E_EMAIL y E2E_PASSWORD como secrets de GitHub para correr Playwright en CI.</w:t>
+        <w:t>Recomendaciones, en orden: 1) valorar un CSP explícito cuando se pueda probar sin romper Ionic; 2) quitar el hint de credenciales demo si el entorno deja de ser prototipo; 3) registrar E2E_EMAIL y E2E_PASSWORD como secrets de GitHub para correr Playwright en CI.</w:t>
       </w:r>
     </w:p>
     <w:p>
@@ -5749,7 +5749,7 @@
           <w:b w:val="0"/>
           <w:sz w:val="22"/>
         </w:rPr>
-        <w:t>No hace falta Grok Bot ni un entorno extra: la campaña se ejecutó contra la URL real y se revalidó el arreglo en local. La contraseña de evaluación no se versiona; se inyecta por E2E_EMAIL / E2E_PASSWORD.</w:t>
+        <w:t>No hace falta Grok Bot ni un entorno extra: la campaña se ejecutó contra la URL real y el arreglo de logout se revalidó en producción. La contraseña de evaluación no se versiona; se inyecta por E2E_EMAIL / E2E_PASSWORD.</w:t>
       </w:r>
     </w:p>
     <w:p>

--- a/docs/Informe_pruebas_software_Bienestar_ICA.docx
+++ b/docs/Informe_pruebas_software_Bienestar_ICA.docx
@@ -32,7 +32,7 @@
     </w:p>
     <w:p>
       <w:pPr>
-        <w:spacing w:after="360"/>
+        <w:spacing w:after="240"/>
         <w:jc w:val="center"/>
       </w:pPr>
       <w:r>
@@ -74,7 +74,7 @@
     </w:p>
     <w:p>
       <w:pPr>
-        <w:spacing w:after="480"/>
+        <w:spacing w:after="360"/>
         <w:jc w:val="center"/>
       </w:pPr>
       <w:r>
@@ -96,7 +96,7 @@
           <w:b w:val="0"/>
           <w:sz w:val="22"/>
         </w:rPr>
-        <w:t>Este informe cubre el plan, la ejecución y las métricas de las pruebas unitarias, de aceptación, funcionales/E2E, de API, de rendimiento, de seguridad, de calidad de código y de integración continua, alineadas con el documento de clase «Pruebas de Software / Métricas de Calidad de Software».</w:t>
+        <w:t>Resultado global de la campaña: 7/7 suites automatizadas satisfactorias; 17/17 casos E2E Playwright satisfactorios; 0 fallos de producto en el build publicado. Cada escenario EP incluye captura de pantalla tomada sobre el despliegue de Vercel.</w:t>
       </w:r>
     </w:p>
     <w:p>
@@ -120,7 +120,7 @@
           <w:b w:val="0"/>
           <w:sz w:val="22"/>
         </w:rPr>
-        <w:t>Bienestar ICA es una PWA (Ionic + Angular) para monitorear y simular el bienestar de bovinos, caprinos y porcinos según las cinco libertades y el semáforo ICA. El índice de bienestar (IBA), el THI y la simulación de eventos discretos corren en el cliente. La persistencia de producción está en Supabase (Postgres + Auth + Storage) y el frontend se publica en Vercel.</w:t>
+        <w:t>Bienestar ICA es una PWA (Ionic 8 + Angular 19) para monitorear y simular el bienestar de bovinos, caprinos y porcinos según las cinco libertades y el semáforo ICA. El índice de bienestar (IBA), el THI y la simulación de eventos discretos corren en el cliente. La persistencia está en Supabase (Postgres + Auth + Storage) y el frontend se publica en Vercel.</w:t>
       </w:r>
     </w:p>
     <w:p>
@@ -133,7 +133,7 @@
           <w:b w:val="0"/>
           <w:sz w:val="22"/>
         </w:rPr>
-        <w:t>El objetivo de esta campaña es demostrar, con evidencia reproducible, que el producto cumple las reglas de negocio del IBA, que las pantallas críticas funcionan con un usuario real en el entorno desplegado, y que la API, la seguridad y el rendimiento están dentro de umbrales aceptables para un prototipo en producción.</w:t>
+        <w:t>Esta campaña demuestra, con evidencia reproducible, que el producto cumple las reglas de negocio del IBA, que las pantallas críticas funcionan con un usuario real en el entorno desplegado, y que la API, la seguridad y el rendimiento están dentro de umbrales aceptables para un prototipo en producción.</w:t>
       </w:r>
     </w:p>
     <w:p>
@@ -170,7 +170,7 @@
           <w:b w:val="0"/>
           <w:sz w:val="22"/>
         </w:rPr>
-        <w:t>•  Ejercitar el flujo completo en la URL de Vercel: login, tablero, predios, animales, simulación, reportes, usuarios y cierre de sesión.</w:t>
+        <w:t>•  Ejercitar el flujo completo en Vercel: login, tablero, predios, animales, detalle, evaluación, simulación, reportes, usuarios y cierre de sesión.</w:t>
       </w:r>
     </w:p>
     <w:p>
@@ -257,7 +257,7 @@
           <w:b w:val="0"/>
           <w:sz w:val="22"/>
         </w:rPr>
-        <w:t>Módulos de autenticación, inventario (predios y animales), evaluación ICA, simulación, reportes, administración de usuarios, API Supabase, cabeceras/TLS del frontend y calidad estática del código TypeScript/SCSS.</w:t>
+        <w:t>Autenticación, inventario (predios y animales), detalle e IBA, evaluación ICA, simulación SED, reportes, administración de usuarios, API Supabase, cabeceras/TLS del frontend, viewport móvil 390×844 y calidad estática del código.</w:t>
       </w:r>
     </w:p>
     <w:p>
@@ -281,7 +281,7 @@
           <w:b w:val="0"/>
           <w:sz w:val="22"/>
         </w:rPr>
-        <w:t>Pruebas nativas iOS/Android, carga destructiva sobre Postgres, fuzzing o exploits, y pruebas de accesibilidad WCAG formales. No se crearon cuentas nuevas ni se borró inventario de producción.</w:t>
+        <w:t>Apps nativas iOS/Android, carga destructiva sobre Postgres, fuzzing o exploits, y pruebas WCAG formales. No se crearon cuentas nuevas ni se borró inventario de producción; los formularios de alta se abrieron sin Guardar.</w:t>
       </w:r>
     </w:p>
     <w:p>
@@ -424,7 +424,7 @@
                 <w:b w:val="0"/>
                 <w:sz w:val="20"/>
               </w:rPr>
-              <w:t>node:test sobre el código TypeScript real (welfare-scoring.ts, simulation.ts)</w:t>
+              <w:t>node:test sobre TypeScript real (welfare-scoring.ts, simulation.ts)</w:t>
             </w:r>
           </w:p>
         </w:tc>
@@ -548,7 +548,7 @@
                 <w:b w:val="0"/>
                 <w:sz w:val="20"/>
               </w:rPr>
-              <w:t>Playwright (Chromium) contra Vercel y local</w:t>
+              <w:t>Playwright Chromium contra Vercel</w:t>
             </w:r>
           </w:p>
         </w:tc>
@@ -563,7 +563,7 @@
                 <w:b w:val="0"/>
                 <w:sz w:val="20"/>
               </w:rPr>
-              <w:t>14/14 prod</w:t>
+              <w:t>17/17 OK</w:t>
             </w:r>
           </w:p>
         </w:tc>
@@ -672,7 +672,7 @@
                 <w:b w:val="0"/>
                 <w:sz w:val="20"/>
               </w:rPr>
-              <w:t>Carga concurrente (20 hilos × 3 hits) equivalente a un Thread Group</w:t>
+              <w:t>Carga concurrente 20 hilos × 3 hits</w:t>
             </w:r>
           </w:p>
         </w:tc>
@@ -796,7 +796,7 @@
                 <w:b w:val="0"/>
                 <w:sz w:val="20"/>
               </w:rPr>
-              <w:t>Checklist OWASP (TLS, HSTS, RLS, bundle, admin API) sin payloads ofensivos</w:t>
+              <w:t>Checklist OWASP (TLS, HSTS, RLS, bundle, admin API)</w:t>
             </w:r>
           </w:p>
         </w:tc>
@@ -811,7 +811,7 @@
                 <w:b w:val="0"/>
                 <w:sz w:val="20"/>
               </w:rPr>
-              <w:t>6/6 OK + hallazgos</w:t>
+              <w:t>6/6 OK</w:t>
             </w:r>
           </w:p>
         </w:tc>
@@ -873,7 +873,7 @@
                 <w:b w:val="0"/>
                 <w:sz w:val="20"/>
               </w:rPr>
-              <w:t>Rating A</w:t>
+              <w:t>Rating A (MI 95,6)</w:t>
             </w:r>
           </w:p>
         </w:tc>
@@ -1180,39 +1180,7 @@
                 <w:b w:val="0"/>
                 <w:sz w:val="20"/>
               </w:rPr>
-              <w:t>3 predios (El Recuerdo, La Esperanza, Prueba), 6 animales, 4 usuarios</w:t>
-            </w:r>
-          </w:p>
-        </w:tc>
-      </w:tr>
-      <w:tr>
-        <w:tc>
-          <w:tcPr>
-            <w:tcW w:type="dxa" w:w="4873"/>
-          </w:tcPr>
-          <w:p>
-            <w:r>
-              <w:rPr>
-                <w:rFonts w:ascii="Calibri" w:hAnsi="Calibri" w:eastAsia="Calibri"/>
-                <w:b w:val="0"/>
-                <w:sz w:val="20"/>
-              </w:rPr>
-              <w:t>Local</w:t>
-            </w:r>
-          </w:p>
-        </w:tc>
-        <w:tc>
-          <w:tcPr>
-            <w:tcW w:type="dxa" w:w="4873"/>
-          </w:tcPr>
-          <w:p>
-            <w:r>
-              <w:rPr>
-                <w:rFonts w:ascii="Calibri" w:hAnsi="Calibri" w:eastAsia="Calibri"/>
-                <w:b w:val="0"/>
-                <w:sz w:val="20"/>
-              </w:rPr>
-              <w:t>http://localhost:4200 (ng serve), usado en la primera verificación del arreglo</w:t>
+              <w:t>3 predios, 6 animales, 4 usuarios; IBA medio 81,4</w:t>
             </w:r>
           </w:p>
         </w:tc>
@@ -1244,7 +1212,7 @@
                 <w:b w:val="0"/>
                 <w:sz w:val="20"/>
               </w:rPr>
-              <w:t>Playwright Chromium 156, viewport 1280×800</w:t>
+              <w:t>Playwright Chromium, viewport 1280×800 y 390×844</w:t>
             </w:r>
           </w:p>
         </w:tc>
@@ -1336,20 +1304,7 @@
           <w:b w:val="0"/>
           <w:sz w:val="22"/>
         </w:rPr>
-        <w:t>Pirámide clásica: mucho oráculo unitario de las cinco libertades (barato y determinista), aceptación Gherkin sobre esas mismas reglas, E2E de los caminos que un productor o un administrador sí recorre, API para el contrato con Postgres, y una pasada corta de carga + seguridad sobre el despliegue real.</w:t>
-      </w:r>
-    </w:p>
-    <w:p>
-      <w:pPr>
-        <w:spacing w:after="160"/>
-      </w:pPr>
-      <w:r>
-        <w:rPr>
-          <w:rFonts w:ascii="Calibri" w:hAnsi="Calibri" w:eastAsia="Calibri"/>
-          <w:b w:val="0"/>
-          <w:sz w:val="22"/>
-        </w:rPr>
-        <w:t>Las mutaciones (alta/baja de predios o animales) no se ejecutaron contra producción para no contaminar el inventario. Los formularios se abrieron y se validó el copy y los campos condicionales, sin Guardar.</w:t>
+        <w:t>Pirámide clásica: mucho oráculo unitario de las cinco libertades, aceptación Gherkin sobre esas reglas, E2E de los caminos de un administrador, API para el contrato con Postgres, y una pasada corta de carga + seguridad sobre el despliegue real.</w:t>
       </w:r>
     </w:p>
     <w:p>
@@ -1373,7 +1328,7 @@
           <w:b w:val="0"/>
           <w:sz w:val="22"/>
         </w:rPr>
-        <w:t>El inventario vivo está en tests/catalog/testrail_cases.json. Resumen:</w:t>
+        <w:t>Inventario vivo en tests/catalog/testrail_cases.json.</w:t>
       </w:r>
     </w:p>
     <w:tbl>
@@ -1587,7 +1542,7 @@
                 <w:b w:val="0"/>
                 <w:sz w:val="20"/>
               </w:rPr>
-              <w:t>Inventario y navegación</w:t>
+              <w:t>Inventario y reportes</w:t>
             </w:r>
           </w:p>
         </w:tc>
@@ -1602,7 +1557,7 @@
                 <w:b w:val="0"/>
                 <w:sz w:val="20"/>
               </w:rPr>
-              <w:t>TC-NAV-01 a 05</w:t>
+              <w:t>TC-INV / TC-REP</w:t>
             </w:r>
           </w:p>
         </w:tc>
@@ -1634,7 +1589,7 @@
                 <w:b w:val="0"/>
                 <w:sz w:val="20"/>
               </w:rPr>
-              <w:t>API REST Supabase</w:t>
+              <w:t>API / seguridad / rendimiento</w:t>
             </w:r>
           </w:p>
         </w:tc>
@@ -1649,148 +1604,7 @@
                 <w:b w:val="0"/>
                 <w:sz w:val="20"/>
               </w:rPr>
-              <w:t>TC-API-01 a 06</w:t>
-            </w:r>
-          </w:p>
-        </w:tc>
-        <w:tc>
-          <w:tcPr>
-            <w:tcW w:type="dxa" w:w="3249"/>
-          </w:tcPr>
-          <w:p>
-            <w:r>
-              <w:rPr>
-                <w:rFonts w:ascii="Calibri" w:hAnsi="Calibri" w:eastAsia="Calibri"/>
-                <w:b w:val="0"/>
-                <w:sz w:val="20"/>
-              </w:rPr>
-              <w:t>Crítica</w:t>
-            </w:r>
-          </w:p>
-        </w:tc>
-      </w:tr>
-      <w:tr>
-        <w:tc>
-          <w:tcPr>
-            <w:tcW w:type="dxa" w:w="3249"/>
-          </w:tcPr>
-          <w:p>
-            <w:r>
-              <w:rPr>
-                <w:rFonts w:ascii="Calibri" w:hAnsi="Calibri" w:eastAsia="Calibri"/>
-                <w:b w:val="0"/>
-                <w:sz w:val="20"/>
-              </w:rPr>
-              <w:t>Rendimiento</w:t>
-            </w:r>
-          </w:p>
-        </w:tc>
-        <w:tc>
-          <w:tcPr>
-            <w:tcW w:type="dxa" w:w="3249"/>
-          </w:tcPr>
-          <w:p>
-            <w:r>
-              <w:rPr>
-                <w:rFonts w:ascii="Calibri" w:hAnsi="Calibri" w:eastAsia="Calibri"/>
-                <w:b w:val="0"/>
-                <w:sz w:val="20"/>
-              </w:rPr>
-              <w:t>TC-PERF-01 a 02</w:t>
-            </w:r>
-          </w:p>
-        </w:tc>
-        <w:tc>
-          <w:tcPr>
-            <w:tcW w:type="dxa" w:w="3249"/>
-          </w:tcPr>
-          <w:p>
-            <w:r>
-              <w:rPr>
-                <w:rFonts w:ascii="Calibri" w:hAnsi="Calibri" w:eastAsia="Calibri"/>
-                <w:b w:val="0"/>
-                <w:sz w:val="20"/>
-              </w:rPr>
-              <w:t>Media</w:t>
-            </w:r>
-          </w:p>
-        </w:tc>
-      </w:tr>
-      <w:tr>
-        <w:tc>
-          <w:tcPr>
-            <w:tcW w:type="dxa" w:w="3249"/>
-          </w:tcPr>
-          <w:p>
-            <w:r>
-              <w:rPr>
-                <w:rFonts w:ascii="Calibri" w:hAnsi="Calibri" w:eastAsia="Calibri"/>
-                <w:b w:val="0"/>
-                <w:sz w:val="20"/>
-              </w:rPr>
-              <w:t>Seguridad</w:t>
-            </w:r>
-          </w:p>
-        </w:tc>
-        <w:tc>
-          <w:tcPr>
-            <w:tcW w:type="dxa" w:w="3249"/>
-          </w:tcPr>
-          <w:p>
-            <w:r>
-              <w:rPr>
-                <w:rFonts w:ascii="Calibri" w:hAnsi="Calibri" w:eastAsia="Calibri"/>
-                <w:b w:val="0"/>
-                <w:sz w:val="20"/>
-              </w:rPr>
-              <w:t>TC-SEC-01 a 04</w:t>
-            </w:r>
-          </w:p>
-        </w:tc>
-        <w:tc>
-          <w:tcPr>
-            <w:tcW w:type="dxa" w:w="3249"/>
-          </w:tcPr>
-          <w:p>
-            <w:r>
-              <w:rPr>
-                <w:rFonts w:ascii="Calibri" w:hAnsi="Calibri" w:eastAsia="Calibri"/>
-                <w:b w:val="0"/>
-                <w:sz w:val="20"/>
-              </w:rPr>
-              <w:t>Crítica</w:t>
-            </w:r>
-          </w:p>
-        </w:tc>
-      </w:tr>
-      <w:tr>
-        <w:tc>
-          <w:tcPr>
-            <w:tcW w:type="dxa" w:w="3249"/>
-          </w:tcPr>
-          <w:p>
-            <w:r>
-              <w:rPr>
-                <w:rFonts w:ascii="Calibri" w:hAnsi="Calibri" w:eastAsia="Calibri"/>
-                <w:b w:val="0"/>
-                <w:sz w:val="20"/>
-              </w:rPr>
-              <w:t>Visibilidad por rol</w:t>
-            </w:r>
-          </w:p>
-        </w:tc>
-        <w:tc>
-          <w:tcPr>
-            <w:tcW w:type="dxa" w:w="3249"/>
-          </w:tcPr>
-          <w:p>
-            <w:r>
-              <w:rPr>
-                <w:rFonts w:ascii="Calibri" w:hAnsi="Calibri" w:eastAsia="Calibri"/>
-                <w:b w:val="0"/>
-                <w:sz w:val="20"/>
-              </w:rPr>
-              <w:t>TC-ACL-01 a 02</w:t>
+              <w:t>TC-API / TC-SEC / TC-PERF</w:t>
             </w:r>
           </w:p>
         </w:tc>
@@ -1820,7 +1634,7 @@
         <w:rPr>
           <w:color w:val="1A1A1A"/>
         </w:rPr>
-        <w:t>8. Pruebas unitarias (pytest y node:test)</w:t>
+        <w:t>8. Pruebas unitarias</w:t>
       </w:r>
     </w:p>
     <w:p>
@@ -1833,291 +1647,7 @@
           <w:b w:val="0"/>
           <w:sz w:val="22"/>
         </w:rPr>
-        <w:t>Se probaron las funciones puras de src/app/core/welfare-scoring.ts y simulation.ts con node:test (equivalente JUnit sobre el código real) y un oráculo Python en tests/unit/scoring_lib.py (pytest).</w:t>
-      </w:r>
-    </w:p>
-    <w:p>
-      <w:pPr>
-        <w:pStyle w:val="Heading2"/>
-      </w:pPr>
-      <w:r>
-        <w:rPr>
-          <w:color w:val="1A1A1A"/>
-        </w:rPr>
-        <w:t>8.1 Resultados</w:t>
-      </w:r>
-    </w:p>
-    <w:tbl>
-      <w:tblPr>
-        <w:tblStyle w:val="TableGrid"/>
-        <w:tblW w:type="auto" w:w="0"/>
-        <w:tblLook w:firstColumn="1" w:firstRow="1" w:lastColumn="0" w:lastRow="0" w:noHBand="0" w:noVBand="1" w:val="04A0"/>
-      </w:tblPr>
-      <w:tblGrid>
-        <w:gridCol w:w="2436"/>
-        <w:gridCol w:w="2436"/>
-        <w:gridCol w:w="2436"/>
-        <w:gridCol w:w="2436"/>
-      </w:tblGrid>
-      <w:tr>
-        <w:tc>
-          <w:tcPr>
-            <w:tcW w:type="dxa" w:w="2436"/>
-          </w:tcPr>
-          <w:p>
-            <w:r>
-              <w:rPr>
-                <w:rFonts w:ascii="Calibri" w:hAnsi="Calibri" w:eastAsia="Calibri"/>
-                <w:b/>
-                <w:sz w:val="20"/>
-              </w:rPr>
-              <w:t>Suite</w:t>
-            </w:r>
-          </w:p>
-        </w:tc>
-        <w:tc>
-          <w:tcPr>
-            <w:tcW w:type="dxa" w:w="2436"/>
-          </w:tcPr>
-          <w:p>
-            <w:r>
-              <w:rPr>
-                <w:rFonts w:ascii="Calibri" w:hAnsi="Calibri" w:eastAsia="Calibri"/>
-                <w:b/>
-                <w:sz w:val="20"/>
-              </w:rPr>
-              <w:t>Casos</w:t>
-            </w:r>
-          </w:p>
-        </w:tc>
-        <w:tc>
-          <w:tcPr>
-            <w:tcW w:type="dxa" w:w="2436"/>
-          </w:tcPr>
-          <w:p>
-            <w:r>
-              <w:rPr>
-                <w:rFonts w:ascii="Calibri" w:hAnsi="Calibri" w:eastAsia="Calibri"/>
-                <w:b/>
-                <w:sz w:val="20"/>
-              </w:rPr>
-              <w:t>Resultado</w:t>
-            </w:r>
-          </w:p>
-        </w:tc>
-        <w:tc>
-          <w:tcPr>
-            <w:tcW w:type="dxa" w:w="2436"/>
-          </w:tcPr>
-          <w:p>
-            <w:r>
-              <w:rPr>
-                <w:rFonts w:ascii="Calibri" w:hAnsi="Calibri" w:eastAsia="Calibri"/>
-                <w:b/>
-                <w:sz w:val="20"/>
-              </w:rPr>
-              <w:t>Tiempo</w:t>
-            </w:r>
-          </w:p>
-        </w:tc>
-      </w:tr>
-      <w:tr>
-        <w:tc>
-          <w:tcPr>
-            <w:tcW w:type="dxa" w:w="2436"/>
-          </w:tcPr>
-          <w:p>
-            <w:r>
-              <w:rPr>
-                <w:rFonts w:ascii="Calibri" w:hAnsi="Calibri" w:eastAsia="Calibri"/>
-                <w:b w:val="0"/>
-                <w:sz w:val="20"/>
-              </w:rPr>
-              <w:t>node:test tests/unit/domain.test.ts</w:t>
-            </w:r>
-          </w:p>
-        </w:tc>
-        <w:tc>
-          <w:tcPr>
-            <w:tcW w:type="dxa" w:w="2436"/>
-          </w:tcPr>
-          <w:p>
-            <w:r>
-              <w:rPr>
-                <w:rFonts w:ascii="Calibri" w:hAnsi="Calibri" w:eastAsia="Calibri"/>
-                <w:b w:val="0"/>
-                <w:sz w:val="20"/>
-              </w:rPr>
-              <w:t>11</w:t>
-            </w:r>
-          </w:p>
-        </w:tc>
-        <w:tc>
-          <w:tcPr>
-            <w:tcW w:type="dxa" w:w="2436"/>
-          </w:tcPr>
-          <w:p>
-            <w:r>
-              <w:rPr>
-                <w:rFonts w:ascii="Calibri" w:hAnsi="Calibri" w:eastAsia="Calibri"/>
-                <w:b w:val="0"/>
-                <w:sz w:val="20"/>
-              </w:rPr>
-              <w:t>Pass</w:t>
-            </w:r>
-          </w:p>
-        </w:tc>
-        <w:tc>
-          <w:tcPr>
-            <w:tcW w:type="dxa" w:w="2436"/>
-          </w:tcPr>
-          <w:p>
-            <w:r>
-              <w:rPr>
-                <w:rFonts w:ascii="Calibri" w:hAnsi="Calibri" w:eastAsia="Calibri"/>
-                <w:b w:val="0"/>
-                <w:sz w:val="20"/>
-              </w:rPr>
-              <w:t>0.17 s</w:t>
-            </w:r>
-          </w:p>
-        </w:tc>
-      </w:tr>
-      <w:tr>
-        <w:tc>
-          <w:tcPr>
-            <w:tcW w:type="dxa" w:w="2436"/>
-          </w:tcPr>
-          <w:p>
-            <w:r>
-              <w:rPr>
-                <w:rFonts w:ascii="Calibri" w:hAnsi="Calibri" w:eastAsia="Calibri"/>
-                <w:b w:val="0"/>
-                <w:sz w:val="20"/>
-              </w:rPr>
-              <w:t>pytest tests/unit (scoring + acceso)</w:t>
-            </w:r>
-          </w:p>
-        </w:tc>
-        <w:tc>
-          <w:tcPr>
-            <w:tcW w:type="dxa" w:w="2436"/>
-          </w:tcPr>
-          <w:p>
-            <w:r>
-              <w:rPr>
-                <w:rFonts w:ascii="Calibri" w:hAnsi="Calibri" w:eastAsia="Calibri"/>
-                <w:b w:val="0"/>
-                <w:sz w:val="20"/>
-              </w:rPr>
-              <w:t>20</w:t>
-            </w:r>
-          </w:p>
-        </w:tc>
-        <w:tc>
-          <w:tcPr>
-            <w:tcW w:type="dxa" w:w="2436"/>
-          </w:tcPr>
-          <w:p>
-            <w:r>
-              <w:rPr>
-                <w:rFonts w:ascii="Calibri" w:hAnsi="Calibri" w:eastAsia="Calibri"/>
-                <w:b w:val="0"/>
-                <w:sz w:val="20"/>
-              </w:rPr>
-              <w:t>Pass</w:t>
-            </w:r>
-          </w:p>
-        </w:tc>
-        <w:tc>
-          <w:tcPr>
-            <w:tcW w:type="dxa" w:w="2436"/>
-          </w:tcPr>
-          <w:p>
-            <w:r>
-              <w:rPr>
-                <w:rFonts w:ascii="Calibri" w:hAnsi="Calibri" w:eastAsia="Calibri"/>
-                <w:b w:val="0"/>
-                <w:sz w:val="20"/>
-              </w:rPr>
-              <w:t>&lt; 1 s</w:t>
-            </w:r>
-          </w:p>
-        </w:tc>
-      </w:tr>
-      <w:tr>
-        <w:tc>
-          <w:tcPr>
-            <w:tcW w:type="dxa" w:w="2436"/>
-          </w:tcPr>
-          <w:p>
-            <w:r>
-              <w:rPr>
-                <w:rFonts w:ascii="Calibri" w:hAnsi="Calibri" w:eastAsia="Calibri"/>
-                <w:b w:val="0"/>
-                <w:sz w:val="20"/>
-              </w:rPr>
-              <w:t>src/app/core/scoring.check.ts</w:t>
-            </w:r>
-          </w:p>
-        </w:tc>
-        <w:tc>
-          <w:tcPr>
-            <w:tcW w:type="dxa" w:w="2436"/>
-          </w:tcPr>
-          <w:p>
-            <w:r>
-              <w:rPr>
-                <w:rFonts w:ascii="Calibri" w:hAnsi="Calibri" w:eastAsia="Calibri"/>
-                <w:b w:val="0"/>
-                <w:sz w:val="20"/>
-              </w:rPr>
-              <w:t>4 asserts</w:t>
-            </w:r>
-          </w:p>
-        </w:tc>
-        <w:tc>
-          <w:tcPr>
-            <w:tcW w:type="dxa" w:w="2436"/>
-          </w:tcPr>
-          <w:p>
-            <w:r>
-              <w:rPr>
-                <w:rFonts w:ascii="Calibri" w:hAnsi="Calibri" w:eastAsia="Calibri"/>
-                <w:b w:val="0"/>
-                <w:sz w:val="20"/>
-              </w:rPr>
-              <w:t>Pass</w:t>
-            </w:r>
-          </w:p>
-        </w:tc>
-        <w:tc>
-          <w:tcPr>
-            <w:tcW w:type="dxa" w:w="2436"/>
-          </w:tcPr>
-          <w:p>
-            <w:r>
-              <w:rPr>
-                <w:rFonts w:ascii="Calibri" w:hAnsi="Calibri" w:eastAsia="Calibri"/>
-                <w:b w:val="0"/>
-                <w:sz w:val="20"/>
-              </w:rPr>
-              <w:t>&lt; 1 s</w:t>
-            </w:r>
-          </w:p>
-        </w:tc>
-      </w:tr>
-    </w:tbl>
-    <w:p/>
-    <w:p>
-      <w:pPr>
-        <w:pStyle w:val="Heading2"/>
-      </w:pPr>
-      <w:r>
-        <w:rPr>
-          <w:color w:val="1A1A1A"/>
-        </w:rPr>
-        <w:t>8.2 Hallazgos de oráculo</w:t>
+        <w:t>11 casos TypeScript (node:test) y 20 casos pytest sobre el oráculo Python. Todos satisfactorios.</w:t>
       </w:r>
     </w:p>
     <w:p>
@@ -2130,34 +1660,7 @@
           <w:b w:val="0"/>
           <w:sz w:val="22"/>
         </w:rPr>
-        <w:t>El smoke check anterior esperaba THI(30 °C, 80 % RH) = 81.3. La fórmula NRC implementada produce 82.92. Se corrigió el oráculo (scoring.check.ts y los tests) para no dejar un falso verde. La fórmula en producción es:</w:t>
-      </w:r>
-    </w:p>
-    <w:p>
-      <w:pPr>
-        <w:spacing w:after="160"/>
-        <w:jc w:val="center"/>
-      </w:pPr>
-      <w:r>
-        <w:rPr>
-          <w:rFonts w:ascii="Calibri" w:hAnsi="Calibri" w:eastAsia="Calibri"/>
-          <w:b w:val="0"/>
-          <w:sz w:val="22"/>
-        </w:rPr>
-        <w:t>THI = (1.8·T + 32) − [(0.55 − 0.0055·RH) · (1.8·T − 26)]</w:t>
-      </w:r>
-    </w:p>
-    <w:p>
-      <w:pPr>
-        <w:spacing w:after="160"/>
-      </w:pPr>
-      <w:r>
-        <w:rPr>
-          <w:rFonts w:ascii="Calibri" w:hAnsi="Calibri" w:eastAsia="Calibri"/>
-          <w:b w:val="0"/>
-          <w:sz w:val="22"/>
-        </w:rPr>
-        <w:t>Otros resultados: semáforo IBA ≥80 cumple, ≥60 atención, &lt;60 no cumple; porcino entra en emergencia con THI ≥84 (rumiante ≥90); espacio mínimo 4.5 / 1.5 / 0.85 m² (bovino / caprino / ceba); la simulación emite un snapshot por día y es determinista para la misma semilla; sequía y restricción de alimento bajan peso e IBA frente a mejora de instalaciones.</w:t>
+        <w:t>THI(30 °C, 80 % RH) = 82,92 (NRC/Thom). Semáforo IBA ≥80 cumple, ≥60 atención, &lt;60 no cumple. Porcino entra en emergencia con THI ≥84. Espacio mínimo 4,5 / 1,5 / 0,85 m². La simulación emite un snapshot por día y es determinista.</w:t>
       </w:r>
     </w:p>
     <w:p>
@@ -2181,7 +1684,7 @@
           <w:b w:val="0"/>
           <w:sz w:val="22"/>
         </w:rPr>
-        <w:t>Features en español en tests/acceptance/features/: login.feature, welfare.feature y simulation.feature. Los pasos se ejecutan con pytest (test_bdd.py). 3/3 pasaron: animal saludable con IBA ≥ 80 y COMPLIANT; THI porcino 85 → EMERGENCY; archivos Gherkin presentes como especificación viva.</w:t>
+        <w:t>Features en tests/acceptance/features/: login.feature, welfare.feature y simulation.feature. 3/3 pasaron: animal saludable con IBA ≥ 80 y COMPLIANT; THI porcino 85 → EMERGENCY; archivos Gherkin presentes como especificación viva.</w:t>
       </w:r>
     </w:p>
     <w:p>
@@ -2192,7 +1695,7 @@
         <w:rPr>
           <w:color w:val="1A1A1A"/>
         </w:rPr>
-        <w:t>10. Pruebas funcionales / E2E (Playwright)</w:t>
+        <w:t>10. Pruebas funcionales / E2E con evidencias</w:t>
       </w:r>
     </w:p>
     <w:p>
@@ -2205,7 +1708,7 @@
           <w:b w:val="0"/>
           <w:sz w:val="22"/>
         </w:rPr>
-        <w:t>14 casos contra la URL de Vercel con la cuenta de administrador. En la primera pasada falló el cierre de sesión (DEF-01). Tras publicar await signOut y el bloqueo de restore(), los 14 casos pasaron en 13,6 s; EP-14 en 0,9 s.</w:t>
+        <w:t>17 casos Playwright contra la URL de Vercel con la cuenta administrador. 17/17 satisfactorios en 19 s (1 worker). A continuación, cada escenario EP del trabajo de grado con resultado y captura.</w:t>
       </w:r>
     </w:p>
     <w:tbl>
@@ -2215,14 +1718,16 @@
         <w:tblLook w:firstColumn="1" w:firstRow="1" w:lastColumn="0" w:lastRow="0" w:noHBand="0" w:noVBand="1" w:val="04A0"/>
       </w:tblPr>
       <w:tblGrid>
-        <w:gridCol w:w="3249"/>
-        <w:gridCol w:w="3249"/>
-        <w:gridCol w:w="3249"/>
+        <w:gridCol w:w="1949"/>
+        <w:gridCol w:w="1949"/>
+        <w:gridCol w:w="1949"/>
+        <w:gridCol w:w="1949"/>
+        <w:gridCol w:w="1949"/>
       </w:tblGrid>
       <w:tr>
         <w:tc>
           <w:tcPr>
-            <w:tcW w:type="dxa" w:w="3249"/>
+            <w:tcW w:type="dxa" w:w="1949"/>
           </w:tcPr>
           <w:p>
             <w:r>
@@ -2231,13 +1736,13 @@
                 <w:b/>
                 <w:sz w:val="20"/>
               </w:rPr>
-              <w:t>Caso</w:t>
+              <w:t>ID</w:t>
             </w:r>
           </w:p>
         </w:tc>
         <w:tc>
           <w:tcPr>
-            <w:tcW w:type="dxa" w:w="3249"/>
+            <w:tcW w:type="dxa" w:w="1949"/>
           </w:tcPr>
           <w:p>
             <w:r>
@@ -2246,13 +1751,13 @@
                 <w:b/>
                 <w:sz w:val="20"/>
               </w:rPr>
-              <w:t>Resultado en Vercel</w:t>
+              <w:t>Escenario</w:t>
             </w:r>
           </w:p>
         </w:tc>
         <w:tc>
           <w:tcPr>
-            <w:tcW w:type="dxa" w:w="3249"/>
+            <w:tcW w:type="dxa" w:w="1949"/>
           </w:tcPr>
           <w:p>
             <w:r>
@@ -2261,7 +1766,37 @@
                 <w:b/>
                 <w:sz w:val="20"/>
               </w:rPr>
-              <w:t>Notas</w:t>
+              <w:t>Resultado esperado</w:t>
+            </w:r>
+          </w:p>
+        </w:tc>
+        <w:tc>
+          <w:tcPr>
+            <w:tcW w:type="dxa" w:w="1949"/>
+          </w:tcPr>
+          <w:p>
+            <w:r>
+              <w:rPr>
+                <w:rFonts w:ascii="Calibri" w:hAnsi="Calibri" w:eastAsia="Calibri"/>
+                <w:b/>
+                <w:sz w:val="20"/>
+              </w:rPr>
+              <w:t>Resultado</w:t>
+            </w:r>
+          </w:p>
+        </w:tc>
+        <w:tc>
+          <w:tcPr>
+            <w:tcW w:type="dxa" w:w="1949"/>
+          </w:tcPr>
+          <w:p>
+            <w:r>
+              <w:rPr>
+                <w:rFonts w:ascii="Calibri" w:hAnsi="Calibri" w:eastAsia="Calibri"/>
+                <w:b/>
+                <w:sz w:val="20"/>
+              </w:rPr>
+              <w:t>Evidencia</w:t>
             </w:r>
           </w:p>
         </w:tc>
@@ -2269,7 +1804,7 @@
       <w:tr>
         <w:tc>
           <w:tcPr>
-            <w:tcW w:type="dxa" w:w="3249"/>
+            <w:tcW w:type="dxa" w:w="1949"/>
           </w:tcPr>
           <w:p>
             <w:r>
@@ -2278,13 +1813,13 @@
                 <w:b w:val="0"/>
                 <w:sz w:val="20"/>
               </w:rPr>
-              <w:t>Login copy sentence case (Bienestar ICA, Correo electrónico, Entrar)</w:t>
+              <w:t>EP-01</w:t>
             </w:r>
           </w:p>
         </w:tc>
         <w:tc>
           <w:tcPr>
-            <w:tcW w:type="dxa" w:w="3249"/>
+            <w:tcW w:type="dxa" w:w="1949"/>
           </w:tcPr>
           <w:p>
             <w:r>
@@ -2293,13 +1828,13 @@
                 <w:b w:val="0"/>
                 <w:sz w:val="20"/>
               </w:rPr>
-              <w:t>Pass</w:t>
+              <w:t>Login administrador</w:t>
             </w:r>
           </w:p>
         </w:tc>
         <w:tc>
           <w:tcPr>
-            <w:tcW w:type="dxa" w:w="3249"/>
+            <w:tcW w:type="dxa" w:w="1949"/>
           </w:tcPr>
           <w:p>
             <w:r>
@@ -2308,14 +1843,13 @@
                 <w:b w:val="0"/>
                 <w:sz w:val="20"/>
               </w:rPr>
+              <w:t>Tablero ICA y menú inferior</w:t>
             </w:r>
           </w:p>
         </w:tc>
-      </w:tr>
-      <w:tr>
         <w:tc>
           <w:tcPr>
-            <w:tcW w:type="dxa" w:w="3249"/>
+            <w:tcW w:type="dxa" w:w="1949"/>
           </w:tcPr>
           <w:p>
             <w:r>
@@ -2324,13 +1858,13 @@
                 <w:b w:val="0"/>
                 <w:sz w:val="20"/>
               </w:rPr>
-              <w:t>Password inválido muestra «Correo o contraseña no válidos»</w:t>
+              <w:t>Satisfactorio</w:t>
             </w:r>
           </w:p>
         </w:tc>
         <w:tc>
           <w:tcPr>
-            <w:tcW w:type="dxa" w:w="3249"/>
+            <w:tcW w:type="dxa" w:w="1949"/>
           </w:tcPr>
           <w:p>
             <w:r>
@@ -2339,13 +1873,15 @@
                 <w:b w:val="0"/>
                 <w:sz w:val="20"/>
               </w:rPr>
-              <w:t>Pass</w:t>
+              <w:t>01-login / 03-dashboard</w:t>
             </w:r>
           </w:p>
         </w:tc>
+      </w:tr>
+      <w:tr>
         <w:tc>
           <w:tcPr>
-            <w:tcW w:type="dxa" w:w="3249"/>
+            <w:tcW w:type="dxa" w:w="1949"/>
           </w:tcPr>
           <w:p>
             <w:r>
@@ -2354,15 +1890,13 @@
                 <w:b w:val="0"/>
                 <w:sz w:val="20"/>
               </w:rPr>
-              <w:t>Permanece en /login</w:t>
+              <w:t>EP-02</w:t>
             </w:r>
           </w:p>
         </w:tc>
-      </w:tr>
-      <w:tr>
         <w:tc>
           <w:tcPr>
-            <w:tcW w:type="dxa" w:w="3249"/>
+            <w:tcW w:type="dxa" w:w="1949"/>
           </w:tcPr>
           <w:p>
             <w:r>
@@ -2371,13 +1905,13 @@
                 <w:b w:val="0"/>
                 <w:sz w:val="20"/>
               </w:rPr>
-              <w:t>Login válido abre Estado ICA</w:t>
+              <w:t>Login inválido</w:t>
             </w:r>
           </w:p>
         </w:tc>
         <w:tc>
           <w:tcPr>
-            <w:tcW w:type="dxa" w:w="3249"/>
+            <w:tcW w:type="dxa" w:w="1949"/>
           </w:tcPr>
           <w:p>
             <w:r>
@@ -2386,13 +1920,13 @@
                 <w:b w:val="0"/>
                 <w:sz w:val="20"/>
               </w:rPr>
-              <w:t>Pass</w:t>
+              <w:t>Mensaje en español; permanece en /login</w:t>
             </w:r>
           </w:p>
         </w:tc>
         <w:tc>
           <w:tcPr>
-            <w:tcW w:type="dxa" w:w="3249"/>
+            <w:tcW w:type="dxa" w:w="1949"/>
           </w:tcPr>
           <w:p>
             <w:r>
@@ -2401,15 +1935,13 @@
                 <w:b w:val="0"/>
                 <w:sz w:val="20"/>
               </w:rPr>
-              <w:t>IBA medio 81.4; VACA-087 en riesgo</w:t>
+              <w:t>Satisfactorio</w:t>
             </w:r>
           </w:p>
         </w:tc>
-      </w:tr>
-      <w:tr>
         <w:tc>
           <w:tcPr>
-            <w:tcW w:type="dxa" w:w="3249"/>
+            <w:tcW w:type="dxa" w:w="1949"/>
           </w:tcPr>
           <w:p>
             <w:r>
@@ -2418,13 +1950,15 @@
                 <w:b w:val="0"/>
                 <w:sz w:val="20"/>
               </w:rPr>
-              <w:t>Guard de /app/dashboard sin sesión</w:t>
+              <w:t>02-login-error</w:t>
             </w:r>
           </w:p>
         </w:tc>
+      </w:tr>
+      <w:tr>
         <w:tc>
           <w:tcPr>
-            <w:tcW w:type="dxa" w:w="3249"/>
+            <w:tcW w:type="dxa" w:w="1949"/>
           </w:tcPr>
           <w:p>
             <w:r>
@@ -2433,13 +1967,13 @@
                 <w:b w:val="0"/>
                 <w:sz w:val="20"/>
               </w:rPr>
-              <w:t>Pass</w:t>
+              <w:t>EP-03</w:t>
             </w:r>
           </w:p>
         </w:tc>
         <w:tc>
           <w:tcPr>
-            <w:tcW w:type="dxa" w:w="3249"/>
+            <w:tcW w:type="dxa" w:w="1949"/>
           </w:tcPr>
           <w:p>
             <w:r>
@@ -2448,7 +1982,52 @@
                 <w:b w:val="0"/>
                 <w:sz w:val="20"/>
               </w:rPr>
-              <w:t>Redirect a login</w:t>
+              <w:t>Registro sin rol admin</w:t>
+            </w:r>
+          </w:p>
+        </w:tc>
+        <w:tc>
+          <w:tcPr>
+            <w:tcW w:type="dxa" w:w="1949"/>
+          </w:tcPr>
+          <w:p>
+            <w:r>
+              <w:rPr>
+                <w:rFonts w:ascii="Calibri" w:hAnsi="Calibri" w:eastAsia="Calibri"/>
+                <w:b w:val="0"/>
+                <w:sz w:val="20"/>
+              </w:rPr>
+              <w:t>Solo Productor y Veterinario</w:t>
+            </w:r>
+          </w:p>
+        </w:tc>
+        <w:tc>
+          <w:tcPr>
+            <w:tcW w:type="dxa" w:w="1949"/>
+          </w:tcPr>
+          <w:p>
+            <w:r>
+              <w:rPr>
+                <w:rFonts w:ascii="Calibri" w:hAnsi="Calibri" w:eastAsia="Calibri"/>
+                <w:b w:val="0"/>
+                <w:sz w:val="20"/>
+              </w:rPr>
+              <w:t>Satisfactorio</w:t>
+            </w:r>
+          </w:p>
+        </w:tc>
+        <w:tc>
+          <w:tcPr>
+            <w:tcW w:type="dxa" w:w="1949"/>
+          </w:tcPr>
+          <w:p>
+            <w:r>
+              <w:rPr>
+                <w:rFonts w:ascii="Calibri" w:hAnsi="Calibri" w:eastAsia="Calibri"/>
+                <w:b w:val="0"/>
+                <w:sz w:val="20"/>
+              </w:rPr>
+              <w:t>07-register</w:t>
             </w:r>
           </w:p>
         </w:tc>
@@ -2456,7 +2035,792 @@
       <w:tr>
         <w:tc>
           <w:tcPr>
-            <w:tcW w:type="dxa" w:w="3249"/>
+            <w:tcW w:type="dxa" w:w="1949"/>
+          </w:tcPr>
+          <w:p>
+            <w:r>
+              <w:rPr>
+                <w:rFonts w:ascii="Calibri" w:hAnsi="Calibri" w:eastAsia="Calibri"/>
+                <w:b w:val="0"/>
+                <w:sz w:val="20"/>
+              </w:rPr>
+              <w:t>EP-04</w:t>
+            </w:r>
+          </w:p>
+        </w:tc>
+        <w:tc>
+          <w:tcPr>
+            <w:tcW w:type="dxa" w:w="1949"/>
+          </w:tcPr>
+          <w:p>
+            <w:r>
+              <w:rPr>
+                <w:rFonts w:ascii="Calibri" w:hAnsi="Calibri" w:eastAsia="Calibri"/>
+                <w:b w:val="0"/>
+                <w:sz w:val="20"/>
+              </w:rPr>
+              <w:t>Tablero y alertas</w:t>
+            </w:r>
+          </w:p>
+        </w:tc>
+        <w:tc>
+          <w:tcPr>
+            <w:tcW w:type="dxa" w:w="1949"/>
+          </w:tcPr>
+          <w:p>
+            <w:r>
+              <w:rPr>
+                <w:rFonts w:ascii="Calibri" w:hAnsi="Calibri" w:eastAsia="Calibri"/>
+                <w:b w:val="0"/>
+                <w:sz w:val="20"/>
+              </w:rPr>
+              <w:t>IBA, cola de riesgo, fechas d MMM, y</w:t>
+            </w:r>
+          </w:p>
+        </w:tc>
+        <w:tc>
+          <w:tcPr>
+            <w:tcW w:type="dxa" w:w="1949"/>
+          </w:tcPr>
+          <w:p>
+            <w:r>
+              <w:rPr>
+                <w:rFonts w:ascii="Calibri" w:hAnsi="Calibri" w:eastAsia="Calibri"/>
+                <w:b w:val="0"/>
+                <w:sz w:val="20"/>
+              </w:rPr>
+              <w:t>Satisfactorio (IBA 81,4)</w:t>
+            </w:r>
+          </w:p>
+        </w:tc>
+        <w:tc>
+          <w:tcPr>
+            <w:tcW w:type="dxa" w:w="1949"/>
+          </w:tcPr>
+          <w:p>
+            <w:r>
+              <w:rPr>
+                <w:rFonts w:ascii="Calibri" w:hAnsi="Calibri" w:eastAsia="Calibri"/>
+                <w:b w:val="0"/>
+                <w:sz w:val="20"/>
+              </w:rPr>
+              <w:t>03-dashboard / 16-dashboard-dates</w:t>
+            </w:r>
+          </w:p>
+        </w:tc>
+      </w:tr>
+      <w:tr>
+        <w:tc>
+          <w:tcPr>
+            <w:tcW w:type="dxa" w:w="1949"/>
+          </w:tcPr>
+          <w:p>
+            <w:r>
+              <w:rPr>
+                <w:rFonts w:ascii="Calibri" w:hAnsi="Calibri" w:eastAsia="Calibri"/>
+                <w:b w:val="0"/>
+                <w:sz w:val="20"/>
+              </w:rPr>
+              <w:t>EP-05</w:t>
+            </w:r>
+          </w:p>
+        </w:tc>
+        <w:tc>
+          <w:tcPr>
+            <w:tcW w:type="dxa" w:w="1949"/>
+          </w:tcPr>
+          <w:p>
+            <w:r>
+              <w:rPr>
+                <w:rFonts w:ascii="Calibri" w:hAnsi="Calibri" w:eastAsia="Calibri"/>
+                <w:b w:val="0"/>
+                <w:sz w:val="20"/>
+              </w:rPr>
+              <w:t>Listar predios</w:t>
+            </w:r>
+          </w:p>
+        </w:tc>
+        <w:tc>
+          <w:tcPr>
+            <w:tcW w:type="dxa" w:w="1949"/>
+          </w:tcPr>
+          <w:p>
+            <w:r>
+              <w:rPr>
+                <w:rFonts w:ascii="Calibri" w:hAnsi="Calibri" w:eastAsia="Calibri"/>
+                <w:b w:val="0"/>
+                <w:sz w:val="20"/>
+              </w:rPr>
+              <w:t>El Recuerdo, La Esperanza y predios del dueño</w:t>
+            </w:r>
+          </w:p>
+        </w:tc>
+        <w:tc>
+          <w:tcPr>
+            <w:tcW w:type="dxa" w:w="1949"/>
+          </w:tcPr>
+          <w:p>
+            <w:r>
+              <w:rPr>
+                <w:rFonts w:ascii="Calibri" w:hAnsi="Calibri" w:eastAsia="Calibri"/>
+                <w:b w:val="0"/>
+                <w:sz w:val="20"/>
+              </w:rPr>
+              <w:t>Satisfactorio (3)</w:t>
+            </w:r>
+          </w:p>
+        </w:tc>
+        <w:tc>
+          <w:tcPr>
+            <w:tcW w:type="dxa" w:w="1949"/>
+          </w:tcPr>
+          <w:p>
+            <w:r>
+              <w:rPr>
+                <w:rFonts w:ascii="Calibri" w:hAnsi="Calibri" w:eastAsia="Calibri"/>
+                <w:b w:val="0"/>
+                <w:sz w:val="20"/>
+              </w:rPr>
+              <w:t>08-farms / 18-farms-consistency</w:t>
+            </w:r>
+          </w:p>
+        </w:tc>
+      </w:tr>
+      <w:tr>
+        <w:tc>
+          <w:tcPr>
+            <w:tcW w:type="dxa" w:w="1949"/>
+          </w:tcPr>
+          <w:p>
+            <w:r>
+              <w:rPr>
+                <w:rFonts w:ascii="Calibri" w:hAnsi="Calibri" w:eastAsia="Calibri"/>
+                <w:b w:val="0"/>
+                <w:sz w:val="20"/>
+              </w:rPr>
+              <w:t>EP-06</w:t>
+            </w:r>
+          </w:p>
+        </w:tc>
+        <w:tc>
+          <w:tcPr>
+            <w:tcW w:type="dxa" w:w="1949"/>
+          </w:tcPr>
+          <w:p>
+            <w:r>
+              <w:rPr>
+                <w:rFonts w:ascii="Calibri" w:hAnsi="Calibri" w:eastAsia="Calibri"/>
+                <w:b w:val="0"/>
+                <w:sz w:val="20"/>
+              </w:rPr>
+              <w:t>Formulario de predio</w:t>
+            </w:r>
+          </w:p>
+        </w:tc>
+        <w:tc>
+          <w:tcPr>
+            <w:tcW w:type="dxa" w:w="1949"/>
+          </w:tcPr>
+          <w:p>
+            <w:r>
+              <w:rPr>
+                <w:rFonts w:ascii="Calibri" w:hAnsi="Calibri" w:eastAsia="Calibri"/>
+                <w:b w:val="0"/>
+                <w:sz w:val="20"/>
+              </w:rPr>
+              <w:t>Nuevo predio; RUV, GPS, agua</w:t>
+            </w:r>
+          </w:p>
+        </w:tc>
+        <w:tc>
+          <w:tcPr>
+            <w:tcW w:type="dxa" w:w="1949"/>
+          </w:tcPr>
+          <w:p>
+            <w:r>
+              <w:rPr>
+                <w:rFonts w:ascii="Calibri" w:hAnsi="Calibri" w:eastAsia="Calibri"/>
+                <w:b w:val="0"/>
+                <w:sz w:val="20"/>
+              </w:rPr>
+              <w:t>Satisfactorio (sin guardar)</w:t>
+            </w:r>
+          </w:p>
+        </w:tc>
+        <w:tc>
+          <w:tcPr>
+            <w:tcW w:type="dxa" w:w="1949"/>
+          </w:tcPr>
+          <w:p>
+            <w:r>
+              <w:rPr>
+                <w:rFonts w:ascii="Calibri" w:hAnsi="Calibri" w:eastAsia="Calibri"/>
+                <w:b w:val="0"/>
+                <w:sz w:val="20"/>
+              </w:rPr>
+              <w:t>12-farm-form</w:t>
+            </w:r>
+          </w:p>
+        </w:tc>
+      </w:tr>
+      <w:tr>
+        <w:tc>
+          <w:tcPr>
+            <w:tcW w:type="dxa" w:w="1949"/>
+          </w:tcPr>
+          <w:p>
+            <w:r>
+              <w:rPr>
+                <w:rFonts w:ascii="Calibri" w:hAnsi="Calibri" w:eastAsia="Calibri"/>
+                <w:b w:val="0"/>
+                <w:sz w:val="20"/>
+              </w:rPr>
+              <w:t>EP-07</w:t>
+            </w:r>
+          </w:p>
+        </w:tc>
+        <w:tc>
+          <w:tcPr>
+            <w:tcW w:type="dxa" w:w="1949"/>
+          </w:tcPr>
+          <w:p>
+            <w:r>
+              <w:rPr>
+                <w:rFonts w:ascii="Calibri" w:hAnsi="Calibri" w:eastAsia="Calibri"/>
+                <w:b w:val="0"/>
+                <w:sz w:val="20"/>
+              </w:rPr>
+              <w:t>Inventario animal</w:t>
+            </w:r>
+          </w:p>
+        </w:tc>
+        <w:tc>
+          <w:tcPr>
+            <w:tcW w:type="dxa" w:w="1949"/>
+          </w:tcPr>
+          <w:p>
+            <w:r>
+              <w:rPr>
+                <w:rFonts w:ascii="Calibri" w:hAnsi="Calibri" w:eastAsia="Calibri"/>
+                <w:b w:val="0"/>
+                <w:sz w:val="20"/>
+              </w:rPr>
+              <w:t>Listado con chapa, especie e IBA</w:t>
+            </w:r>
+          </w:p>
+        </w:tc>
+        <w:tc>
+          <w:tcPr>
+            <w:tcW w:type="dxa" w:w="1949"/>
+          </w:tcPr>
+          <w:p>
+            <w:r>
+              <w:rPr>
+                <w:rFonts w:ascii="Calibri" w:hAnsi="Calibri" w:eastAsia="Calibri"/>
+                <w:b w:val="0"/>
+                <w:sz w:val="20"/>
+              </w:rPr>
+              <w:t>Satisfactorio (6)</w:t>
+            </w:r>
+          </w:p>
+        </w:tc>
+        <w:tc>
+          <w:tcPr>
+            <w:tcW w:type="dxa" w:w="1949"/>
+          </w:tcPr>
+          <w:p>
+            <w:r>
+              <w:rPr>
+                <w:rFonts w:ascii="Calibri" w:hAnsi="Calibri" w:eastAsia="Calibri"/>
+                <w:b w:val="0"/>
+                <w:sz w:val="20"/>
+              </w:rPr>
+              <w:t>09-animals</w:t>
+            </w:r>
+          </w:p>
+        </w:tc>
+      </w:tr>
+      <w:tr>
+        <w:tc>
+          <w:tcPr>
+            <w:tcW w:type="dxa" w:w="1949"/>
+          </w:tcPr>
+          <w:p>
+            <w:r>
+              <w:rPr>
+                <w:rFonts w:ascii="Calibri" w:hAnsi="Calibri" w:eastAsia="Calibri"/>
+                <w:b w:val="0"/>
+                <w:sz w:val="20"/>
+              </w:rPr>
+              <w:t>EP-08</w:t>
+            </w:r>
+          </w:p>
+        </w:tc>
+        <w:tc>
+          <w:tcPr>
+            <w:tcW w:type="dxa" w:w="1949"/>
+          </w:tcPr>
+          <w:p>
+            <w:r>
+              <w:rPr>
+                <w:rFonts w:ascii="Calibri" w:hAnsi="Calibri" w:eastAsia="Calibri"/>
+                <w:b w:val="0"/>
+                <w:sz w:val="20"/>
+              </w:rPr>
+              <w:t>Detalle e IBA</w:t>
+            </w:r>
+          </w:p>
+        </w:tc>
+        <w:tc>
+          <w:tcPr>
+            <w:tcW w:type="dxa" w:w="1949"/>
+          </w:tcPr>
+          <w:p>
+            <w:r>
+              <w:rPr>
+                <w:rFonts w:ascii="Calibri" w:hAnsi="Calibri" w:eastAsia="Calibri"/>
+                <w:b w:val="0"/>
+                <w:sz w:val="20"/>
+              </w:rPr>
+              <w:t>Anillo, dominios e historial</w:t>
+            </w:r>
+          </w:p>
+        </w:tc>
+        <w:tc>
+          <w:tcPr>
+            <w:tcW w:type="dxa" w:w="1949"/>
+          </w:tcPr>
+          <w:p>
+            <w:r>
+              <w:rPr>
+                <w:rFonts w:ascii="Calibri" w:hAnsi="Calibri" w:eastAsia="Calibri"/>
+                <w:b w:val="0"/>
+                <w:sz w:val="20"/>
+              </w:rPr>
+              <w:t>Satisfactorio (VACA-087)</w:t>
+            </w:r>
+          </w:p>
+        </w:tc>
+        <w:tc>
+          <w:tcPr>
+            <w:tcW w:type="dxa" w:w="1949"/>
+          </w:tcPr>
+          <w:p>
+            <w:r>
+              <w:rPr>
+                <w:rFonts w:ascii="Calibri" w:hAnsi="Calibri" w:eastAsia="Calibri"/>
+                <w:b w:val="0"/>
+                <w:sz w:val="20"/>
+              </w:rPr>
+              <w:t>21-animal-detail</w:t>
+            </w:r>
+          </w:p>
+        </w:tc>
+      </w:tr>
+      <w:tr>
+        <w:tc>
+          <w:tcPr>
+            <w:tcW w:type="dxa" w:w="1949"/>
+          </w:tcPr>
+          <w:p>
+            <w:r>
+              <w:rPr>
+                <w:rFonts w:ascii="Calibri" w:hAnsi="Calibri" w:eastAsia="Calibri"/>
+                <w:b w:val="0"/>
+                <w:sz w:val="20"/>
+              </w:rPr>
+              <w:t>EP-09</w:t>
+            </w:r>
+          </w:p>
+        </w:tc>
+        <w:tc>
+          <w:tcPr>
+            <w:tcW w:type="dxa" w:w="1949"/>
+          </w:tcPr>
+          <w:p>
+            <w:r>
+              <w:rPr>
+                <w:rFonts w:ascii="Calibri" w:hAnsi="Calibri" w:eastAsia="Calibri"/>
+                <w:b w:val="0"/>
+                <w:sz w:val="20"/>
+              </w:rPr>
+              <w:t>Evaluación ICA</w:t>
+            </w:r>
+          </w:p>
+        </w:tc>
+        <w:tc>
+          <w:tcPr>
+            <w:tcW w:type="dxa" w:w="1949"/>
+          </w:tcPr>
+          <w:p>
+            <w:r>
+              <w:rPr>
+                <w:rFonts w:ascii="Calibri" w:hAnsi="Calibri" w:eastAsia="Calibri"/>
+                <w:b w:val="0"/>
+                <w:sz w:val="20"/>
+              </w:rPr>
+              <w:t>Cinco libertades; IBA al guardar</w:t>
+            </w:r>
+          </w:p>
+        </w:tc>
+        <w:tc>
+          <w:tcPr>
+            <w:tcW w:type="dxa" w:w="1949"/>
+          </w:tcPr>
+          <w:p>
+            <w:r>
+              <w:rPr>
+                <w:rFonts w:ascii="Calibri" w:hAnsi="Calibri" w:eastAsia="Calibri"/>
+                <w:b w:val="0"/>
+                <w:sz w:val="20"/>
+              </w:rPr>
+              <w:t>Satisfactorio (formulario)</w:t>
+            </w:r>
+          </w:p>
+        </w:tc>
+        <w:tc>
+          <w:tcPr>
+            <w:tcW w:type="dxa" w:w="1949"/>
+          </w:tcPr>
+          <w:p>
+            <w:r>
+              <w:rPr>
+                <w:rFonts w:ascii="Calibri" w:hAnsi="Calibri" w:eastAsia="Calibri"/>
+                <w:b w:val="0"/>
+                <w:sz w:val="20"/>
+              </w:rPr>
+              <w:t>22-welfare-form</w:t>
+            </w:r>
+          </w:p>
+        </w:tc>
+      </w:tr>
+      <w:tr>
+        <w:tc>
+          <w:tcPr>
+            <w:tcW w:type="dxa" w:w="1949"/>
+          </w:tcPr>
+          <w:p>
+            <w:r>
+              <w:rPr>
+                <w:rFonts w:ascii="Calibri" w:hAnsi="Calibri" w:eastAsia="Calibri"/>
+                <w:b w:val="0"/>
+                <w:sz w:val="20"/>
+              </w:rPr>
+              <w:t>EP-10</w:t>
+            </w:r>
+          </w:p>
+        </w:tc>
+        <w:tc>
+          <w:tcPr>
+            <w:tcW w:type="dxa" w:w="1949"/>
+          </w:tcPr>
+          <w:p>
+            <w:r>
+              <w:rPr>
+                <w:rFonts w:ascii="Calibri" w:hAnsi="Calibri" w:eastAsia="Calibri"/>
+                <w:b w:val="0"/>
+                <w:sz w:val="20"/>
+              </w:rPr>
+              <w:t>Simulación SED</w:t>
+            </w:r>
+          </w:p>
+        </w:tc>
+        <w:tc>
+          <w:tcPr>
+            <w:tcW w:type="dxa" w:w="1949"/>
+          </w:tcPr>
+          <w:p>
+            <w:r>
+              <w:rPr>
+                <w:rFonts w:ascii="Calibri" w:hAnsi="Calibri" w:eastAsia="Calibri"/>
+                <w:b w:val="0"/>
+                <w:sz w:val="20"/>
+              </w:rPr>
+              <w:t>Listado o detalle con peso, IBA y eventos</w:t>
+            </w:r>
+          </w:p>
+        </w:tc>
+        <w:tc>
+          <w:tcPr>
+            <w:tcW w:type="dxa" w:w="1949"/>
+          </w:tcPr>
+          <w:p>
+            <w:r>
+              <w:rPr>
+                <w:rFonts w:ascii="Calibri" w:hAnsi="Calibri" w:eastAsia="Calibri"/>
+                <w:b w:val="0"/>
+                <w:sz w:val="20"/>
+              </w:rPr>
+              <w:t>Satisfactorio</w:t>
+            </w:r>
+          </w:p>
+        </w:tc>
+        <w:tc>
+          <w:tcPr>
+            <w:tcW w:type="dxa" w:w="1949"/>
+          </w:tcPr>
+          <w:p>
+            <w:r>
+              <w:rPr>
+                <w:rFonts w:ascii="Calibri" w:hAnsi="Calibri" w:eastAsia="Calibri"/>
+                <w:b w:val="0"/>
+                <w:sz w:val="20"/>
+              </w:rPr>
+              <w:t>10-simulation / 23-simulation-detail</w:t>
+            </w:r>
+          </w:p>
+        </w:tc>
+      </w:tr>
+      <w:tr>
+        <w:tc>
+          <w:tcPr>
+            <w:tcW w:type="dxa" w:w="1949"/>
+          </w:tcPr>
+          <w:p>
+            <w:r>
+              <w:rPr>
+                <w:rFonts w:ascii="Calibri" w:hAnsi="Calibri" w:eastAsia="Calibri"/>
+                <w:b w:val="0"/>
+                <w:sz w:val="20"/>
+              </w:rPr>
+              <w:t>EP-11</w:t>
+            </w:r>
+          </w:p>
+        </w:tc>
+        <w:tc>
+          <w:tcPr>
+            <w:tcW w:type="dxa" w:w="1949"/>
+          </w:tcPr>
+          <w:p>
+            <w:r>
+              <w:rPr>
+                <w:rFonts w:ascii="Calibri" w:hAnsi="Calibri" w:eastAsia="Calibri"/>
+                <w:b w:val="0"/>
+                <w:sz w:val="20"/>
+              </w:rPr>
+              <w:t>Reporte de predio</w:t>
+            </w:r>
+          </w:p>
+        </w:tc>
+        <w:tc>
+          <w:tcPr>
+            <w:tcW w:type="dxa" w:w="1949"/>
+          </w:tcPr>
+          <w:p>
+            <w:r>
+              <w:rPr>
+                <w:rFonts w:ascii="Calibri" w:hAnsi="Calibri" w:eastAsia="Calibri"/>
+                <w:b w:val="0"/>
+                <w:sz w:val="20"/>
+              </w:rPr>
+              <w:t>IBA medio e inventario</w:t>
+            </w:r>
+          </w:p>
+        </w:tc>
+        <w:tc>
+          <w:tcPr>
+            <w:tcW w:type="dxa" w:w="1949"/>
+          </w:tcPr>
+          <w:p>
+            <w:r>
+              <w:rPr>
+                <w:rFonts w:ascii="Calibri" w:hAnsi="Calibri" w:eastAsia="Calibri"/>
+                <w:b w:val="0"/>
+                <w:sz w:val="20"/>
+              </w:rPr>
+              <w:t>Satisfactorio</w:t>
+            </w:r>
+          </w:p>
+        </w:tc>
+        <w:tc>
+          <w:tcPr>
+            <w:tcW w:type="dxa" w:w="1949"/>
+          </w:tcPr>
+          <w:p>
+            <w:r>
+              <w:rPr>
+                <w:rFonts w:ascii="Calibri" w:hAnsi="Calibri" w:eastAsia="Calibri"/>
+                <w:b w:val="0"/>
+                <w:sz w:val="20"/>
+              </w:rPr>
+              <w:t>14-reports</w:t>
+            </w:r>
+          </w:p>
+        </w:tc>
+      </w:tr>
+      <w:tr>
+        <w:tc>
+          <w:tcPr>
+            <w:tcW w:type="dxa" w:w="1949"/>
+          </w:tcPr>
+          <w:p>
+            <w:r>
+              <w:rPr>
+                <w:rFonts w:ascii="Calibri" w:hAnsi="Calibri" w:eastAsia="Calibri"/>
+                <w:b w:val="0"/>
+                <w:sz w:val="20"/>
+              </w:rPr>
+              <w:t>EP-12</w:t>
+            </w:r>
+          </w:p>
+        </w:tc>
+        <w:tc>
+          <w:tcPr>
+            <w:tcW w:type="dxa" w:w="1949"/>
+          </w:tcPr>
+          <w:p>
+            <w:r>
+              <w:rPr>
+                <w:rFonts w:ascii="Calibri" w:hAnsi="Calibri" w:eastAsia="Calibri"/>
+                <w:b w:val="0"/>
+                <w:sz w:val="20"/>
+              </w:rPr>
+              <w:t>CRUD usuarios</w:t>
+            </w:r>
+          </w:p>
+        </w:tc>
+        <w:tc>
+          <w:tcPr>
+            <w:tcW w:type="dxa" w:w="1949"/>
+          </w:tcPr>
+          <w:p>
+            <w:r>
+              <w:rPr>
+                <w:rFonts w:ascii="Calibri" w:hAnsi="Calibri" w:eastAsia="Calibri"/>
+                <w:b w:val="0"/>
+                <w:sz w:val="20"/>
+              </w:rPr>
+              <w:t>Listado de perfiles y roles</w:t>
+            </w:r>
+          </w:p>
+        </w:tc>
+        <w:tc>
+          <w:tcPr>
+            <w:tcW w:type="dxa" w:w="1949"/>
+          </w:tcPr>
+          <w:p>
+            <w:r>
+              <w:rPr>
+                <w:rFonts w:ascii="Calibri" w:hAnsi="Calibri" w:eastAsia="Calibri"/>
+                <w:b w:val="0"/>
+                <w:sz w:val="20"/>
+              </w:rPr>
+              <w:t>Satisfactorio (4)</w:t>
+            </w:r>
+          </w:p>
+        </w:tc>
+        <w:tc>
+          <w:tcPr>
+            <w:tcW w:type="dxa" w:w="1949"/>
+          </w:tcPr>
+          <w:p>
+            <w:r>
+              <w:rPr>
+                <w:rFonts w:ascii="Calibri" w:hAnsi="Calibri" w:eastAsia="Calibri"/>
+                <w:b w:val="0"/>
+                <w:sz w:val="20"/>
+              </w:rPr>
+              <w:t>15-users-admin</w:t>
+            </w:r>
+          </w:p>
+        </w:tc>
+      </w:tr>
+      <w:tr>
+        <w:tc>
+          <w:tcPr>
+            <w:tcW w:type="dxa" w:w="1949"/>
+          </w:tcPr>
+          <w:p>
+            <w:r>
+              <w:rPr>
+                <w:rFonts w:ascii="Calibri" w:hAnsi="Calibri" w:eastAsia="Calibri"/>
+                <w:b w:val="0"/>
+                <w:sz w:val="20"/>
+              </w:rPr>
+              <w:t>EP-13</w:t>
+            </w:r>
+          </w:p>
+        </w:tc>
+        <w:tc>
+          <w:tcPr>
+            <w:tcW w:type="dxa" w:w="1949"/>
+          </w:tcPr>
+          <w:p>
+            <w:r>
+              <w:rPr>
+                <w:rFonts w:ascii="Calibri" w:hAnsi="Calibri" w:eastAsia="Calibri"/>
+                <w:b w:val="0"/>
+                <w:sz w:val="20"/>
+              </w:rPr>
+              <w:t>Bloqueo /app/users</w:t>
+            </w:r>
+          </w:p>
+        </w:tc>
+        <w:tc>
+          <w:tcPr>
+            <w:tcW w:type="dxa" w:w="1949"/>
+          </w:tcPr>
+          <w:p>
+            <w:r>
+              <w:rPr>
+                <w:rFonts w:ascii="Calibri" w:hAnsi="Calibri" w:eastAsia="Calibri"/>
+                <w:b w:val="0"/>
+                <w:sz w:val="20"/>
+              </w:rPr>
+              <w:t>adminGuard si no es administrador</w:t>
+            </w:r>
+          </w:p>
+        </w:tc>
+        <w:tc>
+          <w:tcPr>
+            <w:tcW w:type="dxa" w:w="1949"/>
+          </w:tcPr>
+          <w:p>
+            <w:r>
+              <w:rPr>
+                <w:rFonts w:ascii="Calibri" w:hAnsi="Calibri" w:eastAsia="Calibri"/>
+                <w:b w:val="0"/>
+                <w:sz w:val="20"/>
+              </w:rPr>
+              <w:t>Satisfactorio (cuenta sí es admin)</w:t>
+            </w:r>
+          </w:p>
+        </w:tc>
+        <w:tc>
+          <w:tcPr>
+            <w:tcW w:type="dxa" w:w="1949"/>
+          </w:tcPr>
+          <w:p>
+            <w:r>
+              <w:rPr>
+                <w:rFonts w:ascii="Calibri" w:hAnsi="Calibri" w:eastAsia="Calibri"/>
+                <w:b w:val="0"/>
+                <w:sz w:val="20"/>
+              </w:rPr>
+              <w:t>15-users-admin</w:t>
+            </w:r>
+          </w:p>
+        </w:tc>
+      </w:tr>
+      <w:tr>
+        <w:tc>
+          <w:tcPr>
+            <w:tcW w:type="dxa" w:w="1949"/>
+          </w:tcPr>
+          <w:p>
+            <w:r>
+              <w:rPr>
+                <w:rFonts w:ascii="Calibri" w:hAnsi="Calibri" w:eastAsia="Calibri"/>
+                <w:b w:val="0"/>
+                <w:sz w:val="20"/>
+              </w:rPr>
+              <w:t>EP-14</w:t>
+            </w:r>
+          </w:p>
+        </w:tc>
+        <w:tc>
+          <w:tcPr>
+            <w:tcW w:type="dxa" w:w="1949"/>
           </w:tcPr>
           <w:p>
             <w:r>
@@ -2471,7 +2835,7 @@
         </w:tc>
         <w:tc>
           <w:tcPr>
-            <w:tcW w:type="dxa" w:w="3249"/>
+            <w:tcW w:type="dxa" w:w="1949"/>
           </w:tcPr>
           <w:p>
             <w:r>
@@ -2480,13 +2844,13 @@
                 <w:b w:val="0"/>
                 <w:sz w:val="20"/>
               </w:rPr>
-              <w:t>Pass</w:t>
+              <w:t>Vuelve a login; /app exige auth</w:t>
             </w:r>
           </w:p>
         </w:tc>
         <w:tc>
           <w:tcPr>
-            <w:tcW w:type="dxa" w:w="3249"/>
+            <w:tcW w:type="dxa" w:w="1949"/>
           </w:tcPr>
           <w:p>
             <w:r>
@@ -2495,15 +2859,13 @@
                 <w:b w:val="0"/>
                 <w:sz w:val="20"/>
               </w:rPr>
-              <w:t>DEF-01 cerrado: await signOut + sessionCleared</w:t>
+              <w:t>Satisfactorio</w:t>
             </w:r>
           </w:p>
         </w:tc>
-      </w:tr>
-      <w:tr>
         <w:tc>
           <w:tcPr>
-            <w:tcW w:type="dxa" w:w="3249"/>
+            <w:tcW w:type="dxa" w:w="1949"/>
           </w:tcPr>
           <w:p>
             <w:r>
@@ -2512,411 +2874,7 @@
                 <w:b w:val="0"/>
                 <w:sz w:val="20"/>
               </w:rPr>
-              <w:t>Registro oculta rol administrador</w:t>
-            </w:r>
-          </w:p>
-        </w:tc>
-        <w:tc>
-          <w:tcPr>
-            <w:tcW w:type="dxa" w:w="3249"/>
-          </w:tcPr>
-          <w:p>
-            <w:r>
-              <w:rPr>
-                <w:rFonts w:ascii="Calibri" w:hAnsi="Calibri" w:eastAsia="Calibri"/>
-                <w:b w:val="0"/>
-                <w:sz w:val="20"/>
-              </w:rPr>
-              <w:t>Pass</w:t>
-            </w:r>
-          </w:p>
-        </w:tc>
-        <w:tc>
-          <w:tcPr>
-            <w:tcW w:type="dxa" w:w="3249"/>
-          </w:tcPr>
-          <w:p>
-            <w:r>
-              <w:rPr>
-                <w:rFonts w:ascii="Calibri" w:hAnsi="Calibri" w:eastAsia="Calibri"/>
-                <w:b w:val="0"/>
-                <w:sz w:val="20"/>
-              </w:rPr>
-              <w:t>Productor y veterinario sí</w:t>
-            </w:r>
-          </w:p>
-        </w:tc>
-      </w:tr>
-      <w:tr>
-        <w:tc>
-          <w:tcPr>
-            <w:tcW w:type="dxa" w:w="3249"/>
-          </w:tcPr>
-          <w:p>
-            <w:r>
-              <w:rPr>
-                <w:rFonts w:ascii="Calibri" w:hAnsi="Calibri" w:eastAsia="Calibri"/>
-                <w:b w:val="0"/>
-                <w:sz w:val="20"/>
-              </w:rPr>
-              <w:t>Guest guard con sesión activa</w:t>
-            </w:r>
-          </w:p>
-        </w:tc>
-        <w:tc>
-          <w:tcPr>
-            <w:tcW w:type="dxa" w:w="3249"/>
-          </w:tcPr>
-          <w:p>
-            <w:r>
-              <w:rPr>
-                <w:rFonts w:ascii="Calibri" w:hAnsi="Calibri" w:eastAsia="Calibri"/>
-                <w:b w:val="0"/>
-                <w:sz w:val="20"/>
-              </w:rPr>
-              <w:t>Pass</w:t>
-            </w:r>
-          </w:p>
-        </w:tc>
-        <w:tc>
-          <w:tcPr>
-            <w:tcW w:type="dxa" w:w="3249"/>
-          </w:tcPr>
-          <w:p>
-            <w:r>
-              <w:rPr>
-                <w:rFonts w:ascii="Calibri" w:hAnsi="Calibri" w:eastAsia="Calibri"/>
-                <w:b w:val="0"/>
-                <w:sz w:val="20"/>
-              </w:rPr>
-              <w:t>Login → dashboard</w:t>
-            </w:r>
-          </w:p>
-        </w:tc>
-      </w:tr>
-      <w:tr>
-        <w:tc>
-          <w:tcPr>
-            <w:tcW w:type="dxa" w:w="3249"/>
-          </w:tcPr>
-          <w:p>
-            <w:r>
-              <w:rPr>
-                <w:rFonts w:ascii="Calibri" w:hAnsi="Calibri" w:eastAsia="Calibri"/>
-                <w:b w:val="0"/>
-                <w:sz w:val="20"/>
-              </w:rPr>
-              <w:t>Inventario predios vs tablero</w:t>
-            </w:r>
-          </w:p>
-        </w:tc>
-        <w:tc>
-          <w:tcPr>
-            <w:tcW w:type="dxa" w:w="3249"/>
-          </w:tcPr>
-          <w:p>
-            <w:r>
-              <w:rPr>
-                <w:rFonts w:ascii="Calibri" w:hAnsi="Calibri" w:eastAsia="Calibri"/>
-                <w:b w:val="0"/>
-                <w:sz w:val="20"/>
-              </w:rPr>
-              <w:t>Pass</w:t>
-            </w:r>
-          </w:p>
-        </w:tc>
-        <w:tc>
-          <w:tcPr>
-            <w:tcW w:type="dxa" w:w="3249"/>
-          </w:tcPr>
-          <w:p>
-            <w:r>
-              <w:rPr>
-                <w:rFonts w:ascii="Calibri" w:hAnsi="Calibri" w:eastAsia="Calibri"/>
-                <w:b w:val="0"/>
-                <w:sz w:val="20"/>
-              </w:rPr>
-              <w:t>3 predios: El Recuerdo, La Esperanza, Prueba</w:t>
-            </w:r>
-          </w:p>
-        </w:tc>
-      </w:tr>
-      <w:tr>
-        <w:tc>
-          <w:tcPr>
-            <w:tcW w:type="dxa" w:w="3249"/>
-          </w:tcPr>
-          <w:p>
-            <w:r>
-              <w:rPr>
-                <w:rFonts w:ascii="Calibri" w:hAnsi="Calibri" w:eastAsia="Calibri"/>
-                <w:b w:val="0"/>
-                <w:sz w:val="20"/>
-              </w:rPr>
-              <w:t>Tab bar predios / animales / simulación / cuenta</w:t>
-            </w:r>
-          </w:p>
-        </w:tc>
-        <w:tc>
-          <w:tcPr>
-            <w:tcW w:type="dxa" w:w="3249"/>
-          </w:tcPr>
-          <w:p>
-            <w:r>
-              <w:rPr>
-                <w:rFonts w:ascii="Calibri" w:hAnsi="Calibri" w:eastAsia="Calibri"/>
-                <w:b w:val="0"/>
-                <w:sz w:val="20"/>
-              </w:rPr>
-              <w:t>Pass</w:t>
-            </w:r>
-          </w:p>
-        </w:tc>
-        <w:tc>
-          <w:tcPr>
-            <w:tcW w:type="dxa" w:w="3249"/>
-          </w:tcPr>
-          <w:p>
-            <w:r>
-              <w:rPr>
-                <w:rFonts w:ascii="Calibri" w:hAnsi="Calibri" w:eastAsia="Calibri"/>
-                <w:b w:val="0"/>
-                <w:sz w:val="20"/>
-              </w:rPr>
-            </w:r>
-          </w:p>
-        </w:tc>
-      </w:tr>
-      <w:tr>
-        <w:tc>
-          <w:tcPr>
-            <w:tcW w:type="dxa" w:w="3249"/>
-          </w:tcPr>
-          <w:p>
-            <w:r>
-              <w:rPr>
-                <w:rFonts w:ascii="Calibri" w:hAnsi="Calibri" w:eastAsia="Calibri"/>
-                <w:b w:val="0"/>
-                <w:sz w:val="20"/>
-              </w:rPr>
-              <w:t>Formulario nuevo predio</w:t>
-            </w:r>
-          </w:p>
-        </w:tc>
-        <w:tc>
-          <w:tcPr>
-            <w:tcW w:type="dxa" w:w="3249"/>
-          </w:tcPr>
-          <w:p>
-            <w:r>
-              <w:rPr>
-                <w:rFonts w:ascii="Calibri" w:hAnsi="Calibri" w:eastAsia="Calibri"/>
-                <w:b w:val="0"/>
-                <w:sz w:val="20"/>
-              </w:rPr>
-              <w:t>Pass</w:t>
-            </w:r>
-          </w:p>
-        </w:tc>
-        <w:tc>
-          <w:tcPr>
-            <w:tcW w:type="dxa" w:w="3249"/>
-          </w:tcPr>
-          <w:p>
-            <w:r>
-              <w:rPr>
-                <w:rFonts w:ascii="Calibri" w:hAnsi="Calibri" w:eastAsia="Calibri"/>
-                <w:b w:val="0"/>
-                <w:sz w:val="20"/>
-              </w:rPr>
-              <w:t>Título «Nuevo predio»</w:t>
-            </w:r>
-          </w:p>
-        </w:tc>
-      </w:tr>
-      <w:tr>
-        <w:tc>
-          <w:tcPr>
-            <w:tcW w:type="dxa" w:w="3249"/>
-          </w:tcPr>
-          <w:p>
-            <w:r>
-              <w:rPr>
-                <w:rFonts w:ascii="Calibri" w:hAnsi="Calibri" w:eastAsia="Calibri"/>
-                <w:b w:val="0"/>
-                <w:sz w:val="20"/>
-              </w:rPr>
-              <w:t>Campos condicionales de porcino</w:t>
-            </w:r>
-          </w:p>
-        </w:tc>
-        <w:tc>
-          <w:tcPr>
-            <w:tcW w:type="dxa" w:w="3249"/>
-          </w:tcPr>
-          <w:p>
-            <w:r>
-              <w:rPr>
-                <w:rFonts w:ascii="Calibri" w:hAnsi="Calibri" w:eastAsia="Calibri"/>
-                <w:b w:val="0"/>
-                <w:sz w:val="20"/>
-              </w:rPr>
-              <w:t>Pass</w:t>
-            </w:r>
-          </w:p>
-        </w:tc>
-        <w:tc>
-          <w:tcPr>
-            <w:tcW w:type="dxa" w:w="3249"/>
-          </w:tcPr>
-          <w:p>
-            <w:r>
-              <w:rPr>
-                <w:rFonts w:ascii="Calibri" w:hAnsi="Calibri" w:eastAsia="Calibri"/>
-                <w:b w:val="0"/>
-                <w:sz w:val="20"/>
-              </w:rPr>
-              <w:t>Etapa + enriquecimiento</w:t>
-            </w:r>
-          </w:p>
-        </w:tc>
-      </w:tr>
-      <w:tr>
-        <w:tc>
-          <w:tcPr>
-            <w:tcW w:type="dxa" w:w="3249"/>
-          </w:tcPr>
-          <w:p>
-            <w:r>
-              <w:rPr>
-                <w:rFonts w:ascii="Calibri" w:hAnsi="Calibri" w:eastAsia="Calibri"/>
-                <w:b w:val="0"/>
-                <w:sz w:val="20"/>
-              </w:rPr>
-              <w:t>Reportes desde cuenta</w:t>
-            </w:r>
-          </w:p>
-        </w:tc>
-        <w:tc>
-          <w:tcPr>
-            <w:tcW w:type="dxa" w:w="3249"/>
-          </w:tcPr>
-          <w:p>
-            <w:r>
-              <w:rPr>
-                <w:rFonts w:ascii="Calibri" w:hAnsi="Calibri" w:eastAsia="Calibri"/>
-                <w:b w:val="0"/>
-                <w:sz w:val="20"/>
-              </w:rPr>
-              <w:t>Pass</w:t>
-            </w:r>
-          </w:p>
-        </w:tc>
-        <w:tc>
-          <w:tcPr>
-            <w:tcW w:type="dxa" w:w="3249"/>
-          </w:tcPr>
-          <w:p>
-            <w:r>
-              <w:rPr>
-                <w:rFonts w:ascii="Calibri" w:hAnsi="Calibri" w:eastAsia="Calibri"/>
-                <w:b w:val="0"/>
-                <w:sz w:val="20"/>
-              </w:rPr>
-            </w:r>
-          </w:p>
-        </w:tc>
-      </w:tr>
-      <w:tr>
-        <w:tc>
-          <w:tcPr>
-            <w:tcW w:type="dxa" w:w="3249"/>
-          </w:tcPr>
-          <w:p>
-            <w:r>
-              <w:rPr>
-                <w:rFonts w:ascii="Calibri" w:hAnsi="Calibri" w:eastAsia="Calibri"/>
-                <w:b w:val="0"/>
-                <w:sz w:val="20"/>
-              </w:rPr>
-              <w:t>Usuarios (admin)</w:t>
-            </w:r>
-          </w:p>
-        </w:tc>
-        <w:tc>
-          <w:tcPr>
-            <w:tcW w:type="dxa" w:w="3249"/>
-          </w:tcPr>
-          <w:p>
-            <w:r>
-              <w:rPr>
-                <w:rFonts w:ascii="Calibri" w:hAnsi="Calibri" w:eastAsia="Calibri"/>
-                <w:b w:val="0"/>
-                <w:sz w:val="20"/>
-              </w:rPr>
-              <w:t>Pass</w:t>
-            </w:r>
-          </w:p>
-        </w:tc>
-        <w:tc>
-          <w:tcPr>
-            <w:tcW w:type="dxa" w:w="3249"/>
-          </w:tcPr>
-          <w:p>
-            <w:r>
-              <w:rPr>
-                <w:rFonts w:ascii="Calibri" w:hAnsi="Calibri" w:eastAsia="Calibri"/>
-                <w:b w:val="0"/>
-                <w:sz w:val="20"/>
-              </w:rPr>
-              <w:t>4 usuarios listados</w:t>
-            </w:r>
-          </w:p>
-        </w:tc>
-      </w:tr>
-      <w:tr>
-        <w:tc>
-          <w:tcPr>
-            <w:tcW w:type="dxa" w:w="3249"/>
-          </w:tcPr>
-          <w:p>
-            <w:r>
-              <w:rPr>
-                <w:rFonts w:ascii="Calibri" w:hAnsi="Calibri" w:eastAsia="Calibri"/>
-                <w:b w:val="0"/>
-                <w:sz w:val="20"/>
-              </w:rPr>
-              <w:t>Formato de fecha en alertas</w:t>
-            </w:r>
-          </w:p>
-        </w:tc>
-        <w:tc>
-          <w:tcPr>
-            <w:tcW w:type="dxa" w:w="3249"/>
-          </w:tcPr>
-          <w:p>
-            <w:r>
-              <w:rPr>
-                <w:rFonts w:ascii="Calibri" w:hAnsi="Calibri" w:eastAsia="Calibri"/>
-                <w:b w:val="0"/>
-                <w:sz w:val="20"/>
-              </w:rPr>
-              <w:t>Pass</w:t>
-            </w:r>
-          </w:p>
-        </w:tc>
-        <w:tc>
-          <w:tcPr>
-            <w:tcW w:type="dxa" w:w="3249"/>
-          </w:tcPr>
-          <w:p>
-            <w:r>
-              <w:rPr>
-                <w:rFonts w:ascii="Calibri" w:hAnsi="Calibri" w:eastAsia="Calibri"/>
-                <w:b w:val="0"/>
-                <w:sz w:val="20"/>
-              </w:rPr>
-              <w:t>Sin dd/MM/yyyy</w:t>
+              <w:t>06-logout / 04-guard-redirect</w:t>
             </w:r>
           </w:p>
         </w:tc>
@@ -2924,10 +2882,34 @@
     </w:tbl>
     <w:p/>
     <w:p>
+      <w:pPr>
+        <w:pStyle w:val="Heading3"/>
+      </w:pPr>
+      <w:r>
+        <w:rPr>
+          <w:color w:val="1A1A1A"/>
+        </w:rPr>
+        <w:t>10.1 EP-01 · Login administrador</w:t>
+      </w:r>
+    </w:p>
+    <w:p>
+      <w:pPr>
+        <w:spacing w:after="160"/>
+      </w:pPr>
+      <w:r>
+        <w:rPr>
+          <w:rFonts w:ascii="Calibri" w:hAnsi="Calibri" w:eastAsia="Calibri"/>
+          <w:b w:val="0"/>
+          <w:sz w:val="22"/>
+        </w:rPr>
+        <w:t>La pantalla muestra Bienestar ICA, Correo electrónico, Contraseña, Entrar y Crear cuenta en sentence case. Con credenciales válidas se abre Estado ICA.</w:t>
+      </w:r>
+    </w:p>
+    <w:p>
       <w:r>
         <w:drawing>
           <wp:inline xmlns:a="http://schemas.openxmlformats.org/drawingml/2006/main" xmlns:pic="http://schemas.openxmlformats.org/drawingml/2006/picture">
-            <wp:extent cx="5669280" cy="3543300"/>
+            <wp:extent cx="5486400" cy="3429000"/>
             <wp:docPr id="1" name="Picture 1"/>
             <wp:cNvGraphicFramePr>
               <a:graphicFrameLocks noChangeAspect="1"/>
@@ -2948,7 +2930,7 @@
                   <pic:spPr>
                     <a:xfrm>
                       <a:off x="0" y="0"/>
-                      <a:ext cx="5669280" cy="3543300"/>
+                      <a:ext cx="5486400" cy="3429000"/>
                     </a:xfrm>
                     <a:prstGeom prst="rect"/>
                   </pic:spPr>
@@ -2971,14 +2953,14 @@
           <w:i/>
           <w:sz w:val="18"/>
         </w:rPr>
-        <w:t>Figura 1. Pantalla de inicio de sesión (Vercel).</w:t>
+        <w:t>Figura 1. EP-01 — inicio de sesión (Vercel).</w:t>
       </w:r>
     </w:p>
     <w:p>
       <w:r>
         <w:drawing>
           <wp:inline xmlns:a="http://schemas.openxmlformats.org/drawingml/2006/main" xmlns:pic="http://schemas.openxmlformats.org/drawingml/2006/picture">
-            <wp:extent cx="5669280" cy="3543300"/>
+            <wp:extent cx="5486400" cy="3429000"/>
             <wp:docPr id="2" name="Picture 2"/>
             <wp:cNvGraphicFramePr>
               <a:graphicFrameLocks noChangeAspect="1"/>
@@ -2987,7 +2969,7 @@
               <a:graphicData uri="http://schemas.openxmlformats.org/drawingml/2006/picture">
                 <pic:pic>
                   <pic:nvPicPr>
-                    <pic:cNvPr id="0" name="02-login-error.png"/>
+                    <pic:cNvPr id="0" name="03-dashboard.png"/>
                     <pic:cNvPicPr/>
                   </pic:nvPicPr>
                   <pic:blipFill>
@@ -2999,7 +2981,7 @@
                   <pic:spPr>
                     <a:xfrm>
                       <a:off x="0" y="0"/>
-                      <a:ext cx="5669280" cy="3543300"/>
+                      <a:ext cx="5486400" cy="3429000"/>
                     </a:xfrm>
                     <a:prstGeom prst="rect"/>
                   </pic:spPr>
@@ -3022,14 +3004,38 @@
           <w:i/>
           <w:sz w:val="18"/>
         </w:rPr>
-        <w:t>Figura 2. Rechazo de credenciales inválidas.</w:t>
+        <w:t>Figura 2. EP-01/EP-04 — tablero Estado ICA tras login (IBA medio 81,4; VACA-087 en prioridad).</w:t>
+      </w:r>
+    </w:p>
+    <w:p>
+      <w:pPr>
+        <w:pStyle w:val="Heading3"/>
+      </w:pPr>
+      <w:r>
+        <w:rPr>
+          <w:color w:val="1A1A1A"/>
+        </w:rPr>
+        <w:t>10.2 EP-02 · Login inválido</w:t>
+      </w:r>
+    </w:p>
+    <w:p>
+      <w:pPr>
+        <w:spacing w:after="160"/>
+      </w:pPr>
+      <w:r>
+        <w:rPr>
+          <w:rFonts w:ascii="Calibri" w:hAnsi="Calibri" w:eastAsia="Calibri"/>
+          <w:b w:val="0"/>
+          <w:sz w:val="22"/>
+        </w:rPr>
+        <w:t>Con correo o clave incorrectos aparece «Correo o contraseña no válidos» y la URL permanece en /#/login.</w:t>
       </w:r>
     </w:p>
     <w:p>
       <w:r>
         <w:drawing>
           <wp:inline xmlns:a="http://schemas.openxmlformats.org/drawingml/2006/main" xmlns:pic="http://schemas.openxmlformats.org/drawingml/2006/picture">
-            <wp:extent cx="5669280" cy="3543300"/>
+            <wp:extent cx="5486400" cy="3429000"/>
             <wp:docPr id="3" name="Picture 3"/>
             <wp:cNvGraphicFramePr>
               <a:graphicFrameLocks noChangeAspect="1"/>
@@ -3038,7 +3044,7 @@
               <a:graphicData uri="http://schemas.openxmlformats.org/drawingml/2006/picture">
                 <pic:pic>
                   <pic:nvPicPr>
-                    <pic:cNvPr id="0" name="03-dashboard.png"/>
+                    <pic:cNvPr id="0" name="02-login-error.png"/>
                     <pic:cNvPicPr/>
                   </pic:nvPicPr>
                   <pic:blipFill>
@@ -3050,7 +3056,7 @@
                   <pic:spPr>
                     <a:xfrm>
                       <a:off x="0" y="0"/>
-                      <a:ext cx="5669280" cy="3543300"/>
+                      <a:ext cx="5486400" cy="3429000"/>
                     </a:xfrm>
                     <a:prstGeom prst="rect"/>
                   </pic:spPr>
@@ -3073,14 +3079,38 @@
           <w:i/>
           <w:sz w:val="18"/>
         </w:rPr>
-        <w:t>Figura 3. Tablero Estado ICA: IBA 81.4, 1 animal fuera de umbral (VACA-087).</w:t>
+        <w:t>Figura 3. EP-02 — rechazo de credenciales inválidas.</w:t>
+      </w:r>
+    </w:p>
+    <w:p>
+      <w:pPr>
+        <w:pStyle w:val="Heading3"/>
+      </w:pPr>
+      <w:r>
+        <w:rPr>
+          <w:color w:val="1A1A1A"/>
+        </w:rPr>
+        <w:t>10.3 EP-03 · Registro sin rol administrador</w:t>
+      </w:r>
+    </w:p>
+    <w:p>
+      <w:pPr>
+        <w:spacing w:after="160"/>
+      </w:pPr>
+      <w:r>
+        <w:rPr>
+          <w:rFonts w:ascii="Calibri" w:hAnsi="Calibri" w:eastAsia="Calibri"/>
+          <w:b w:val="0"/>
+          <w:sz w:val="22"/>
+        </w:rPr>
+        <w:t>En /#/register el ion-select de rol ofrece Productor y Veterinario; no ofrece Administrador. Botones Aceptar/Cancelar en español.</w:t>
       </w:r>
     </w:p>
     <w:p>
       <w:r>
         <w:drawing>
           <wp:inline xmlns:a="http://schemas.openxmlformats.org/drawingml/2006/main" xmlns:pic="http://schemas.openxmlformats.org/drawingml/2006/picture">
-            <wp:extent cx="5669280" cy="3543300"/>
+            <wp:extent cx="5486400" cy="3429000"/>
             <wp:docPr id="4" name="Picture 4"/>
             <wp:cNvGraphicFramePr>
               <a:graphicFrameLocks noChangeAspect="1"/>
@@ -3089,7 +3119,7 @@
               <a:graphicData uri="http://schemas.openxmlformats.org/drawingml/2006/picture">
                 <pic:pic>
                   <pic:nvPicPr>
-                    <pic:cNvPr id="0" name="18-farms-consistency.png"/>
+                    <pic:cNvPr id="0" name="07-register.png"/>
                     <pic:cNvPicPr/>
                   </pic:nvPicPr>
                   <pic:blipFill>
@@ -3101,7 +3131,7 @@
                   <pic:spPr>
                     <a:xfrm>
                       <a:off x="0" y="0"/>
-                      <a:ext cx="5669280" cy="3543300"/>
+                      <a:ext cx="5486400" cy="3429000"/>
                     </a:xfrm>
                     <a:prstGeom prst="rect"/>
                   </pic:spPr>
@@ -3124,14 +3154,38 @@
           <w:i/>
           <w:sz w:val="18"/>
         </w:rPr>
-        <w:t>Figura 4. Inventario de predios coherente con el tablero.</w:t>
+        <w:t>Figura 4. EP-03 — crear cuenta sin rol administrador.</w:t>
+      </w:r>
+    </w:p>
+    <w:p>
+      <w:pPr>
+        <w:pStyle w:val="Heading3"/>
+      </w:pPr>
+      <w:r>
+        <w:rPr>
+          <w:color w:val="1A1A1A"/>
+        </w:rPr>
+        <w:t>10.4 EP-04 · Tablero y alertas</w:t>
+      </w:r>
+    </w:p>
+    <w:p>
+      <w:pPr>
+        <w:spacing w:after="160"/>
+      </w:pPr>
+      <w:r>
+        <w:rPr>
+          <w:rFonts w:ascii="Calibri" w:hAnsi="Calibri" w:eastAsia="Calibri"/>
+          <w:b w:val="0"/>
+          <w:sz w:val="22"/>
+        </w:rPr>
+        <w:t>IBA medio 81,4; 5 de 6 evaluados; 3 predios; 1 fuera de umbral (VACA-087, 45,5); 4 alertas. Las fechas de alerta no usan dd/MM/yyyy.</w:t>
       </w:r>
     </w:p>
     <w:p>
       <w:r>
         <w:drawing>
           <wp:inline xmlns:a="http://schemas.openxmlformats.org/drawingml/2006/main" xmlns:pic="http://schemas.openxmlformats.org/drawingml/2006/picture">
-            <wp:extent cx="5669280" cy="3543300"/>
+            <wp:extent cx="5486400" cy="3429000"/>
             <wp:docPr id="5" name="Picture 5"/>
             <wp:cNvGraphicFramePr>
               <a:graphicFrameLocks noChangeAspect="1"/>
@@ -3140,7 +3194,7 @@
               <a:graphicData uri="http://schemas.openxmlformats.org/drawingml/2006/picture">
                 <pic:pic>
                   <pic:nvPicPr>
-                    <pic:cNvPr id="0" name="15-users-admin.png"/>
+                    <pic:cNvPr id="0" name="16-dashboard-dates.png"/>
                     <pic:cNvPicPr/>
                   </pic:nvPicPr>
                   <pic:blipFill>
@@ -3152,7 +3206,7 @@
                   <pic:spPr>
                     <a:xfrm>
                       <a:off x="0" y="0"/>
-                      <a:ext cx="5669280" cy="3543300"/>
+                      <a:ext cx="5486400" cy="3429000"/>
                     </a:xfrm>
                     <a:prstGeom prst="rect"/>
                   </pic:spPr>
@@ -3175,14 +3229,38 @@
           <w:i/>
           <w:sz w:val="18"/>
         </w:rPr>
-        <w:t>Figura 5. Administración de usuarios (4 cuentas).</w:t>
+        <w:t>Figura 5. EP-04 — alertas con formato de fecha corporativo.</w:t>
+      </w:r>
+    </w:p>
+    <w:p>
+      <w:pPr>
+        <w:pStyle w:val="Heading3"/>
+      </w:pPr>
+      <w:r>
+        <w:rPr>
+          <w:color w:val="1A1A1A"/>
+        </w:rPr>
+        <w:t>10.5 EP-05 · Listar predios</w:t>
+      </w:r>
+    </w:p>
+    <w:p>
+      <w:pPr>
+        <w:spacing w:after="160"/>
+      </w:pPr>
+      <w:r>
+        <w:rPr>
+          <w:rFonts w:ascii="Calibri" w:hAnsi="Calibri" w:eastAsia="Calibri"/>
+          <w:b w:val="0"/>
+          <w:sz w:val="22"/>
+        </w:rPr>
+        <w:t>El inventario muestra 3 predios (El Recuerdo, La Esperanza, Prueba) coherentes con el conteo del tablero.</w:t>
       </w:r>
     </w:p>
     <w:p>
       <w:r>
         <w:drawing>
           <wp:inline xmlns:a="http://schemas.openxmlformats.org/drawingml/2006/main" xmlns:pic="http://schemas.openxmlformats.org/drawingml/2006/picture">
-            <wp:extent cx="5669280" cy="3543300"/>
+            <wp:extent cx="5486400" cy="3429000"/>
             <wp:docPr id="6" name="Picture 6"/>
             <wp:cNvGraphicFramePr>
               <a:graphicFrameLocks noChangeAspect="1"/>
@@ -3191,11 +3269,11 @@
               <a:graphicData uri="http://schemas.openxmlformats.org/drawingml/2006/picture">
                 <pic:pic>
                   <pic:nvPicPr>
-                    <pic:cNvPr id="0" name="01-login.png"/>
+                    <pic:cNvPr id="0" name="08-farms.png"/>
                     <pic:cNvPicPr/>
                   </pic:nvPicPr>
                   <pic:blipFill>
-                    <a:blip r:embed="rId9"/>
+                    <a:blip r:embed="rId14"/>
                     <a:stretch>
                       <a:fillRect/>
                     </a:stretch>
@@ -3203,7 +3281,7 @@
                   <pic:spPr>
                     <a:xfrm>
                       <a:off x="0" y="0"/>
-                      <a:ext cx="5669280" cy="3543300"/>
+                      <a:ext cx="5486400" cy="3429000"/>
                     </a:xfrm>
                     <a:prstGeom prst="rect"/>
                   </pic:spPr>
@@ -3226,7 +3304,1050 @@
           <w:i/>
           <w:sz w:val="18"/>
         </w:rPr>
-        <w:t>Figura 6. Cierre de sesión correcto en el build productivo de Vercel.</w:t>
+        <w:t>Figura 6. EP-05 — listado de predios.</w:t>
+      </w:r>
+    </w:p>
+    <w:p>
+      <w:r>
+        <w:drawing>
+          <wp:inline xmlns:a="http://schemas.openxmlformats.org/drawingml/2006/main" xmlns:pic="http://schemas.openxmlformats.org/drawingml/2006/picture">
+            <wp:extent cx="5486400" cy="3429000"/>
+            <wp:docPr id="7" name="Picture 7"/>
+            <wp:cNvGraphicFramePr>
+              <a:graphicFrameLocks noChangeAspect="1"/>
+            </wp:cNvGraphicFramePr>
+            <a:graphic>
+              <a:graphicData uri="http://schemas.openxmlformats.org/drawingml/2006/picture">
+                <pic:pic>
+                  <pic:nvPicPr>
+                    <pic:cNvPr id="0" name="18-farms-consistency.png"/>
+                    <pic:cNvPicPr/>
+                  </pic:nvPicPr>
+                  <pic:blipFill>
+                    <a:blip r:embed="rId15"/>
+                    <a:stretch>
+                      <a:fillRect/>
+                    </a:stretch>
+                  </pic:blipFill>
+                  <pic:spPr>
+                    <a:xfrm>
+                      <a:off x="0" y="0"/>
+                      <a:ext cx="5486400" cy="3429000"/>
+                    </a:xfrm>
+                    <a:prstGeom prst="rect"/>
+                  </pic:spPr>
+                </pic:pic>
+              </a:graphicData>
+            </a:graphic>
+          </wp:inline>
+        </w:drawing>
+      </w:r>
+    </w:p>
+    <w:p>
+      <w:pPr>
+        <w:spacing w:after="280"/>
+        <w:jc w:val="center"/>
+      </w:pPr>
+      <w:r>
+        <w:rPr>
+          <w:rFonts w:ascii="Calibri" w:hAnsi="Calibri" w:eastAsia="Calibri"/>
+          <w:b w:val="0"/>
+          <w:i/>
+          <w:sz w:val="18"/>
+        </w:rPr>
+        <w:t>Figura 7. EP-05 — consistencia tablero ↔ predios.</w:t>
+      </w:r>
+    </w:p>
+    <w:p>
+      <w:pPr>
+        <w:pStyle w:val="Heading3"/>
+      </w:pPr>
+      <w:r>
+        <w:rPr>
+          <w:color w:val="1A1A1A"/>
+        </w:rPr>
+        <w:t>10.6 EP-06 · Formulario de predio</w:t>
+      </w:r>
+    </w:p>
+    <w:p>
+      <w:pPr>
+        <w:spacing w:after="160"/>
+      </w:pPr>
+      <w:r>
+        <w:rPr>
+          <w:rFonts w:ascii="Calibri" w:hAnsi="Calibri" w:eastAsia="Calibri"/>
+          <w:b w:val="0"/>
+          <w:sz w:val="22"/>
+        </w:rPr>
+        <w:t>Nuevo predio usa sentence case; campos de nombre, RUV, GPS y agua visibles. No se pulsó Guardar en producción.</w:t>
+      </w:r>
+    </w:p>
+    <w:p>
+      <w:r>
+        <w:drawing>
+          <wp:inline xmlns:a="http://schemas.openxmlformats.org/drawingml/2006/main" xmlns:pic="http://schemas.openxmlformats.org/drawingml/2006/picture">
+            <wp:extent cx="5486400" cy="3429000"/>
+            <wp:docPr id="8" name="Picture 8"/>
+            <wp:cNvGraphicFramePr>
+              <a:graphicFrameLocks noChangeAspect="1"/>
+            </wp:cNvGraphicFramePr>
+            <a:graphic>
+              <a:graphicData uri="http://schemas.openxmlformats.org/drawingml/2006/picture">
+                <pic:pic>
+                  <pic:nvPicPr>
+                    <pic:cNvPr id="0" name="12-farm-form.png"/>
+                    <pic:cNvPicPr/>
+                  </pic:nvPicPr>
+                  <pic:blipFill>
+                    <a:blip r:embed="rId16"/>
+                    <a:stretch>
+                      <a:fillRect/>
+                    </a:stretch>
+                  </pic:blipFill>
+                  <pic:spPr>
+                    <a:xfrm>
+                      <a:off x="0" y="0"/>
+                      <a:ext cx="5486400" cy="3429000"/>
+                    </a:xfrm>
+                    <a:prstGeom prst="rect"/>
+                  </pic:spPr>
+                </pic:pic>
+              </a:graphicData>
+            </a:graphic>
+          </wp:inline>
+        </w:drawing>
+      </w:r>
+    </w:p>
+    <w:p>
+      <w:pPr>
+        <w:spacing w:after="280"/>
+        <w:jc w:val="center"/>
+      </w:pPr>
+      <w:r>
+        <w:rPr>
+          <w:rFonts w:ascii="Calibri" w:hAnsi="Calibri" w:eastAsia="Calibri"/>
+          <w:b w:val="0"/>
+          <w:i/>
+          <w:sz w:val="18"/>
+        </w:rPr>
+        <w:t>Figura 8. EP-06 — formulario Nuevo predio.</w:t>
+      </w:r>
+    </w:p>
+    <w:p>
+      <w:pPr>
+        <w:pStyle w:val="Heading3"/>
+      </w:pPr>
+      <w:r>
+        <w:rPr>
+          <w:color w:val="1A1A1A"/>
+        </w:rPr>
+        <w:t>10.7 EP-07 · Inventario animal</w:t>
+      </w:r>
+    </w:p>
+    <w:p>
+      <w:pPr>
+        <w:spacing w:after="160"/>
+      </w:pPr>
+      <w:r>
+        <w:rPr>
+          <w:rFonts w:ascii="Calibri" w:hAnsi="Calibri" w:eastAsia="Calibri"/>
+          <w:b w:val="0"/>
+          <w:sz w:val="22"/>
+        </w:rPr>
+        <w:t>6 ejemplares con chapa, especie, predio e IBA cuando existe; filtros Todos / Riesgo / Sin IBA / Cumple.</w:t>
+      </w:r>
+    </w:p>
+    <w:p>
+      <w:r>
+        <w:drawing>
+          <wp:inline xmlns:a="http://schemas.openxmlformats.org/drawingml/2006/main" xmlns:pic="http://schemas.openxmlformats.org/drawingml/2006/picture">
+            <wp:extent cx="5486400" cy="3429000"/>
+            <wp:docPr id="9" name="Picture 9"/>
+            <wp:cNvGraphicFramePr>
+              <a:graphicFrameLocks noChangeAspect="1"/>
+            </wp:cNvGraphicFramePr>
+            <a:graphic>
+              <a:graphicData uri="http://schemas.openxmlformats.org/drawingml/2006/picture">
+                <pic:pic>
+                  <pic:nvPicPr>
+                    <pic:cNvPr id="0" name="09-animals.png"/>
+                    <pic:cNvPicPr/>
+                  </pic:nvPicPr>
+                  <pic:blipFill>
+                    <a:blip r:embed="rId17"/>
+                    <a:stretch>
+                      <a:fillRect/>
+                    </a:stretch>
+                  </pic:blipFill>
+                  <pic:spPr>
+                    <a:xfrm>
+                      <a:off x="0" y="0"/>
+                      <a:ext cx="5486400" cy="3429000"/>
+                    </a:xfrm>
+                    <a:prstGeom prst="rect"/>
+                  </pic:spPr>
+                </pic:pic>
+              </a:graphicData>
+            </a:graphic>
+          </wp:inline>
+        </w:drawing>
+      </w:r>
+    </w:p>
+    <w:p>
+      <w:pPr>
+        <w:spacing w:after="280"/>
+        <w:jc w:val="center"/>
+      </w:pPr>
+      <w:r>
+        <w:rPr>
+          <w:rFonts w:ascii="Calibri" w:hAnsi="Calibri" w:eastAsia="Calibri"/>
+          <w:b w:val="0"/>
+          <w:i/>
+          <w:sz w:val="18"/>
+        </w:rPr>
+        <w:t>Figura 9. EP-07 — inventario de animales.</w:t>
+      </w:r>
+    </w:p>
+    <w:p>
+      <w:pPr>
+        <w:pStyle w:val="Heading3"/>
+      </w:pPr>
+      <w:r>
+        <w:rPr>
+          <w:color w:val="1A1A1A"/>
+        </w:rPr>
+        <w:t>10.8 EP-08 · Detalle e IBA</w:t>
+      </w:r>
+    </w:p>
+    <w:p>
+      <w:pPr>
+        <w:spacing w:after="160"/>
+      </w:pPr>
+      <w:r>
+        <w:rPr>
+          <w:rFonts w:ascii="Calibri" w:hAnsi="Calibri" w:eastAsia="Calibri"/>
+          <w:b w:val="0"/>
+          <w:sz w:val="22"/>
+        </w:rPr>
+        <w:t>VACA-087 muestra anillo IBA 45,5, dominios (nutrición, entorno, salud, conducta, mental), THI 85,7, estado No cumple / Peligro e historial.</w:t>
+      </w:r>
+    </w:p>
+    <w:p>
+      <w:r>
+        <w:drawing>
+          <wp:inline xmlns:a="http://schemas.openxmlformats.org/drawingml/2006/main" xmlns:pic="http://schemas.openxmlformats.org/drawingml/2006/picture">
+            <wp:extent cx="5486400" cy="3429000"/>
+            <wp:docPr id="10" name="Picture 10"/>
+            <wp:cNvGraphicFramePr>
+              <a:graphicFrameLocks noChangeAspect="1"/>
+            </wp:cNvGraphicFramePr>
+            <a:graphic>
+              <a:graphicData uri="http://schemas.openxmlformats.org/drawingml/2006/picture">
+                <pic:pic>
+                  <pic:nvPicPr>
+                    <pic:cNvPr id="0" name="21-animal-detail.png"/>
+                    <pic:cNvPicPr/>
+                  </pic:nvPicPr>
+                  <pic:blipFill>
+                    <a:blip r:embed="rId18"/>
+                    <a:stretch>
+                      <a:fillRect/>
+                    </a:stretch>
+                  </pic:blipFill>
+                  <pic:spPr>
+                    <a:xfrm>
+                      <a:off x="0" y="0"/>
+                      <a:ext cx="5486400" cy="3429000"/>
+                    </a:xfrm>
+                    <a:prstGeom prst="rect"/>
+                  </pic:spPr>
+                </pic:pic>
+              </a:graphicData>
+            </a:graphic>
+          </wp:inline>
+        </w:drawing>
+      </w:r>
+    </w:p>
+    <w:p>
+      <w:pPr>
+        <w:spacing w:after="280"/>
+        <w:jc w:val="center"/>
+      </w:pPr>
+      <w:r>
+        <w:rPr>
+          <w:rFonts w:ascii="Calibri" w:hAnsi="Calibri" w:eastAsia="Calibri"/>
+          <w:b w:val="0"/>
+          <w:i/>
+          <w:sz w:val="18"/>
+        </w:rPr>
+        <w:t>Figura 10. EP-08 — detalle de VACA-087 con IBA y dominios.</w:t>
+      </w:r>
+    </w:p>
+    <w:p>
+      <w:pPr>
+        <w:pStyle w:val="Heading3"/>
+      </w:pPr>
+      <w:r>
+        <w:rPr>
+          <w:color w:val="1A1A1A"/>
+        </w:rPr>
+        <w:t>10.9 EP-09 · Evaluación ICA</w:t>
+      </w:r>
+    </w:p>
+    <w:p>
+      <w:pPr>
+        <w:spacing w:after="160"/>
+      </w:pPr>
+      <w:r>
+        <w:rPr>
+          <w:rFonts w:ascii="Calibri" w:hAnsi="Calibri" w:eastAsia="Calibri"/>
+          <w:b w:val="0"/>
+          <w:sz w:val="22"/>
+        </w:rPr>
+        <w:t>El formulario de evaluación ICA expone campos de las cinco libertades (condición corporal, agua, camas, sombra, temperatura, humedad, cojera, etc.). Alta no ejecutada en producción.</w:t>
+      </w:r>
+    </w:p>
+    <w:p>
+      <w:r>
+        <w:drawing>
+          <wp:inline xmlns:a="http://schemas.openxmlformats.org/drawingml/2006/main" xmlns:pic="http://schemas.openxmlformats.org/drawingml/2006/picture">
+            <wp:extent cx="5486400" cy="3429000"/>
+            <wp:docPr id="11" name="Picture 11"/>
+            <wp:cNvGraphicFramePr>
+              <a:graphicFrameLocks noChangeAspect="1"/>
+            </wp:cNvGraphicFramePr>
+            <a:graphic>
+              <a:graphicData uri="http://schemas.openxmlformats.org/drawingml/2006/picture">
+                <pic:pic>
+                  <pic:nvPicPr>
+                    <pic:cNvPr id="0" name="22-welfare-form.png"/>
+                    <pic:cNvPicPr/>
+                  </pic:nvPicPr>
+                  <pic:blipFill>
+                    <a:blip r:embed="rId19"/>
+                    <a:stretch>
+                      <a:fillRect/>
+                    </a:stretch>
+                  </pic:blipFill>
+                  <pic:spPr>
+                    <a:xfrm>
+                      <a:off x="0" y="0"/>
+                      <a:ext cx="5486400" cy="3429000"/>
+                    </a:xfrm>
+                    <a:prstGeom prst="rect"/>
+                  </pic:spPr>
+                </pic:pic>
+              </a:graphicData>
+            </a:graphic>
+          </wp:inline>
+        </w:drawing>
+      </w:r>
+    </w:p>
+    <w:p>
+      <w:pPr>
+        <w:spacing w:after="280"/>
+        <w:jc w:val="center"/>
+      </w:pPr>
+      <w:r>
+        <w:rPr>
+          <w:rFonts w:ascii="Calibri" w:hAnsi="Calibri" w:eastAsia="Calibri"/>
+          <w:b w:val="0"/>
+          <w:i/>
+          <w:sz w:val="18"/>
+        </w:rPr>
+        <w:t>Figura 11. EP-09 — formulario Evaluación de bienestar.</w:t>
+      </w:r>
+    </w:p>
+    <w:p>
+      <w:pPr>
+        <w:pStyle w:val="Heading3"/>
+      </w:pPr>
+      <w:r>
+        <w:rPr>
+          <w:color w:val="1A1A1A"/>
+        </w:rPr>
+        <w:t>10.10 EP-10 · Simulación SED</w:t>
+      </w:r>
+    </w:p>
+    <w:p>
+      <w:pPr>
+        <w:spacing w:after="160"/>
+      </w:pPr>
+      <w:r>
+        <w:rPr>
+          <w:rFonts w:ascii="Calibri" w:hAnsi="Calibri" w:eastAsia="Calibri"/>
+          <w:b w:val="0"/>
+          <w:sz w:val="22"/>
+        </w:rPr>
+        <w:t>Módulo de proyección con escenario, animal, dieta, ambiente y horizonte. El detalle de una corrida existente muestra peso final 125,3 kg, IBA proyectado 68,2, trayectoria y eventos.</w:t>
+      </w:r>
+    </w:p>
+    <w:p>
+      <w:r>
+        <w:drawing>
+          <wp:inline xmlns:a="http://schemas.openxmlformats.org/drawingml/2006/main" xmlns:pic="http://schemas.openxmlformats.org/drawingml/2006/picture">
+            <wp:extent cx="5486400" cy="3429000"/>
+            <wp:docPr id="12" name="Picture 12"/>
+            <wp:cNvGraphicFramePr>
+              <a:graphicFrameLocks noChangeAspect="1"/>
+            </wp:cNvGraphicFramePr>
+            <a:graphic>
+              <a:graphicData uri="http://schemas.openxmlformats.org/drawingml/2006/picture">
+                <pic:pic>
+                  <pic:nvPicPr>
+                    <pic:cNvPr id="0" name="10-simulation.png"/>
+                    <pic:cNvPicPr/>
+                  </pic:nvPicPr>
+                  <pic:blipFill>
+                    <a:blip r:embed="rId20"/>
+                    <a:stretch>
+                      <a:fillRect/>
+                    </a:stretch>
+                  </pic:blipFill>
+                  <pic:spPr>
+                    <a:xfrm>
+                      <a:off x="0" y="0"/>
+                      <a:ext cx="5486400" cy="3429000"/>
+                    </a:xfrm>
+                    <a:prstGeom prst="rect"/>
+                  </pic:spPr>
+                </pic:pic>
+              </a:graphicData>
+            </a:graphic>
+          </wp:inline>
+        </w:drawing>
+      </w:r>
+    </w:p>
+    <w:p>
+      <w:pPr>
+        <w:spacing w:after="280"/>
+        <w:jc w:val="center"/>
+      </w:pPr>
+      <w:r>
+        <w:rPr>
+          <w:rFonts w:ascii="Calibri" w:hAnsi="Calibri" w:eastAsia="Calibri"/>
+          <w:b w:val="0"/>
+          <w:i/>
+          <w:sz w:val="18"/>
+        </w:rPr>
+        <w:t>Figura 12. EP-10 — formulario Nuevo escenario.</w:t>
+      </w:r>
+    </w:p>
+    <w:p>
+      <w:r>
+        <w:drawing>
+          <wp:inline xmlns:a="http://schemas.openxmlformats.org/drawingml/2006/main" xmlns:pic="http://schemas.openxmlformats.org/drawingml/2006/picture">
+            <wp:extent cx="5486400" cy="3429000"/>
+            <wp:docPr id="13" name="Picture 13"/>
+            <wp:cNvGraphicFramePr>
+              <a:graphicFrameLocks noChangeAspect="1"/>
+            </wp:cNvGraphicFramePr>
+            <a:graphic>
+              <a:graphicData uri="http://schemas.openxmlformats.org/drawingml/2006/picture">
+                <pic:pic>
+                  <pic:nvPicPr>
+                    <pic:cNvPr id="0" name="23-simulation-detail.png"/>
+                    <pic:cNvPicPr/>
+                  </pic:nvPicPr>
+                  <pic:blipFill>
+                    <a:blip r:embed="rId21"/>
+                    <a:stretch>
+                      <a:fillRect/>
+                    </a:stretch>
+                  </pic:blipFill>
+                  <pic:spPr>
+                    <a:xfrm>
+                      <a:off x="0" y="0"/>
+                      <a:ext cx="5486400" cy="3429000"/>
+                    </a:xfrm>
+                    <a:prstGeom prst="rect"/>
+                  </pic:spPr>
+                </pic:pic>
+              </a:graphicData>
+            </a:graphic>
+          </wp:inline>
+        </w:drawing>
+      </w:r>
+    </w:p>
+    <w:p>
+      <w:pPr>
+        <w:spacing w:after="280"/>
+        <w:jc w:val="center"/>
+      </w:pPr>
+      <w:r>
+        <w:rPr>
+          <w:rFonts w:ascii="Calibri" w:hAnsi="Calibri" w:eastAsia="Calibri"/>
+          <w:b w:val="0"/>
+          <w:i/>
+          <w:sz w:val="18"/>
+        </w:rPr>
+        <w:t>Figura 13. EP-10 — detalle de simulación (peso, IBA, trayectoria).</w:t>
+      </w:r>
+    </w:p>
+    <w:p>
+      <w:pPr>
+        <w:pStyle w:val="Heading3"/>
+      </w:pPr>
+      <w:r>
+        <w:rPr>
+          <w:color w:val="1A1A1A"/>
+        </w:rPr>
+        <w:t>10.11 EP-11 · Reporte de predio</w:t>
+      </w:r>
+    </w:p>
+    <w:p>
+      <w:pPr>
+        <w:spacing w:after="160"/>
+      </w:pPr>
+      <w:r>
+        <w:rPr>
+          <w:rFonts w:ascii="Calibri" w:hAnsi="Calibri" w:eastAsia="Calibri"/>
+          <w:b w:val="0"/>
+          <w:sz w:val="22"/>
+        </w:rPr>
+        <w:t>Desde Cuenta → Reportes de predio se abre la vista imprimible con IBA medio e inventario.</w:t>
+      </w:r>
+    </w:p>
+    <w:p>
+      <w:r>
+        <w:drawing>
+          <wp:inline xmlns:a="http://schemas.openxmlformats.org/drawingml/2006/main" xmlns:pic="http://schemas.openxmlformats.org/drawingml/2006/picture">
+            <wp:extent cx="5486400" cy="3429000"/>
+            <wp:docPr id="14" name="Picture 14"/>
+            <wp:cNvGraphicFramePr>
+              <a:graphicFrameLocks noChangeAspect="1"/>
+            </wp:cNvGraphicFramePr>
+            <a:graphic>
+              <a:graphicData uri="http://schemas.openxmlformats.org/drawingml/2006/picture">
+                <pic:pic>
+                  <pic:nvPicPr>
+                    <pic:cNvPr id="0" name="14-reports.png"/>
+                    <pic:cNvPicPr/>
+                  </pic:nvPicPr>
+                  <pic:blipFill>
+                    <a:blip r:embed="rId22"/>
+                    <a:stretch>
+                      <a:fillRect/>
+                    </a:stretch>
+                  </pic:blipFill>
+                  <pic:spPr>
+                    <a:xfrm>
+                      <a:off x="0" y="0"/>
+                      <a:ext cx="5486400" cy="3429000"/>
+                    </a:xfrm>
+                    <a:prstGeom prst="rect"/>
+                  </pic:spPr>
+                </pic:pic>
+              </a:graphicData>
+            </a:graphic>
+          </wp:inline>
+        </w:drawing>
+      </w:r>
+    </w:p>
+    <w:p>
+      <w:pPr>
+        <w:spacing w:after="280"/>
+        <w:jc w:val="center"/>
+      </w:pPr>
+      <w:r>
+        <w:rPr>
+          <w:rFonts w:ascii="Calibri" w:hAnsi="Calibri" w:eastAsia="Calibri"/>
+          <w:b w:val="0"/>
+          <w:i/>
+          <w:sz w:val="18"/>
+        </w:rPr>
+        <w:t>Figura 14. EP-11 — reportes de predio.</w:t>
+      </w:r>
+    </w:p>
+    <w:p>
+      <w:pPr>
+        <w:pStyle w:val="Heading3"/>
+      </w:pPr>
+      <w:r>
+        <w:rPr>
+          <w:color w:val="1A1A1A"/>
+        </w:rPr>
+        <w:t>10.12 EP-12 / EP-13 · Usuarios y adminGuard</w:t>
+      </w:r>
+    </w:p>
+    <w:p>
+      <w:pPr>
+        <w:spacing w:after="160"/>
+      </w:pPr>
+      <w:r>
+        <w:rPr>
+          <w:rFonts w:ascii="Calibri" w:hAnsi="Calibri" w:eastAsia="Calibri"/>
+          <w:b w:val="0"/>
+          <w:sz w:val="22"/>
+        </w:rPr>
+        <w:t>La cuenta administrador lista 4 usuarios y roles. El adminGuard protege /app/users para no administradores (verificado por código y por la presencia del módulo solo con rol admin).</w:t>
+      </w:r>
+    </w:p>
+    <w:p>
+      <w:r>
+        <w:drawing>
+          <wp:inline xmlns:a="http://schemas.openxmlformats.org/drawingml/2006/main" xmlns:pic="http://schemas.openxmlformats.org/drawingml/2006/picture">
+            <wp:extent cx="5486400" cy="3429000"/>
+            <wp:docPr id="15" name="Picture 15"/>
+            <wp:cNvGraphicFramePr>
+              <a:graphicFrameLocks noChangeAspect="1"/>
+            </wp:cNvGraphicFramePr>
+            <a:graphic>
+              <a:graphicData uri="http://schemas.openxmlformats.org/drawingml/2006/picture">
+                <pic:pic>
+                  <pic:nvPicPr>
+                    <pic:cNvPr id="0" name="15-users-admin.png"/>
+                    <pic:cNvPicPr/>
+                  </pic:nvPicPr>
+                  <pic:blipFill>
+                    <a:blip r:embed="rId23"/>
+                    <a:stretch>
+                      <a:fillRect/>
+                    </a:stretch>
+                  </pic:blipFill>
+                  <pic:spPr>
+                    <a:xfrm>
+                      <a:off x="0" y="0"/>
+                      <a:ext cx="5486400" cy="3429000"/>
+                    </a:xfrm>
+                    <a:prstGeom prst="rect"/>
+                  </pic:spPr>
+                </pic:pic>
+              </a:graphicData>
+            </a:graphic>
+          </wp:inline>
+        </w:drawing>
+      </w:r>
+    </w:p>
+    <w:p>
+      <w:pPr>
+        <w:spacing w:after="280"/>
+        <w:jc w:val="center"/>
+      </w:pPr>
+      <w:r>
+        <w:rPr>
+          <w:rFonts w:ascii="Calibri" w:hAnsi="Calibri" w:eastAsia="Calibri"/>
+          <w:b w:val="0"/>
+          <w:i/>
+          <w:sz w:val="18"/>
+        </w:rPr>
+        <w:t>Figura 15. EP-12 — administración de usuarios y roles.</w:t>
+      </w:r>
+    </w:p>
+    <w:p>
+      <w:pPr>
+        <w:pStyle w:val="Heading3"/>
+      </w:pPr>
+      <w:r>
+        <w:rPr>
+          <w:color w:val="1A1A1A"/>
+        </w:rPr>
+        <w:t>10.13 EP-14 · Cerrar sesión</w:t>
+      </w:r>
+    </w:p>
+    <w:p>
+      <w:pPr>
+        <w:spacing w:after="160"/>
+      </w:pPr>
+      <w:r>
+        <w:rPr>
+          <w:rFonts w:ascii="Calibri" w:hAnsi="Calibri" w:eastAsia="Calibri"/>
+          <w:b w:val="0"/>
+          <w:sz w:val="22"/>
+        </w:rPr>
+        <w:t>Tras Cerrar sesión la URL es /#/login y Entrar es visible. Un acceso posterior a /#/app/dashboard redirige a login (guestGuard / authGuard).</w:t>
+      </w:r>
+    </w:p>
+    <w:p>
+      <w:r>
+        <w:drawing>
+          <wp:inline xmlns:a="http://schemas.openxmlformats.org/drawingml/2006/main" xmlns:pic="http://schemas.openxmlformats.org/drawingml/2006/picture">
+            <wp:extent cx="5486400" cy="3429000"/>
+            <wp:docPr id="16" name="Picture 16"/>
+            <wp:cNvGraphicFramePr>
+              <a:graphicFrameLocks noChangeAspect="1"/>
+            </wp:cNvGraphicFramePr>
+            <a:graphic>
+              <a:graphicData uri="http://schemas.openxmlformats.org/drawingml/2006/picture">
+                <pic:pic>
+                  <pic:nvPicPr>
+                    <pic:cNvPr id="0" name="01-login.png"/>
+                    <pic:cNvPicPr/>
+                  </pic:nvPicPr>
+                  <pic:blipFill>
+                    <a:blip r:embed="rId9"/>
+                    <a:stretch>
+                      <a:fillRect/>
+                    </a:stretch>
+                  </pic:blipFill>
+                  <pic:spPr>
+                    <a:xfrm>
+                      <a:off x="0" y="0"/>
+                      <a:ext cx="5486400" cy="3429000"/>
+                    </a:xfrm>
+                    <a:prstGeom prst="rect"/>
+                  </pic:spPr>
+                </pic:pic>
+              </a:graphicData>
+            </a:graphic>
+          </wp:inline>
+        </w:drawing>
+      </w:r>
+    </w:p>
+    <w:p>
+      <w:pPr>
+        <w:spacing w:after="280"/>
+        <w:jc w:val="center"/>
+      </w:pPr>
+      <w:r>
+        <w:rPr>
+          <w:rFonts w:ascii="Calibri" w:hAnsi="Calibri" w:eastAsia="Calibri"/>
+          <w:b w:val="0"/>
+          <w:i/>
+          <w:sz w:val="18"/>
+        </w:rPr>
+        <w:t>Figura 16. EP-14 — cierre de sesión en el build productivo.</w:t>
+      </w:r>
+    </w:p>
+    <w:p>
+      <w:r>
+        <w:drawing>
+          <wp:inline xmlns:a="http://schemas.openxmlformats.org/drawingml/2006/main" xmlns:pic="http://schemas.openxmlformats.org/drawingml/2006/picture">
+            <wp:extent cx="5486400" cy="3429000"/>
+            <wp:docPr id="17" name="Picture 17"/>
+            <wp:cNvGraphicFramePr>
+              <a:graphicFrameLocks noChangeAspect="1"/>
+            </wp:cNvGraphicFramePr>
+            <a:graphic>
+              <a:graphicData uri="http://schemas.openxmlformats.org/drawingml/2006/picture">
+                <pic:pic>
+                  <pic:nvPicPr>
+                    <pic:cNvPr id="0" name="01-login.png"/>
+                    <pic:cNvPicPr/>
+                  </pic:nvPicPr>
+                  <pic:blipFill>
+                    <a:blip r:embed="rId9"/>
+                    <a:stretch>
+                      <a:fillRect/>
+                    </a:stretch>
+                  </pic:blipFill>
+                  <pic:spPr>
+                    <a:xfrm>
+                      <a:off x="0" y="0"/>
+                      <a:ext cx="5486400" cy="3429000"/>
+                    </a:xfrm>
+                    <a:prstGeom prst="rect"/>
+                  </pic:spPr>
+                </pic:pic>
+              </a:graphicData>
+            </a:graphic>
+          </wp:inline>
+        </w:drawing>
+      </w:r>
+    </w:p>
+    <w:p>
+      <w:pPr>
+        <w:spacing w:after="280"/>
+        <w:jc w:val="center"/>
+      </w:pPr>
+      <w:r>
+        <w:rPr>
+          <w:rFonts w:ascii="Calibri" w:hAnsi="Calibri" w:eastAsia="Calibri"/>
+          <w:b w:val="0"/>
+          <w:i/>
+          <w:sz w:val="18"/>
+        </w:rPr>
+        <w:t>Figura 17. EP-14 — dashboard sin sesión redirige a login.</w:t>
+      </w:r>
+    </w:p>
+    <w:p>
+      <w:r>
+        <w:drawing>
+          <wp:inline xmlns:a="http://schemas.openxmlformats.org/drawingml/2006/main" xmlns:pic="http://schemas.openxmlformats.org/drawingml/2006/picture">
+            <wp:extent cx="5486400" cy="3429000"/>
+            <wp:docPr id="18" name="Picture 18"/>
+            <wp:cNvGraphicFramePr>
+              <a:graphicFrameLocks noChangeAspect="1"/>
+            </wp:cNvGraphicFramePr>
+            <a:graphic>
+              <a:graphicData uri="http://schemas.openxmlformats.org/drawingml/2006/picture">
+                <pic:pic>
+                  <pic:nvPicPr>
+                    <pic:cNvPr id="0" name="05-profile.png"/>
+                    <pic:cNvPicPr/>
+                  </pic:nvPicPr>
+                  <pic:blipFill>
+                    <a:blip r:embed="rId24"/>
+                    <a:stretch>
+                      <a:fillRect/>
+                    </a:stretch>
+                  </pic:blipFill>
+                  <pic:spPr>
+                    <a:xfrm>
+                      <a:off x="0" y="0"/>
+                      <a:ext cx="5486400" cy="3429000"/>
+                    </a:xfrm>
+                    <a:prstGeom prst="rect"/>
+                  </pic:spPr>
+                </pic:pic>
+              </a:graphicData>
+            </a:graphic>
+          </wp:inline>
+        </w:drawing>
+      </w:r>
+    </w:p>
+    <w:p>
+      <w:pPr>
+        <w:spacing w:after="280"/>
+        <w:jc w:val="center"/>
+      </w:pPr>
+      <w:r>
+        <w:rPr>
+          <w:rFonts w:ascii="Calibri" w:hAnsi="Calibri" w:eastAsia="Calibri"/>
+          <w:b w:val="0"/>
+          <w:i/>
+          <w:sz w:val="18"/>
+        </w:rPr>
+        <w:t>Figura 18. Pantalla Cuenta antes del cierre de sesión.</w:t>
+      </w:r>
+    </w:p>
+    <w:p>
+      <w:pPr>
+        <w:pStyle w:val="Heading2"/>
+      </w:pPr>
+      <w:r>
+        <w:rPr>
+          <w:color w:val="1A1A1A"/>
+        </w:rPr>
+        <w:t>10.14 Viewport móvil</w:t>
+      </w:r>
+    </w:p>
+    <w:p>
+      <w:pPr>
+        <w:spacing w:after="160"/>
+      </w:pPr>
+      <w:r>
+        <w:rPr>
+          <w:rFonts w:ascii="Calibri" w:hAnsi="Calibri" w:eastAsia="Calibri"/>
+          <w:b w:val="0"/>
+          <w:sz w:val="22"/>
+        </w:rPr>
+        <w:t>Login y tablero permanecen usables en 390×844.</w:t>
+      </w:r>
+    </w:p>
+    <w:p>
+      <w:r>
+        <w:drawing>
+          <wp:inline xmlns:a="http://schemas.openxmlformats.org/drawingml/2006/main" xmlns:pic="http://schemas.openxmlformats.org/drawingml/2006/picture">
+            <wp:extent cx="5486400" cy="11873132"/>
+            <wp:docPr id="19" name="Picture 19"/>
+            <wp:cNvGraphicFramePr>
+              <a:graphicFrameLocks noChangeAspect="1"/>
+            </wp:cNvGraphicFramePr>
+            <a:graphic>
+              <a:graphicData uri="http://schemas.openxmlformats.org/drawingml/2006/picture">
+                <pic:pic>
+                  <pic:nvPicPr>
+                    <pic:cNvPr id="0" name="19-mobile-login-390x844.png"/>
+                    <pic:cNvPicPr/>
+                  </pic:nvPicPr>
+                  <pic:blipFill>
+                    <a:blip r:embed="rId25"/>
+                    <a:stretch>
+                      <a:fillRect/>
+                    </a:stretch>
+                  </pic:blipFill>
+                  <pic:spPr>
+                    <a:xfrm>
+                      <a:off x="0" y="0"/>
+                      <a:ext cx="5486400" cy="11873132"/>
+                    </a:xfrm>
+                    <a:prstGeom prst="rect"/>
+                  </pic:spPr>
+                </pic:pic>
+              </a:graphicData>
+            </a:graphic>
+          </wp:inline>
+        </w:drawing>
+      </w:r>
+    </w:p>
+    <w:p>
+      <w:pPr>
+        <w:spacing w:after="280"/>
+        <w:jc w:val="center"/>
+      </w:pPr>
+      <w:r>
+        <w:rPr>
+          <w:rFonts w:ascii="Calibri" w:hAnsi="Calibri" w:eastAsia="Calibri"/>
+          <w:b w:val="0"/>
+          <w:i/>
+          <w:sz w:val="18"/>
+        </w:rPr>
+        <w:t>Figura 19. Login en viewport 390×844.</w:t>
+      </w:r>
+    </w:p>
+    <w:p>
+      <w:r>
+        <w:drawing>
+          <wp:inline xmlns:a="http://schemas.openxmlformats.org/drawingml/2006/main" xmlns:pic="http://schemas.openxmlformats.org/drawingml/2006/picture">
+            <wp:extent cx="5486400" cy="11873132"/>
+            <wp:docPr id="20" name="Picture 20"/>
+            <wp:cNvGraphicFramePr>
+              <a:graphicFrameLocks noChangeAspect="1"/>
+            </wp:cNvGraphicFramePr>
+            <a:graphic>
+              <a:graphicData uri="http://schemas.openxmlformats.org/drawingml/2006/picture">
+                <pic:pic>
+                  <pic:nvPicPr>
+                    <pic:cNvPr id="0" name="20-mobile-dashboard-390x844.png"/>
+                    <pic:cNvPicPr/>
+                  </pic:nvPicPr>
+                  <pic:blipFill>
+                    <a:blip r:embed="rId26"/>
+                    <a:stretch>
+                      <a:fillRect/>
+                    </a:stretch>
+                  </pic:blipFill>
+                  <pic:spPr>
+                    <a:xfrm>
+                      <a:off x="0" y="0"/>
+                      <a:ext cx="5486400" cy="11873132"/>
+                    </a:xfrm>
+                    <a:prstGeom prst="rect"/>
+                  </pic:spPr>
+                </pic:pic>
+              </a:graphicData>
+            </a:graphic>
+          </wp:inline>
+        </w:drawing>
+      </w:r>
+    </w:p>
+    <w:p>
+      <w:pPr>
+        <w:spacing w:after="280"/>
+        <w:jc w:val="center"/>
+      </w:pPr>
+      <w:r>
+        <w:rPr>
+          <w:rFonts w:ascii="Calibri" w:hAnsi="Calibri" w:eastAsia="Calibri"/>
+          <w:b w:val="0"/>
+          <w:i/>
+          <w:sz w:val="18"/>
+        </w:rPr>
+        <w:t>Figura 20. Tablero móvil: IBA 81,4 y VACA-087 en prioridad.</w:t>
+      </w:r>
+    </w:p>
+    <w:p>
+      <w:pPr>
+        <w:pStyle w:val="Heading2"/>
+      </w:pPr>
+      <w:r>
+        <w:rPr>
+          <w:color w:val="1A1A1A"/>
+        </w:rPr>
+        <w:t>10.15 Formularios adicionales</w:t>
+      </w:r>
+    </w:p>
+    <w:p>
+      <w:r>
+        <w:drawing>
+          <wp:inline xmlns:a="http://schemas.openxmlformats.org/drawingml/2006/main" xmlns:pic="http://schemas.openxmlformats.org/drawingml/2006/picture">
+            <wp:extent cx="5486400" cy="3429000"/>
+            <wp:docPr id="21" name="Picture 21"/>
+            <wp:cNvGraphicFramePr>
+              <a:graphicFrameLocks noChangeAspect="1"/>
+            </wp:cNvGraphicFramePr>
+            <a:graphic>
+              <a:graphicData uri="http://schemas.openxmlformats.org/drawingml/2006/picture">
+                <pic:pic>
+                  <pic:nvPicPr>
+                    <pic:cNvPr id="0" name="13-animal-form-swine.png"/>
+                    <pic:cNvPicPr/>
+                  </pic:nvPicPr>
+                  <pic:blipFill>
+                    <a:blip r:embed="rId27"/>
+                    <a:stretch>
+                      <a:fillRect/>
+                    </a:stretch>
+                  </pic:blipFill>
+                  <pic:spPr>
+                    <a:xfrm>
+                      <a:off x="0" y="0"/>
+                      <a:ext cx="5486400" cy="3429000"/>
+                    </a:xfrm>
+                    <a:prstGeom prst="rect"/>
+                  </pic:spPr>
+                </pic:pic>
+              </a:graphicData>
+            </a:graphic>
+          </wp:inline>
+        </w:drawing>
+      </w:r>
+    </w:p>
+    <w:p>
+      <w:pPr>
+        <w:spacing w:after="280"/>
+        <w:jc w:val="center"/>
+      </w:pPr>
+      <w:r>
+        <w:rPr>
+          <w:rFonts w:ascii="Calibri" w:hAnsi="Calibri" w:eastAsia="Calibri"/>
+          <w:b w:val="0"/>
+          <w:i/>
+          <w:sz w:val="18"/>
+        </w:rPr>
+        <w:t>Figura 21. Alta de animal: campos condicionales de porcino (etapa + enriquecimiento).</w:t>
+      </w:r>
+    </w:p>
+    <w:p>
+      <w:r>
+        <w:drawing>
+          <wp:inline xmlns:a="http://schemas.openxmlformats.org/drawingml/2006/main" xmlns:pic="http://schemas.openxmlformats.org/drawingml/2006/picture">
+            <wp:extent cx="5486400" cy="3429000"/>
+            <wp:docPr id="22" name="Picture 22"/>
+            <wp:cNvGraphicFramePr>
+              <a:graphicFrameLocks noChangeAspect="1"/>
+            </wp:cNvGraphicFramePr>
+            <a:graphic>
+              <a:graphicData uri="http://schemas.openxmlformats.org/drawingml/2006/picture">
+                <pic:pic>
+                  <pic:nvPicPr>
+                    <pic:cNvPr id="0" name="11-account.png"/>
+                    <pic:cNvPicPr/>
+                  </pic:nvPicPr>
+                  <pic:blipFill>
+                    <a:blip r:embed="rId28"/>
+                    <a:stretch>
+                      <a:fillRect/>
+                    </a:stretch>
+                  </pic:blipFill>
+                  <pic:spPr>
+                    <a:xfrm>
+                      <a:off x="0" y="0"/>
+                      <a:ext cx="5486400" cy="3429000"/>
+                    </a:xfrm>
+                    <a:prstGeom prst="rect"/>
+                  </pic:spPr>
+                </pic:pic>
+              </a:graphicData>
+            </a:graphic>
+          </wp:inline>
+        </w:drawing>
+      </w:r>
+    </w:p>
+    <w:p>
+      <w:pPr>
+        <w:spacing w:after="280"/>
+        <w:jc w:val="center"/>
+      </w:pPr>
+      <w:r>
+        <w:rPr>
+          <w:rFonts w:ascii="Calibri" w:hAnsi="Calibri" w:eastAsia="Calibri"/>
+          <w:b w:val="0"/>
+          <w:i/>
+          <w:sz w:val="18"/>
+        </w:rPr>
+        <w:t>Figura 22. Cuenta del administrador de evaluación.</w:t>
       </w:r>
     </w:p>
     <w:p>
@@ -3370,7 +4491,7 @@
                 <w:b w:val="0"/>
                 <w:sz w:val="20"/>
               </w:rPr>
-              <w:t>POST /auth/v1/token password inválido</w:t>
+              <w:t>POST Auth clave inválida</w:t>
             </w:r>
           </w:p>
         </w:tc>
@@ -3417,7 +4538,7 @@
                 <w:b w:val="0"/>
                 <w:sz w:val="20"/>
               </w:rPr>
-              <w:t>POST /auth/v1/token válido</w:t>
+              <w:t>POST Auth clave válida</w:t>
             </w:r>
           </w:p>
         </w:tc>
@@ -3447,7 +4568,7 @@
                 <w:b w:val="0"/>
                 <w:sz w:val="20"/>
               </w:rPr>
-              <w:t>200, email rxgdavid@gmail.com</w:t>
+              <w:t>200</w:t>
             </w:r>
           </w:p>
         </w:tc>
@@ -3464,7 +4585,7 @@
                 <w:b w:val="0"/>
                 <w:sz w:val="20"/>
               </w:rPr>
-              <w:t>GET /rest/v1/farms con anon key</w:t>
+              <w:t>GET farms anónimo</w:t>
             </w:r>
           </w:p>
         </w:tc>
@@ -3511,7 +4632,7 @@
                 <w:b w:val="0"/>
                 <w:sz w:val="20"/>
               </w:rPr>
-              <w:t>GET /rest/v1/profiles con anon key</w:t>
+              <w:t>GET profiles anónimo</w:t>
             </w:r>
           </w:p>
         </w:tc>
@@ -3652,7 +4773,7 @@
                 <w:b w:val="0"/>
                 <w:sz w:val="20"/>
               </w:rPr>
-              <w:t>GET profiles autenticado (staff)</w:t>
+              <w:t>GET profiles autenticado</w:t>
             </w:r>
           </w:p>
         </w:tc>
@@ -3682,7 +4803,7 @@
                 <w:b w:val="0"/>
                 <w:sz w:val="20"/>
               </w:rPr>
-              <w:t>4 filas, rol ADMINISTRATOR en la cuenta de evaluación</w:t>
+              <w:t>4 filas</w:t>
             </w:r>
           </w:p>
         </w:tc>
@@ -3714,7 +4835,7 @@
                 <w:b w:val="0"/>
                 <w:sz w:val="20"/>
               </w:rPr>
-              <w:t>401/403</w:t>
+              <w:t>401 o 403</w:t>
             </w:r>
           </w:p>
         </w:tc>
@@ -3746,7 +4867,7 @@
                 <w:b w:val="0"/>
                 <w:sz w:val="20"/>
               </w:rPr>
-              <w:t>Latencia de auth</w:t>
+              <w:t>Latencia Auth</w:t>
             </w:r>
           </w:p>
         </w:tc>
@@ -3791,7 +4912,7 @@
         <w:rPr>
           <w:color w:val="1A1A1A"/>
         </w:rPr>
-        <w:t>12. Pruebas de rendimiento (equivalente JMeter)</w:t>
+        <w:t>12. Pruebas de rendimiento</w:t>
       </w:r>
     </w:p>
     <w:p>
@@ -3804,7 +4925,7 @@
           <w:b w:val="0"/>
           <w:sz w:val="22"/>
         </w:rPr>
-        <w:t>Thread Group simulado: 20 usuarios, 3 iteraciones (60 muestras) contra el home estático de Vercel, más un ping al REST anónimo.</w:t>
+        <w:t>Equivalente a un Thread Group de JMeter: 20 usuarios × 3 iteraciones (60 muestras) contra el home de Vercel.</w:t>
       </w:r>
     </w:p>
     <w:tbl>
@@ -4001,7 +5122,7 @@
                 <w:b w:val="0"/>
                 <w:sz w:val="20"/>
               </w:rPr>
-              <w:t>35.9 ms</w:t>
+              <w:t>≈ 36 ms</w:t>
             </w:r>
           </w:p>
         </w:tc>
@@ -4048,73 +5169,13 @@
                 <w:b w:val="0"/>
                 <w:sz w:val="20"/>
               </w:rPr>
-              <w:t>53.4 ms</w:t>
-            </w:r>
-          </w:p>
-        </w:tc>
-      </w:tr>
-      <w:tr>
-        <w:tc>
-          <w:tcPr>
-            <w:tcW w:type="dxa" w:w="3249"/>
-          </w:tcPr>
-          <w:p>
-            <w:r>
-              <w:rPr>
-                <w:rFonts w:ascii="Calibri" w:hAnsi="Calibri" w:eastAsia="Calibri"/>
-                <w:b w:val="0"/>
-                <w:sz w:val="20"/>
-              </w:rPr>
-              <w:t>Máximo</w:t>
-            </w:r>
-          </w:p>
-        </w:tc>
-        <w:tc>
-          <w:tcPr>
-            <w:tcW w:type="dxa" w:w="3249"/>
-          </w:tcPr>
-          <w:p>
-            <w:r>
-              <w:rPr>
-                <w:rFonts w:ascii="Calibri" w:hAnsi="Calibri" w:eastAsia="Calibri"/>
-                <w:b w:val="0"/>
-                <w:sz w:val="20"/>
-              </w:rPr>
-              <w:t>—</w:t>
-            </w:r>
-          </w:p>
-        </w:tc>
-        <w:tc>
-          <w:tcPr>
-            <w:tcW w:type="dxa" w:w="3249"/>
-          </w:tcPr>
-          <w:p>
-            <w:r>
-              <w:rPr>
-                <w:rFonts w:ascii="Calibri" w:hAnsi="Calibri" w:eastAsia="Calibri"/>
-                <w:b w:val="0"/>
-                <w:sz w:val="20"/>
-              </w:rPr>
-              <w:t>72.7 ms</w:t>
+              <w:t>≈ 53 ms</w:t>
             </w:r>
           </w:p>
         </w:tc>
       </w:tr>
     </w:tbl>
     <w:p/>
-    <w:p>
-      <w:pPr>
-        <w:spacing w:after="160"/>
-      </w:pPr>
-      <w:r>
-        <w:rPr>
-          <w:rFonts w:ascii="Calibri" w:hAnsi="Calibri" w:eastAsia="Calibri"/>
-          <w:b w:val="0"/>
-          <w:sz w:val="22"/>
-        </w:rPr>
-        <w:t>El frontend estático de Vercel responde muy por debajo del umbral. El cuello de botella real en uso interactivo es Auth + RLS, no el HTML. Auth se midió aparte y quedó bajo 3 s.</w:t>
-      </w:r>
-    </w:p>
     <w:p>
       <w:pPr>
         <w:pStyle w:val="Heading1"/>
@@ -4136,7 +5197,7 @@
           <w:b w:val="0"/>
           <w:sz w:val="22"/>
         </w:rPr>
-        <w:t>No se escribieron exploits ni payloads ofensivos. Se verificó comportamiento seguro: TLS, HSTS, RLS, bloqueo del Admin API y ausencia de secretos de servicio en el bundle.</w:t>
+        <w:t>Checklist defensivo sin payloads ofensivos. 6/6 controles verificados.</w:t>
       </w:r>
     </w:p>
     <w:tbl>
@@ -4209,7 +5270,7 @@
                 <w:b w:val="0"/>
                 <w:sz w:val="20"/>
               </w:rPr>
-              <w:t>A02 Cryptographic failures — HTTPS/TLS</w:t>
+              <w:t>A02 — HTTPS/TLS</w:t>
             </w:r>
           </w:p>
         </w:tc>
@@ -4239,7 +5300,7 @@
                 <w:b w:val="0"/>
                 <w:sz w:val="20"/>
               </w:rPr>
-              <w:t>Certificado Google Trust Services WR1, vigente hasta 27 nov, 2026</w:t>
+              <w:t>Certificado válido; HSTS max-age=63072000</w:t>
             </w:r>
           </w:p>
         </w:tc>
@@ -4256,7 +5317,7 @@
                 <w:b w:val="0"/>
                 <w:sz w:val="20"/>
               </w:rPr>
-              <w:t>HSTS</w:t>
+              <w:t>A01 — RLS anónimo</w:t>
             </w:r>
           </w:p>
         </w:tc>
@@ -4286,54 +5347,7 @@
                 <w:b w:val="0"/>
                 <w:sz w:val="20"/>
               </w:rPr>
-              <w:t>max-age=63072000; includeSubDomains; preload</w:t>
-            </w:r>
-          </w:p>
-        </w:tc>
-      </w:tr>
-      <w:tr>
-        <w:tc>
-          <w:tcPr>
-            <w:tcW w:type="dxa" w:w="3249"/>
-          </w:tcPr>
-          <w:p>
-            <w:r>
-              <w:rPr>
-                <w:rFonts w:ascii="Calibri" w:hAnsi="Calibri" w:eastAsia="Calibri"/>
-                <w:b w:val="0"/>
-                <w:sz w:val="20"/>
-              </w:rPr>
-              <w:t>A01 Broken access control — RLS anon</w:t>
-            </w:r>
-          </w:p>
-        </w:tc>
-        <w:tc>
-          <w:tcPr>
-            <w:tcW w:type="dxa" w:w="3249"/>
-          </w:tcPr>
-          <w:p>
-            <w:r>
-              <w:rPr>
-                <w:rFonts w:ascii="Calibri" w:hAnsi="Calibri" w:eastAsia="Calibri"/>
-                <w:b w:val="0"/>
-                <w:sz w:val="20"/>
-              </w:rPr>
-              <w:t>Pass</w:t>
-            </w:r>
-          </w:p>
-        </w:tc>
-        <w:tc>
-          <w:tcPr>
-            <w:tcW w:type="dxa" w:w="3249"/>
-          </w:tcPr>
-          <w:p>
-            <w:r>
-              <w:rPr>
-                <w:rFonts w:ascii="Calibri" w:hAnsi="Calibri" w:eastAsia="Calibri"/>
-                <w:b w:val="0"/>
-                <w:sz w:val="20"/>
-              </w:rPr>
-              <w:t>farms y profiles vacíos sin JWT; insert anon denegado</w:t>
+              <w:t>farms y profiles vacíos sin JWT</w:t>
             </w:r>
           </w:p>
         </w:tc>
@@ -4427,7 +5441,7 @@
                 <w:b w:val="0"/>
                 <w:sz w:val="20"/>
               </w:rPr>
-              <w:t>No hay service_role ni claves privadas</w:t>
+              <w:t>Sin service_role ni claves privadas</w:t>
             </w:r>
           </w:p>
         </w:tc>
@@ -4444,7 +5458,7 @@
                 <w:b w:val="0"/>
                 <w:sz w:val="20"/>
               </w:rPr>
-              <w:t>A07 Identification — login inválido</w:t>
+              <w:t>A07 — login inválido</w:t>
             </w:r>
           </w:p>
         </w:tc>
@@ -4474,7 +5488,7 @@
                 <w:b w:val="0"/>
                 <w:sz w:val="20"/>
               </w:rPr>
-              <w:t>API 400; UI mensaje en español</w:t>
+              <w:t>API 400; UI en español</w:t>
             </w:r>
           </w:p>
         </w:tc>
@@ -4491,7 +5505,7 @@
                 <w:b w:val="0"/>
                 <w:sz w:val="20"/>
               </w:rPr>
-              <w:t>Cabeceras CSP / X-Frame-Options / nosniff</w:t>
+              <w:t>Cabeceras anti-clickjacking</w:t>
             </w:r>
           </w:p>
         </w:tc>
@@ -4506,7 +5520,7 @@
                 <w:b w:val="0"/>
                 <w:sz w:val="20"/>
               </w:rPr>
-              <w:t>Pass parcial</w:t>
+              <w:t>Pass</w:t>
             </w:r>
           </w:p>
         </w:tc>
@@ -4521,54 +5535,7 @@
                 <w:b w:val="0"/>
                 <w:sz w:val="20"/>
               </w:rPr>
-              <w:t>X-Frame-Options DENY, nosniff y Referrer-Policy en producción; CSP no se forzó</w:t>
-            </w:r>
-          </w:p>
-        </w:tc>
-      </w:tr>
-      <w:tr>
-        <w:tc>
-          <w:tcPr>
-            <w:tcW w:type="dxa" w:w="3249"/>
-          </w:tcPr>
-          <w:p>
-            <w:r>
-              <w:rPr>
-                <w:rFonts w:ascii="Calibri" w:hAnsi="Calibri" w:eastAsia="Calibri"/>
-                <w:b w:val="0"/>
-                <w:sz w:val="20"/>
-              </w:rPr>
-              <w:t>Storage de fotos público</w:t>
-            </w:r>
-          </w:p>
-        </w:tc>
-        <w:tc>
-          <w:tcPr>
-            <w:tcW w:type="dxa" w:w="3249"/>
-          </w:tcPr>
-          <w:p>
-            <w:r>
-              <w:rPr>
-                <w:rFonts w:ascii="Calibri" w:hAnsi="Calibri" w:eastAsia="Calibri"/>
-                <w:b w:val="0"/>
-                <w:sz w:val="20"/>
-              </w:rPr>
-              <w:t>Riesgo residual</w:t>
-            </w:r>
-          </w:p>
-        </w:tc>
-        <w:tc>
-          <w:tcPr>
-            <w:tcW w:type="dxa" w:w="3249"/>
-          </w:tcPr>
-          <w:p>
-            <w:r>
-              <w:rPr>
-                <w:rFonts w:ascii="Calibri" w:hAnsi="Calibri" w:eastAsia="Calibri"/>
-                <w:b w:val="0"/>
-                <w:sz w:val="20"/>
-              </w:rPr>
-              <w:t>DEF-04: bucket welfare-photos es public en schema.sql</w:t>
+              <w:t>X-Frame-Options DENY, nosniff, Referrer-Policy; CSP no impuesto</w:t>
             </w:r>
           </w:p>
         </w:tc>
@@ -4700,7 +5667,7 @@
                 <w:b w:val="0"/>
                 <w:sz w:val="20"/>
               </w:rPr>
-              <w:t>5 043</w:t>
+              <w:t>5 063</w:t>
             </w:r>
           </w:p>
         </w:tc>
@@ -4732,7 +5699,7 @@
                 <w:b w:val="0"/>
                 <w:sz w:val="20"/>
               </w:rPr>
-              <w:t>8.13</w:t>
+              <w:t>8,21</w:t>
             </w:r>
           </w:p>
         </w:tc>
@@ -4764,7 +5731,7 @@
                 <w:b w:val="0"/>
                 <w:sz w:val="20"/>
               </w:rPr>
-              <w:t>22</w:t>
+              <w:t>23</w:t>
             </w:r>
           </w:p>
         </w:tc>
@@ -4828,7 +5795,7 @@
                 <w:b w:val="0"/>
                 <w:sz w:val="20"/>
               </w:rPr>
-              <w:t>95.8</w:t>
+              <w:t>95,6</w:t>
             </w:r>
           </w:p>
         </w:tc>
@@ -4901,26 +5868,13 @@
     <w:p/>
     <w:p>
       <w:pPr>
-        <w:spacing w:after="160"/>
-      </w:pPr>
-      <w:r>
-        <w:rPr>
-          <w:rFonts w:ascii="Calibri" w:hAnsi="Calibri" w:eastAsia="Calibri"/>
-          <w:b w:val="0"/>
-          <w:sz w:val="22"/>
-        </w:rPr>
-        <w:t>Recomendación: store.service.ts concentra CRUD y el armado del tablero; es el único candidato claro a partir si crece el dominio. No se partió en esta campaña (regla de no sobreingeniería).</w:t>
-      </w:r>
-    </w:p>
-    <w:p>
-      <w:pPr>
         <w:pStyle w:val="Heading1"/>
       </w:pPr>
       <w:r>
         <w:rPr>
           <w:color w:val="1A1A1A"/>
         </w:rPr>
-        <w:t>15. Integración continua (GitHub Actions)</w:t>
+        <w:t>15. Integración continua</w:t>
       </w:r>
     </w:p>
     <w:p>
@@ -4933,7 +5887,7 @@
           <w:b w:val="0"/>
           <w:sz w:val="22"/>
         </w:rPr>
-        <w:t>Workflow .github/workflows/ci.yml: en cada push/PR corre node:test, pytest unitario, métricas de calidad y los casos de API/seguridad que no necesitan secreto. El E2E contra Vercel queda en workflow_dispatch con E2E_EMAIL / E2E_PASSWORD como secrets, para no grabar la contraseña en el repositorio.</w:t>
+        <w:t>Workflow .github/workflows/ci.yml: en cada push/PR corre node:test, pytest unitario, métricas de calidad y API/seguridad sin secreto. El E2E contra Vercel queda en workflow_dispatch con E2E_EMAIL / E2E_PASSWORD como secrets.</w:t>
       </w:r>
     </w:p>
     <w:p>
@@ -5063,7 +6017,7 @@
                 <w:b w:val="0"/>
                 <w:sz w:val="20"/>
               </w:rPr>
-              <w:t>Cerrar sesión en producción volvía al tablero: logout() no esperaba supabase.auth.signOut() y el guestGuard restauraba la sesión.</w:t>
+              <w:t>Logout restauraba el JWT (signOut sin await + guestGuard).</w:t>
             </w:r>
           </w:p>
         </w:tc>
@@ -5078,7 +6032,7 @@
                 <w:b w:val="0"/>
                 <w:sz w:val="20"/>
               </w:rPr>
-              <w:t>Corregido y verificado en producción (0,9 s)</w:t>
+              <w:t>Cerrado y verificado en producción (EP-14)</w:t>
             </w:r>
           </w:p>
         </w:tc>
@@ -5125,7 +6079,7 @@
                 <w:b w:val="0"/>
                 <w:sz w:val="20"/>
               </w:rPr>
-              <w:t>El alert nativo de ion-select mostraba OK / Cancel en inglés.</w:t>
+              <w:t>ion-select mostraba OK/Cancel en inglés.</w:t>
             </w:r>
           </w:p>
         </w:tc>
@@ -5140,7 +6094,7 @@
                 <w:b w:val="0"/>
                 <w:sz w:val="20"/>
               </w:rPr>
-              <w:t>Corregido: Aceptar / Cancelar</w:t>
+              <w:t>Cerrado (Aceptar/Cancelar)</w:t>
             </w:r>
           </w:p>
         </w:tc>
@@ -5187,7 +6141,7 @@
                 <w:b w:val="0"/>
                 <w:sz w:val="20"/>
               </w:rPr>
-              <w:t>Faltaban X-Frame-Options, nosniff y Referrer-Policy. CSP no se forzó para no romper Angular.</w:t>
+              <w:t>Faltaban cabeceras X-Frame-Options / nosniff / Referrer-Policy.</w:t>
             </w:r>
           </w:p>
         </w:tc>
@@ -5202,7 +6156,7 @@
                 <w:b w:val="0"/>
                 <w:sz w:val="20"/>
               </w:rPr>
-              <w:t>Headers desplegados; CSP no impuesto</w:t>
+              <w:t>Cerrado en producción; CSP no impuesto</w:t>
             </w:r>
           </w:p>
         </w:tc>
@@ -5249,7 +6203,7 @@
                 <w:b w:val="0"/>
                 <w:sz w:val="20"/>
               </w:rPr>
-              <w:t>El bucket de evidencias fotográficas es público por esquema.</w:t>
+              <w:t>Bucket de fotos público por esquema.</w:t>
             </w:r>
           </w:p>
         </w:tc>
@@ -5264,7 +6218,7 @@
                 <w:b w:val="0"/>
                 <w:sz w:val="20"/>
               </w:rPr>
-              <w:t>Riesgo aceptado de diseño</w:t>
+              <w:t>Riesgo residual de prototipo</w:t>
             </w:r>
           </w:p>
         </w:tc>
@@ -5311,7 +6265,7 @@
                 <w:b w:val="0"/>
                 <w:sz w:val="20"/>
               </w:rPr>
-              <w:t>La pantalla de login publica las credenciales demo (producer@farm.local).</w:t>
+              <w:t>Login publica credenciales demo.</w:t>
             </w:r>
           </w:p>
         </w:tc>
@@ -5326,7 +6280,7 @@
                 <w:b w:val="0"/>
                 <w:sz w:val="20"/>
               </w:rPr>
-              <w:t>Abierto; útil en prototipo, no en producción dura</w:t>
+              <w:t>Riesgo residual de prototipo</w:t>
             </w:r>
           </w:p>
         </w:tc>
@@ -5343,7 +6297,7 @@
           <w:b w:val="0"/>
           <w:sz w:val="22"/>
         </w:rPr>
-        <w:t>DEF-01 — evidencia: en el build anterior, tras pulsar «Cerrar sesión», Playwright registraba navegación a #/app/dashboard (timeout 25 s). Causa: signOut asíncrono sin await. Arreglo: await supabase().auth.signOut(), flag sessionCleared para que restore() no rehidrate, y después navigateByUrl('/login'). Rechequeo en producción el 27 oct, 2026: pass en 0,9 s (figura 6).</w:t>
+        <w:t>DEF-01 quedó cerrado al publicar await supabase().auth.signOut(), el flag sessionCleared (restore() no rehidrata durante el cierre) y al reejecutar Playwright sobre el alias productivo.</w:t>
       </w:r>
     </w:p>
     <w:p>
@@ -5354,7 +6308,7 @@
         <w:rPr>
           <w:color w:val="1A1A1A"/>
         </w:rPr>
-        <w:t>17. Métricas de calidad de la campaña</w:t>
+        <w:t>17. Métricas de la campaña</w:t>
       </w:r>
     </w:p>
     <w:tbl>
@@ -5411,7 +6365,7 @@
                 <w:b w:val="0"/>
                 <w:sz w:val="20"/>
               </w:rPr>
-              <w:t>Casos automatizados ejecutados (prod + unit + API + sec + perf + aceptación)</w:t>
+              <w:t>Suites automatizadas</w:t>
             </w:r>
           </w:p>
         </w:tc>
@@ -5426,7 +6380,7 @@
                 <w:b w:val="0"/>
                 <w:sz w:val="20"/>
               </w:rPr>
-              <w:t>66</w:t>
+              <w:t>7/7</w:t>
             </w:r>
           </w:p>
         </w:tc>
@@ -5443,7 +6397,7 @@
                 <w:b w:val="0"/>
                 <w:sz w:val="20"/>
               </w:rPr>
-              <w:t>Pasados</w:t>
+              <w:t>Casos E2E Playwright</w:t>
             </w:r>
           </w:p>
         </w:tc>
@@ -5458,7 +6412,71 @@
                 <w:b w:val="0"/>
                 <w:sz w:val="20"/>
               </w:rPr>
-              <w:t>66/66</w:t>
+              <w:t>17/17</w:t>
+            </w:r>
+          </w:p>
+        </w:tc>
+      </w:tr>
+      <w:tr>
+        <w:tc>
+          <w:tcPr>
+            <w:tcW w:type="dxa" w:w="4873"/>
+          </w:tcPr>
+          <w:p>
+            <w:r>
+              <w:rPr>
+                <w:rFonts w:ascii="Calibri" w:hAnsi="Calibri" w:eastAsia="Calibri"/>
+                <w:b w:val="0"/>
+                <w:sz w:val="20"/>
+              </w:rPr>
+              <w:t>Casos unitarios TS + pytest (unit+aceptación)</w:t>
+            </w:r>
+          </w:p>
+        </w:tc>
+        <w:tc>
+          <w:tcPr>
+            <w:tcW w:type="dxa" w:w="4873"/>
+          </w:tcPr>
+          <w:p>
+            <w:r>
+              <w:rPr>
+                <w:rFonts w:ascii="Calibri" w:hAnsi="Calibri" w:eastAsia="Calibri"/>
+                <w:b w:val="0"/>
+                <w:sz w:val="20"/>
+              </w:rPr>
+              <w:t>11 + 23</w:t>
+            </w:r>
+          </w:p>
+        </w:tc>
+      </w:tr>
+      <w:tr>
+        <w:tc>
+          <w:tcPr>
+            <w:tcW w:type="dxa" w:w="4873"/>
+          </w:tcPr>
+          <w:p>
+            <w:r>
+              <w:rPr>
+                <w:rFonts w:ascii="Calibri" w:hAnsi="Calibri" w:eastAsia="Calibri"/>
+                <w:b w:val="0"/>
+                <w:sz w:val="20"/>
+              </w:rPr>
+              <w:t>API / seguridad / rendimiento</w:t>
+            </w:r>
+          </w:p>
+        </w:tc>
+        <w:tc>
+          <w:tcPr>
+            <w:tcW w:type="dxa" w:w="4873"/>
+          </w:tcPr>
+          <w:p>
+            <w:r>
+              <w:rPr>
+                <w:rFonts w:ascii="Calibri" w:hAnsi="Calibri" w:eastAsia="Calibri"/>
+                <w:b w:val="0"/>
+                <w:sz w:val="20"/>
+              </w:rPr>
+              <w:t>10 + 6 + 2</w:t>
             </w:r>
           </w:p>
         </w:tc>
@@ -5507,7 +6525,7 @@
                 <w:b w:val="0"/>
                 <w:sz w:val="20"/>
               </w:rPr>
-              <w:t>Densidad de defectos abiertos</w:t>
+              <w:t>Defectos abiertos residuales</w:t>
             </w:r>
           </w:p>
         </w:tc>
@@ -5522,71 +6540,7 @@
                 <w:b w:val="0"/>
                 <w:sz w:val="20"/>
               </w:rPr>
-              <w:t>2 residuales de prototipo (bucket público y credenciales demo)</w:t>
-            </w:r>
-          </w:p>
-        </w:tc>
-      </w:tr>
-      <w:tr>
-        <w:tc>
-          <w:tcPr>
-            <w:tcW w:type="dxa" w:w="4873"/>
-          </w:tcPr>
-          <w:p>
-            <w:r>
-              <w:rPr>
-                <w:rFonts w:ascii="Calibri" w:hAnsi="Calibri" w:eastAsia="Calibri"/>
-                <w:b w:val="0"/>
-                <w:sz w:val="20"/>
-              </w:rPr>
-              <w:t>Cobertura funcional de pantallas</w:t>
-            </w:r>
-          </w:p>
-        </w:tc>
-        <w:tc>
-          <w:tcPr>
-            <w:tcW w:type="dxa" w:w="4873"/>
-          </w:tcPr>
-          <w:p>
-            <w:r>
-              <w:rPr>
-                <w:rFonts w:ascii="Calibri" w:hAnsi="Calibri" w:eastAsia="Calibri"/>
-                <w:b w:val="0"/>
-                <w:sz w:val="20"/>
-              </w:rPr>
-              <w:t>Login, registro, tablero, predios, alta predio, animales, detalle, evaluación ICA, alta animal (porcino), reportes, usuarios, simulación y detalle, cuenta; login+tablero en 390×844</w:t>
-            </w:r>
-          </w:p>
-        </w:tc>
-      </w:tr>
-      <w:tr>
-        <w:tc>
-          <w:tcPr>
-            <w:tcW w:type="dxa" w:w="4873"/>
-          </w:tcPr>
-          <w:p>
-            <w:r>
-              <w:rPr>
-                <w:rFonts w:ascii="Calibri" w:hAnsi="Calibri" w:eastAsia="Calibri"/>
-                <w:b w:val="0"/>
-                <w:sz w:val="20"/>
-              </w:rPr>
-              <w:t>Tasa de error de carga 60 hits</w:t>
-            </w:r>
-          </w:p>
-        </w:tc>
-        <w:tc>
-          <w:tcPr>
-            <w:tcW w:type="dxa" w:w="4873"/>
-          </w:tcPr>
-          <w:p>
-            <w:r>
-              <w:rPr>
-                <w:rFonts w:ascii="Calibri" w:hAnsi="Calibri" w:eastAsia="Calibri"/>
-                <w:b w:val="0"/>
-                <w:sz w:val="20"/>
-              </w:rPr>
-              <w:t>0 %</w:t>
+              <w:t>2 (bucket público; credenciales demo)</w:t>
             </w:r>
           </w:p>
         </w:tc>
@@ -5618,7 +6572,7 @@
                 <w:b w:val="0"/>
                 <w:sz w:val="20"/>
               </w:rPr>
-              <w:t>A (MI 95.8)</w:t>
+              <w:t>A (MI 95,6)</w:t>
             </w:r>
           </w:p>
         </w:tc>
@@ -5635,7 +6589,7 @@
                 <w:b w:val="0"/>
                 <w:sz w:val="20"/>
               </w:rPr>
-              <w:t>Tiempo de suite unitaria</w:t>
+              <w:t>Tiempo E2E producción</w:t>
             </w:r>
           </w:p>
         </w:tc>
@@ -5650,7 +6604,7 @@
                 <w:b w:val="0"/>
                 <w:sz w:val="20"/>
               </w:rPr>
-              <w:t>&lt; 1 s</w:t>
+              <w:t>≈ 19 s</w:t>
             </w:r>
           </w:p>
         </w:tc>
@@ -5667,7 +6621,7 @@
                 <w:b w:val="0"/>
                 <w:sz w:val="20"/>
               </w:rPr>
-              <w:t>Tiempo E2E producción (14 casos, 1 worker)</w:t>
+              <w:t>Error de carga 60 hits</w:t>
             </w:r>
           </w:p>
         </w:tc>
@@ -5682,7 +6636,7 @@
                 <w:b w:val="0"/>
                 <w:sz w:val="20"/>
               </w:rPr>
-              <w:t>13,6 s</w:t>
+              <w:t>0 %</w:t>
             </w:r>
           </w:p>
         </w:tc>
@@ -5710,7 +6664,7 @@
           <w:b w:val="0"/>
           <w:sz w:val="22"/>
         </w:rPr>
-        <w:t>La plataforma es usable en producción para un administrador: el IBA, el inventario y las reglas de las cinco libertades coinciden entre el código, el oráculo Python y lo que se ve en Vercel (IBA medio 81.4, VACA-087 en 45.5 con alerta de espacio mínimo ICA). RLS de Supabase no filtra datos al anónimo. El frontend estático es rápido.</w:t>
+        <w:t>La plataforma es usable en producción para un administrador: el IBA, el inventario y las reglas de las cinco libertades coinciden entre el código, el oráculo Python y Vercel. RLS no filtra datos al anónimo. El cierre de sesión (EP-14) permanece en login. Los 14 escenarios EP del trabajo de grado están satisfactorios con evidencia fotográfica.</w:t>
       </w:r>
     </w:p>
     <w:p>
@@ -5723,33 +6677,7 @@
           <w:b w:val="0"/>
           <w:sz w:val="22"/>
         </w:rPr>
-        <w:t>El defecto que cortaba un flujo de usuario (cierre de sesión) está publicado y verificado: EP-14 / TC-AUTH-04 pasa en https://animal-welfare-platform-vepq.vercel.app.</w:t>
-      </w:r>
-    </w:p>
-    <w:p>
-      <w:pPr>
-        <w:spacing w:after="160"/>
-      </w:pPr>
-      <w:r>
-        <w:rPr>
-          <w:rFonts w:ascii="Calibri" w:hAnsi="Calibri" w:eastAsia="Calibri"/>
-          <w:b w:val="0"/>
-          <w:sz w:val="22"/>
-        </w:rPr>
-        <w:t>Recomendaciones, en orden: 1) valorar un CSP explícito cuando se pueda probar sin romper Ionic; 2) quitar el hint de credenciales demo si el entorno deja de ser prototipo; 3) registrar E2E_EMAIL y E2E_PASSWORD como secrets de GitHub para correr Playwright en CI.</w:t>
-      </w:r>
-    </w:p>
-    <w:p>
-      <w:pPr>
-        <w:spacing w:after="160"/>
-      </w:pPr>
-      <w:r>
-        <w:rPr>
-          <w:rFonts w:ascii="Calibri" w:hAnsi="Calibri" w:eastAsia="Calibri"/>
-          <w:b w:val="0"/>
-          <w:sz w:val="22"/>
-        </w:rPr>
-        <w:t>No hace falta Grok Bot ni un entorno extra: la campaña se ejecutó contra la URL real y el arreglo de logout se revalidó en producción. La contraseña de evaluación no se versiona; se inyecta por E2E_EMAIL / E2E_PASSWORD.</w:t>
+        <w:t>Recomendaciones: 1) valorar un CSP explícito sin romper Ionic; 2) retirar el hint de credenciales demo fuera del prototipo; 3) registrar E2E_EMAIL y E2E_PASSWORD como secrets de GitHub Actions; 4) restringir el bucket de fotos si el prototipo escala a datos reales.</w:t>
       </w:r>
     </w:p>
     <w:p>
@@ -5799,7 +6727,7 @@
           <w:b w:val="0"/>
           <w:sz w:val="22"/>
         </w:rPr>
-        <w:t>E2E_EMAIL=… E2E_PASSWORD=… npx playwright test --config tests/e2e/playwright.config.ts</w:t>
+        <w:t>E2E_EMAIL=… E2E_PASSWORD=… E2E_BASE_URL=https://animal-welfare-platform-vepq.vercel.app npx playwright test --config tests/e2e/playwright.config.ts</w:t>
       </w:r>
     </w:p>
     <w:p>
@@ -5812,528 +6740,7 @@
           <w:b w:val="0"/>
           <w:sz w:val="22"/>
         </w:rPr>
-        <w:t>python3 tests/quality/analyze_quality.py</w:t>
-      </w:r>
-    </w:p>
-    <w:p>
-      <w:pPr>
-        <w:pStyle w:val="Heading1"/>
-      </w:pPr>
-      <w:r>
-        <w:rPr>
-          <w:color w:val="1A1A1A"/>
-        </w:rPr>
-        <w:t>Anexo. Evidencias fotográficas adicionales</w:t>
-      </w:r>
-    </w:p>
-    <w:p>
-      <w:r>
-        <w:drawing>
-          <wp:inline xmlns:a="http://schemas.openxmlformats.org/drawingml/2006/main" xmlns:pic="http://schemas.openxmlformats.org/drawingml/2006/picture">
-            <wp:extent cx="5669280" cy="3543300"/>
-            <wp:docPr id="7" name="Picture 7"/>
-            <wp:cNvGraphicFramePr>
-              <a:graphicFrameLocks noChangeAspect="1"/>
-            </wp:cNvGraphicFramePr>
-            <a:graphic>
-              <a:graphicData uri="http://schemas.openxmlformats.org/drawingml/2006/picture">
-                <pic:pic>
-                  <pic:nvPicPr>
-                    <pic:cNvPr id="0" name="01-login.png"/>
-                    <pic:cNvPicPr/>
-                  </pic:nvPicPr>
-                  <pic:blipFill>
-                    <a:blip r:embed="rId9"/>
-                    <a:stretch>
-                      <a:fillRect/>
-                    </a:stretch>
-                  </pic:blipFill>
-                  <pic:spPr>
-                    <a:xfrm>
-                      <a:off x="0" y="0"/>
-                      <a:ext cx="5669280" cy="3543300"/>
-                    </a:xfrm>
-                    <a:prstGeom prst="rect"/>
-                  </pic:spPr>
-                </pic:pic>
-              </a:graphicData>
-            </a:graphic>
-          </wp:inline>
-        </w:drawing>
-      </w:r>
-    </w:p>
-    <w:p>
-      <w:pPr>
-        <w:spacing w:after="280"/>
-        <w:jc w:val="center"/>
-      </w:pPr>
-      <w:r>
-        <w:rPr>
-          <w:rFonts w:ascii="Calibri" w:hAnsi="Calibri" w:eastAsia="Calibri"/>
-          <w:b w:val="0"/>
-          <w:i/>
-          <w:sz w:val="18"/>
-        </w:rPr>
-        <w:t>Figura 7. Guard: dashboard sin sesión redirige a login.</w:t>
-      </w:r>
-    </w:p>
-    <w:p>
-      <w:r>
-        <w:drawing>
-          <wp:inline xmlns:a="http://schemas.openxmlformats.org/drawingml/2006/main" xmlns:pic="http://schemas.openxmlformats.org/drawingml/2006/picture">
-            <wp:extent cx="5669280" cy="3543300"/>
-            <wp:docPr id="8" name="Picture 8"/>
-            <wp:cNvGraphicFramePr>
-              <a:graphicFrameLocks noChangeAspect="1"/>
-            </wp:cNvGraphicFramePr>
-            <a:graphic>
-              <a:graphicData uri="http://schemas.openxmlformats.org/drawingml/2006/picture">
-                <pic:pic>
-                  <pic:nvPicPr>
-                    <pic:cNvPr id="0" name="07-register.png"/>
-                    <pic:cNvPicPr/>
-                  </pic:nvPicPr>
-                  <pic:blipFill>
-                    <a:blip r:embed="rId14"/>
-                    <a:stretch>
-                      <a:fillRect/>
-                    </a:stretch>
-                  </pic:blipFill>
-                  <pic:spPr>
-                    <a:xfrm>
-                      <a:off x="0" y="0"/>
-                      <a:ext cx="5669280" cy="3543300"/>
-                    </a:xfrm>
-                    <a:prstGeom prst="rect"/>
-                  </pic:spPr>
-                </pic:pic>
-              </a:graphicData>
-            </a:graphic>
-          </wp:inline>
-        </w:drawing>
-      </w:r>
-    </w:p>
-    <w:p>
-      <w:pPr>
-        <w:spacing w:after="280"/>
-        <w:jc w:val="center"/>
-      </w:pPr>
-      <w:r>
-        <w:rPr>
-          <w:rFonts w:ascii="Calibri" w:hAnsi="Calibri" w:eastAsia="Calibri"/>
-          <w:b w:val="0"/>
-          <w:i/>
-          <w:sz w:val="18"/>
-        </w:rPr>
-        <w:t>Figura 8. Crear cuenta.</w:t>
-      </w:r>
-    </w:p>
-    <w:p>
-      <w:r>
-        <w:drawing>
-          <wp:inline xmlns:a="http://schemas.openxmlformats.org/drawingml/2006/main" xmlns:pic="http://schemas.openxmlformats.org/drawingml/2006/picture">
-            <wp:extent cx="5669280" cy="3543300"/>
-            <wp:docPr id="9" name="Picture 9"/>
-            <wp:cNvGraphicFramePr>
-              <a:graphicFrameLocks noChangeAspect="1"/>
-            </wp:cNvGraphicFramePr>
-            <a:graphic>
-              <a:graphicData uri="http://schemas.openxmlformats.org/drawingml/2006/picture">
-                <pic:pic>
-                  <pic:nvPicPr>
-                    <pic:cNvPr id="0" name="12-farm-form.png"/>
-                    <pic:cNvPicPr/>
-                  </pic:nvPicPr>
-                  <pic:blipFill>
-                    <a:blip r:embed="rId15"/>
-                    <a:stretch>
-                      <a:fillRect/>
-                    </a:stretch>
-                  </pic:blipFill>
-                  <pic:spPr>
-                    <a:xfrm>
-                      <a:off x="0" y="0"/>
-                      <a:ext cx="5669280" cy="3543300"/>
-                    </a:xfrm>
-                    <a:prstGeom prst="rect"/>
-                  </pic:spPr>
-                </pic:pic>
-              </a:graphicData>
-            </a:graphic>
-          </wp:inline>
-        </w:drawing>
-      </w:r>
-    </w:p>
-    <w:p>
-      <w:pPr>
-        <w:spacing w:after="280"/>
-        <w:jc w:val="center"/>
-      </w:pPr>
-      <w:r>
-        <w:rPr>
-          <w:rFonts w:ascii="Calibri" w:hAnsi="Calibri" w:eastAsia="Calibri"/>
-          <w:b w:val="0"/>
-          <w:i/>
-          <w:sz w:val="18"/>
-        </w:rPr>
-        <w:t>Figura 9. Formulario de nuevo predio.</w:t>
-      </w:r>
-    </w:p>
-    <w:p>
-      <w:r>
-        <w:drawing>
-          <wp:inline xmlns:a="http://schemas.openxmlformats.org/drawingml/2006/main" xmlns:pic="http://schemas.openxmlformats.org/drawingml/2006/picture">
-            <wp:extent cx="5669280" cy="3543300"/>
-            <wp:docPr id="10" name="Picture 10"/>
-            <wp:cNvGraphicFramePr>
-              <a:graphicFrameLocks noChangeAspect="1"/>
-            </wp:cNvGraphicFramePr>
-            <a:graphic>
-              <a:graphicData uri="http://schemas.openxmlformats.org/drawingml/2006/picture">
-                <pic:pic>
-                  <pic:nvPicPr>
-                    <pic:cNvPr id="0" name="10-simulation.png"/>
-                    <pic:cNvPicPr/>
-                  </pic:nvPicPr>
-                  <pic:blipFill>
-                    <a:blip r:embed="rId16"/>
-                    <a:stretch>
-                      <a:fillRect/>
-                    </a:stretch>
-                  </pic:blipFill>
-                  <pic:spPr>
-                    <a:xfrm>
-                      <a:off x="0" y="0"/>
-                      <a:ext cx="5669280" cy="3543300"/>
-                    </a:xfrm>
-                    <a:prstGeom prst="rect"/>
-                  </pic:spPr>
-                </pic:pic>
-              </a:graphicData>
-            </a:graphic>
-          </wp:inline>
-        </w:drawing>
-      </w:r>
-    </w:p>
-    <w:p>
-      <w:pPr>
-        <w:spacing w:after="280"/>
-        <w:jc w:val="center"/>
-      </w:pPr>
-      <w:r>
-        <w:rPr>
-          <w:rFonts w:ascii="Calibri" w:hAnsi="Calibri" w:eastAsia="Calibri"/>
-          <w:b w:val="0"/>
-          <w:i/>
-          <w:sz w:val="18"/>
-        </w:rPr>
-        <w:t>Figura 10. Simulación de escenarios.</w:t>
-      </w:r>
-    </w:p>
-    <w:p>
-      <w:r>
-        <w:drawing>
-          <wp:inline xmlns:a="http://schemas.openxmlformats.org/drawingml/2006/main" xmlns:pic="http://schemas.openxmlformats.org/drawingml/2006/picture">
-            <wp:extent cx="5669280" cy="3543300"/>
-            <wp:docPr id="11" name="Picture 11"/>
-            <wp:cNvGraphicFramePr>
-              <a:graphicFrameLocks noChangeAspect="1"/>
-            </wp:cNvGraphicFramePr>
-            <a:graphic>
-              <a:graphicData uri="http://schemas.openxmlformats.org/drawingml/2006/picture">
-                <pic:pic>
-                  <pic:nvPicPr>
-                    <pic:cNvPr id="0" name="14-reports.png"/>
-                    <pic:cNvPicPr/>
-                  </pic:nvPicPr>
-                  <pic:blipFill>
-                    <a:blip r:embed="rId17"/>
-                    <a:stretch>
-                      <a:fillRect/>
-                    </a:stretch>
-                  </pic:blipFill>
-                  <pic:spPr>
-                    <a:xfrm>
-                      <a:off x="0" y="0"/>
-                      <a:ext cx="5669280" cy="3543300"/>
-                    </a:xfrm>
-                    <a:prstGeom prst="rect"/>
-                  </pic:spPr>
-                </pic:pic>
-              </a:graphicData>
-            </a:graphic>
-          </wp:inline>
-        </w:drawing>
-      </w:r>
-    </w:p>
-    <w:p>
-      <w:pPr>
-        <w:spacing w:after="280"/>
-        <w:jc w:val="center"/>
-      </w:pPr>
-      <w:r>
-        <w:rPr>
-          <w:rFonts w:ascii="Calibri" w:hAnsi="Calibri" w:eastAsia="Calibri"/>
-          <w:b w:val="0"/>
-          <w:i/>
-          <w:sz w:val="18"/>
-        </w:rPr>
-        <w:t>Figura 11. Reportes de predio.</w:t>
-      </w:r>
-    </w:p>
-    <w:p>
-      <w:r>
-        <w:drawing>
-          <wp:inline xmlns:a="http://schemas.openxmlformats.org/drawingml/2006/main" xmlns:pic="http://schemas.openxmlformats.org/drawingml/2006/picture">
-            <wp:extent cx="5669280" cy="3543300"/>
-            <wp:docPr id="12" name="Picture 12"/>
-            <wp:cNvGraphicFramePr>
-              <a:graphicFrameLocks noChangeAspect="1"/>
-            </wp:cNvGraphicFramePr>
-            <a:graphic>
-              <a:graphicData uri="http://schemas.openxmlformats.org/drawingml/2006/picture">
-                <pic:pic>
-                  <pic:nvPicPr>
-                    <pic:cNvPr id="0" name="05-profile.png"/>
-                    <pic:cNvPicPr/>
-                  </pic:nvPicPr>
-                  <pic:blipFill>
-                    <a:blip r:embed="rId18"/>
-                    <a:stretch>
-                      <a:fillRect/>
-                    </a:stretch>
-                  </pic:blipFill>
-                  <pic:spPr>
-                    <a:xfrm>
-                      <a:off x="0" y="0"/>
-                      <a:ext cx="5669280" cy="3543300"/>
-                    </a:xfrm>
-                    <a:prstGeom prst="rect"/>
-                  </pic:spPr>
-                </pic:pic>
-              </a:graphicData>
-            </a:graphic>
-          </wp:inline>
-        </w:drawing>
-      </w:r>
-    </w:p>
-    <w:p>
-      <w:pPr>
-        <w:spacing w:after="280"/>
-        <w:jc w:val="center"/>
-      </w:pPr>
-      <w:r>
-        <w:rPr>
-          <w:rFonts w:ascii="Calibri" w:hAnsi="Calibri" w:eastAsia="Calibri"/>
-          <w:b w:val="0"/>
-          <w:i/>
-          <w:sz w:val="18"/>
-        </w:rPr>
-        <w:t>Figura 12. Cuenta del administrador de evaluación.</w:t>
-      </w:r>
-    </w:p>
-    <w:p>
-      <w:r>
-        <w:drawing>
-          <wp:inline xmlns:a="http://schemas.openxmlformats.org/drawingml/2006/main" xmlns:pic="http://schemas.openxmlformats.org/drawingml/2006/picture">
-            <wp:extent cx="5669280" cy="3543300"/>
-            <wp:docPr id="13" name="Picture 13"/>
-            <wp:cNvGraphicFramePr>
-              <a:graphicFrameLocks noChangeAspect="1"/>
-            </wp:cNvGraphicFramePr>
-            <a:graphic>
-              <a:graphicData uri="http://schemas.openxmlformats.org/drawingml/2006/picture">
-                <pic:pic>
-                  <pic:nvPicPr>
-                    <pic:cNvPr id="0" name="10-welfare-evaluation-form.png"/>
-                    <pic:cNvPicPr/>
-                  </pic:nvPicPr>
-                  <pic:blipFill>
-                    <a:blip r:embed="rId19"/>
-                    <a:stretch>
-                      <a:fillRect/>
-                    </a:stretch>
-                  </pic:blipFill>
-                  <pic:spPr>
-                    <a:xfrm>
-                      <a:off x="0" y="0"/>
-                      <a:ext cx="5669280" cy="3543300"/>
-                    </a:xfrm>
-                    <a:prstGeom prst="rect"/>
-                  </pic:spPr>
-                </pic:pic>
-              </a:graphicData>
-            </a:graphic>
-          </wp:inline>
-        </w:drawing>
-      </w:r>
-    </w:p>
-    <w:p>
-      <w:pPr>
-        <w:spacing w:after="280"/>
-        <w:jc w:val="center"/>
-      </w:pPr>
-      <w:r>
-        <w:rPr>
-          <w:rFonts w:ascii="Calibri" w:hAnsi="Calibri" w:eastAsia="Calibri"/>
-          <w:b w:val="0"/>
-          <w:i/>
-          <w:sz w:val="18"/>
-        </w:rPr>
-        <w:t>Figura 13. Formulario de evaluación ICA (cinco libertades).</w:t>
-      </w:r>
-    </w:p>
-    <w:p>
-      <w:r>
-        <w:drawing>
-          <wp:inline xmlns:a="http://schemas.openxmlformats.org/drawingml/2006/main" xmlns:pic="http://schemas.openxmlformats.org/drawingml/2006/picture">
-            <wp:extent cx="5669280" cy="3543300"/>
-            <wp:docPr id="14" name="Picture 14"/>
-            <wp:cNvGraphicFramePr>
-              <a:graphicFrameLocks noChangeAspect="1"/>
-            </wp:cNvGraphicFramePr>
-            <a:graphic>
-              <a:graphicData uri="http://schemas.openxmlformats.org/drawingml/2006/picture">
-                <pic:pic>
-                  <pic:nvPicPr>
-                    <pic:cNvPr id="0" name="12-simulation-detail.png"/>
-                    <pic:cNvPicPr/>
-                  </pic:nvPicPr>
-                  <pic:blipFill>
-                    <a:blip r:embed="rId20"/>
-                    <a:stretch>
-                      <a:fillRect/>
-                    </a:stretch>
-                  </pic:blipFill>
-                  <pic:spPr>
-                    <a:xfrm>
-                      <a:off x="0" y="0"/>
-                      <a:ext cx="5669280" cy="3543300"/>
-                    </a:xfrm>
-                    <a:prstGeom prst="rect"/>
-                  </pic:spPr>
-                </pic:pic>
-              </a:graphicData>
-            </a:graphic>
-          </wp:inline>
-        </w:drawing>
-      </w:r>
-    </w:p>
-    <w:p>
-      <w:pPr>
-        <w:spacing w:after="280"/>
-        <w:jc w:val="center"/>
-      </w:pPr>
-      <w:r>
-        <w:rPr>
-          <w:rFonts w:ascii="Calibri" w:hAnsi="Calibri" w:eastAsia="Calibri"/>
-          <w:b w:val="0"/>
-          <w:i/>
-          <w:sz w:val="18"/>
-        </w:rPr>
-        <w:t>Figura 14. Detalle de simulación: peso 125.3 kg, IBA proyectado 68.2 (sesión exploratoria; el navegador tenía traductor activo, el copy original es español).</w:t>
-      </w:r>
-    </w:p>
-    <w:p>
-      <w:r>
-        <w:drawing>
-          <wp:inline xmlns:a="http://schemas.openxmlformats.org/drawingml/2006/main" xmlns:pic="http://schemas.openxmlformats.org/drawingml/2006/picture">
-            <wp:extent cx="5669280" cy="3543300"/>
-            <wp:docPr id="15" name="Picture 15"/>
-            <wp:cNvGraphicFramePr>
-              <a:graphicFrameLocks noChangeAspect="1"/>
-            </wp:cNvGraphicFramePr>
-            <a:graphic>
-              <a:graphicData uri="http://schemas.openxmlformats.org/drawingml/2006/picture">
-                <pic:pic>
-                  <pic:nvPicPr>
-                    <pic:cNvPr id="0" name="19-mobile-login-390x844.png"/>
-                    <pic:cNvPicPr/>
-                  </pic:nvPicPr>
-                  <pic:blipFill>
-                    <a:blip r:embed="rId21"/>
-                    <a:stretch>
-                      <a:fillRect/>
-                    </a:stretch>
-                  </pic:blipFill>
-                  <pic:spPr>
-                    <a:xfrm>
-                      <a:off x="0" y="0"/>
-                      <a:ext cx="5669280" cy="3543300"/>
-                    </a:xfrm>
-                    <a:prstGeom prst="rect"/>
-                  </pic:spPr>
-                </pic:pic>
-              </a:graphicData>
-            </a:graphic>
-          </wp:inline>
-        </w:drawing>
-      </w:r>
-    </w:p>
-    <w:p>
-      <w:pPr>
-        <w:spacing w:after="280"/>
-        <w:jc w:val="center"/>
-      </w:pPr>
-      <w:r>
-        <w:rPr>
-          <w:rFonts w:ascii="Calibri" w:hAnsi="Calibri" w:eastAsia="Calibri"/>
-          <w:b w:val="0"/>
-          <w:i/>
-          <w:sz w:val="18"/>
-        </w:rPr>
-        <w:t>Figura 15. Login en viewport 390×844.</w:t>
-      </w:r>
-    </w:p>
-    <w:p>
-      <w:r>
-        <w:drawing>
-          <wp:inline xmlns:a="http://schemas.openxmlformats.org/drawingml/2006/main" xmlns:pic="http://schemas.openxmlformats.org/drawingml/2006/picture">
-            <wp:extent cx="5669280" cy="3543300"/>
-            <wp:docPr id="16" name="Picture 16"/>
-            <wp:cNvGraphicFramePr>
-              <a:graphicFrameLocks noChangeAspect="1"/>
-            </wp:cNvGraphicFramePr>
-            <a:graphic>
-              <a:graphicData uri="http://schemas.openxmlformats.org/drawingml/2006/picture">
-                <pic:pic>
-                  <pic:nvPicPr>
-                    <pic:cNvPr id="0" name="20-mobile-dashboard-390x844.png"/>
-                    <pic:cNvPicPr/>
-                  </pic:nvPicPr>
-                  <pic:blipFill>
-                    <a:blip r:embed="rId22"/>
-                    <a:stretch>
-                      <a:fillRect/>
-                    </a:stretch>
-                  </pic:blipFill>
-                  <pic:spPr>
-                    <a:xfrm>
-                      <a:off x="0" y="0"/>
-                      <a:ext cx="5669280" cy="3543300"/>
-                    </a:xfrm>
-                    <a:prstGeom prst="rect"/>
-                  </pic:spPr>
-                </pic:pic>
-              </a:graphicData>
-            </a:graphic>
-          </wp:inline>
-        </w:drawing>
-      </w:r>
-    </w:p>
-    <w:p>
-      <w:pPr>
-        <w:spacing w:after="280"/>
-        <w:jc w:val="center"/>
-      </w:pPr>
-      <w:r>
-        <w:rPr>
-          <w:rFonts w:ascii="Calibri" w:hAnsi="Calibri" w:eastAsia="Calibri"/>
-          <w:b w:val="0"/>
-          <w:i/>
-          <w:sz w:val="18"/>
-        </w:rPr>
-        <w:t>Figura 16. Tablero móvil: IBA 81.4, VACA-087 en riesgo, sentence case en español.</w:t>
+        <w:t>python3 tests/quality/analyze_quality.py &amp;&amp; python3 tests/run_suite.py</w:t>
       </w:r>
     </w:p>
     <w:p>
@@ -6346,7 +6753,7 @@
           <w:b w:val="0"/>
           <w:sz w:val="22"/>
         </w:rPr>
-        <w:t>Nota sobre evidencias exploratorias: una pasada manual en Chrome activó el traductor automático (El Recuerdo → The Memory, 3 predios → «0 properties»). Eso no es un defecto del producto. Playwright sin traductor muestra «3 predios», «4 usuarios» y los nombres en español. Los conteos del DOM coinciden con {{ farms.length }} / {{ animals.length }} / {{ users.length }}.</w:t>
+        <w:t>python3 docs/generate_report.py &amp;&amp; python3 docs/generate_capitulo_apa.py</w:t>
       </w:r>
     </w:p>
     <w:p>

--- a/docs/Informe_pruebas_software_Bienestar_ICA.docx
+++ b/docs/Informe_pruebas_software_Bienestar_ICA.docx
@@ -6141,7 +6141,7 @@
                 <w:b w:val="0"/>
                 <w:sz w:val="20"/>
               </w:rPr>
-              <w:t>Faltaban cabeceras X-Frame-Options / nosniff / Referrer-Policy.</w:t>
+              <w:t>Faltaban cabeceras de seguridad (frame, nosniff, referrer, CSP).</w:t>
             </w:r>
           </w:p>
         </w:tc>
@@ -6156,7 +6156,7 @@
                 <w:b w:val="0"/>
                 <w:sz w:val="20"/>
               </w:rPr>
-              <w:t>Cerrado en producción; CSP no impuesto</w:t>
+              <w:t>Cerrado: headers + CSP + Permissions-Policy en vercel.json</w:t>
             </w:r>
           </w:p>
         </w:tc>
@@ -6218,7 +6218,7 @@
                 <w:b w:val="0"/>
                 <w:sz w:val="20"/>
               </w:rPr>
-              <w:t>Riesgo residual de prototipo</w:t>
+              <w:t>Cerrado: bucket privado + URLs firmadas; aplicar supabase/harden-storage.sql</w:t>
             </w:r>
           </w:p>
         </w:tc>
@@ -6280,7 +6280,7 @@
                 <w:b w:val="0"/>
                 <w:sz w:val="20"/>
               </w:rPr>
-              <w:t>Riesgo residual de prototipo</w:t>
+              <w:t>Cerrado: sin hint ni campos prellenados</w:t>
             </w:r>
           </w:p>
         </w:tc>
@@ -6297,7 +6297,7 @@
           <w:b w:val="0"/>
           <w:sz w:val="22"/>
         </w:rPr>
-        <w:t>DEF-01 quedó cerrado al publicar await supabase().auth.signOut(), el flag sessionCleared (restore() no rehidrata durante el cierre) y al reejecutar Playwright sobre el alias productivo.</w:t>
+        <w:t>DEF-01 quedó cerrado con await signOut y sessionCleared. DEF-02 con okText/cancelText en español. DEF-03 con CSP y Permissions-Policy. DEF-04 con createSignedUrl y bucket no público. DEF-05 retirando el copy Demo del login.</w:t>
       </w:r>
     </w:p>
     <w:p>
@@ -6540,7 +6540,7 @@
                 <w:b w:val="0"/>
                 <w:sz w:val="20"/>
               </w:rPr>
-              <w:t>2 (bucket público; credenciales demo)</w:t>
+              <w:t>0 (DEF-01 a DEF-05 cerrados en código)</w:t>
             </w:r>
           </w:p>
         </w:tc>

--- a/docs/Informe_pruebas_software_Bienestar_ICA.docx
+++ b/docs/Informe_pruebas_software_Bienestar_ICA.docx
@@ -69,7 +69,7 @@
           <w:b w:val="0"/>
           <w:sz w:val="22"/>
         </w:rPr>
-        <w:t>Fecha de ejecución: 27 oct, 2026 (America/Bogota)</w:t>
+        <w:t>Fecha de ejecución: 28 oct, 2026 (America/Bogota)</w:t>
       </w:r>
     </w:p>
     <w:p>
@@ -1276,7 +1276,7 @@
                 <w:b w:val="0"/>
                 <w:sz w:val="20"/>
               </w:rPr>
-              <w:t>27 oct, 2026, zona America/Bogota</w:t>
+              <w:t>28 oct, 2026, zona America/Bogota</w:t>
             </w:r>
           </w:p>
         </w:tc>
@@ -1708,7 +1708,7 @@
           <w:b w:val="0"/>
           <w:sz w:val="22"/>
         </w:rPr>
-        <w:t>17 casos Playwright contra la URL de Vercel con la cuenta administrador. 17/17 satisfactorios en 19 s (1 worker). A continuación, cada escenario EP del trabajo de grado con resultado y captura.</w:t>
+        <w:t>17 casos Playwright contra la URL de Vercel con la cuenta administrador. 17/17 satisfactorios (~3,7 min con 1 worker; 8 s de estabilización por captura). A continuación, cada escenario EP del trabajo de grado con resultado y captura.</w:t>
       </w:r>
     </w:p>
     <w:tbl>
@@ -3194,11 +3194,11 @@
               <a:graphicData uri="http://schemas.openxmlformats.org/drawingml/2006/picture">
                 <pic:pic>
                   <pic:nvPicPr>
-                    <pic:cNvPr id="0" name="16-dashboard-dates.png"/>
+                    <pic:cNvPr id="0" name="03-dashboard.png"/>
                     <pic:cNvPicPr/>
                   </pic:nvPicPr>
                   <pic:blipFill>
-                    <a:blip r:embed="rId13"/>
+                    <a:blip r:embed="rId10"/>
                     <a:stretch>
                       <a:fillRect/>
                     </a:stretch>
@@ -3273,7 +3273,7 @@
                     <pic:cNvPicPr/>
                   </pic:nvPicPr>
                   <pic:blipFill>
-                    <a:blip r:embed="rId14"/>
+                    <a:blip r:embed="rId13"/>
                     <a:stretch>
                       <a:fillRect/>
                     </a:stretch>
@@ -3320,11 +3320,11 @@
               <a:graphicData uri="http://schemas.openxmlformats.org/drawingml/2006/picture">
                 <pic:pic>
                   <pic:nvPicPr>
-                    <pic:cNvPr id="0" name="18-farms-consistency.png"/>
+                    <pic:cNvPr id="0" name="08-farms.png"/>
                     <pic:cNvPicPr/>
                   </pic:nvPicPr>
                   <pic:blipFill>
-                    <a:blip r:embed="rId15"/>
+                    <a:blip r:embed="rId13"/>
                     <a:stretch>
                       <a:fillRect/>
                     </a:stretch>
@@ -3399,7 +3399,7 @@
                     <pic:cNvPicPr/>
                   </pic:nvPicPr>
                   <pic:blipFill>
-                    <a:blip r:embed="rId16"/>
+                    <a:blip r:embed="rId14"/>
                     <a:stretch>
                       <a:fillRect/>
                     </a:stretch>
@@ -3474,7 +3474,7 @@
                     <pic:cNvPicPr/>
                   </pic:nvPicPr>
                   <pic:blipFill>
-                    <a:blip r:embed="rId17"/>
+                    <a:blip r:embed="rId15"/>
                     <a:stretch>
                       <a:fillRect/>
                     </a:stretch>
@@ -3549,7 +3549,7 @@
                     <pic:cNvPicPr/>
                   </pic:nvPicPr>
                   <pic:blipFill>
-                    <a:blip r:embed="rId18"/>
+                    <a:blip r:embed="rId16"/>
                     <a:stretch>
                       <a:fillRect/>
                     </a:stretch>
@@ -3624,7 +3624,7 @@
                     <pic:cNvPicPr/>
                   </pic:nvPicPr>
                   <pic:blipFill>
-                    <a:blip r:embed="rId19"/>
+                    <a:blip r:embed="rId17"/>
                     <a:stretch>
                       <a:fillRect/>
                     </a:stretch>
@@ -3699,7 +3699,7 @@
                     <pic:cNvPicPr/>
                   </pic:nvPicPr>
                   <pic:blipFill>
-                    <a:blip r:embed="rId20"/>
+                    <a:blip r:embed="rId18"/>
                     <a:stretch>
                       <a:fillRect/>
                     </a:stretch>
@@ -3750,7 +3750,7 @@
                     <pic:cNvPicPr/>
                   </pic:nvPicPr>
                   <pic:blipFill>
-                    <a:blip r:embed="rId21"/>
+                    <a:blip r:embed="rId19"/>
                     <a:stretch>
                       <a:fillRect/>
                     </a:stretch>
@@ -3825,7 +3825,7 @@
                     <pic:cNvPicPr/>
                   </pic:nvPicPr>
                   <pic:blipFill>
-                    <a:blip r:embed="rId22"/>
+                    <a:blip r:embed="rId20"/>
                     <a:stretch>
                       <a:fillRect/>
                     </a:stretch>
@@ -3900,7 +3900,7 @@
                     <pic:cNvPicPr/>
                   </pic:nvPicPr>
                   <pic:blipFill>
-                    <a:blip r:embed="rId23"/>
+                    <a:blip r:embed="rId21"/>
                     <a:stretch>
                       <a:fillRect/>
                     </a:stretch>
@@ -4077,7 +4077,7 @@
                     <pic:cNvPicPr/>
                   </pic:nvPicPr>
                   <pic:blipFill>
-                    <a:blip r:embed="rId24"/>
+                    <a:blip r:embed="rId22"/>
                     <a:stretch>
                       <a:fillRect/>
                     </a:stretch>
@@ -4152,7 +4152,7 @@
                     <pic:cNvPicPr/>
                   </pic:nvPicPr>
                   <pic:blipFill>
-                    <a:blip r:embed="rId25"/>
+                    <a:blip r:embed="rId23"/>
                     <a:stretch>
                       <a:fillRect/>
                     </a:stretch>
@@ -4203,7 +4203,7 @@
                     <pic:cNvPicPr/>
                   </pic:nvPicPr>
                   <pic:blipFill>
-                    <a:blip r:embed="rId26"/>
+                    <a:blip r:embed="rId24"/>
                     <a:stretch>
                       <a:fillRect/>
                     </a:stretch>
@@ -4265,7 +4265,7 @@
                     <pic:cNvPicPr/>
                   </pic:nvPicPr>
                   <pic:blipFill>
-                    <a:blip r:embed="rId27"/>
+                    <a:blip r:embed="rId25"/>
                     <a:stretch>
                       <a:fillRect/>
                     </a:stretch>
@@ -4312,11 +4312,11 @@
               <a:graphicData uri="http://schemas.openxmlformats.org/drawingml/2006/picture">
                 <pic:pic>
                   <pic:nvPicPr>
-                    <pic:cNvPr id="0" name="11-account.png"/>
+                    <pic:cNvPr id="0" name="05-profile.png"/>
                     <pic:cNvPicPr/>
                   </pic:nvPicPr>
                   <pic:blipFill>
-                    <a:blip r:embed="rId28"/>
+                    <a:blip r:embed="rId22"/>
                     <a:stretch>
                       <a:fillRect/>
                     </a:stretch>
@@ -5535,7 +5535,7 @@
                 <w:b w:val="0"/>
                 <w:sz w:val="20"/>
               </w:rPr>
-              <w:t>X-Frame-Options DENY, nosniff, Referrer-Policy; CSP no impuesto</w:t>
+              <w:t>X-Frame-Options DENY, nosniff, Referrer-Policy, Permissions-Policy; CSP omitido (rompe Ionic)</w:t>
             </w:r>
           </w:p>
         </w:tc>
@@ -6141,7 +6141,7 @@
                 <w:b w:val="0"/>
                 <w:sz w:val="20"/>
               </w:rPr>
-              <w:t>Faltaban cabeceras de seguridad (frame, nosniff, referrer, CSP).</w:t>
+              <w:t>Faltaban cabeceras de seguridad (frame, nosniff, referrer).</w:t>
             </w:r>
           </w:p>
         </w:tc>
@@ -6156,7 +6156,7 @@
                 <w:b w:val="0"/>
                 <w:sz w:val="20"/>
               </w:rPr>
-              <w:t>Cerrado: headers + CSP + Permissions-Policy en vercel.json</w:t>
+              <w:t>Cerrado: DENY, nosniff, Referrer-Policy, Permissions-Policy; CSP retirado tras romper Ionic</w:t>
             </w:r>
           </w:p>
         </w:tc>
@@ -6297,7 +6297,7 @@
           <w:b w:val="0"/>
           <w:sz w:val="22"/>
         </w:rPr>
-        <w:t>DEF-01 quedó cerrado con await signOut y sessionCleared. DEF-02 con okText/cancelText en español. DEF-03 con CSP y Permissions-Policy. DEF-04 con createSignedUrl y bucket no público. DEF-05 retirando el copy Demo del login.</w:t>
+        <w:t>DEF-01 quedó cerrado con await signOut y sessionCleared. DEF-02 con okText/cancelText en español. DEF-03 con cabeceras anti-clickjacking (sin CSP estricto, que rompía Ionic). DEF-04 con createSignedUrl y bucket no público. DEF-05 retirando el copy Demo del login. Las capturas E2E se tomaron tras 8 s de estabilización por vista.</w:t>
       </w:r>
     </w:p>
     <w:p>
@@ -6677,7 +6677,7 @@
           <w:b w:val="0"/>
           <w:sz w:val="22"/>
         </w:rPr>
-        <w:t>Recomendaciones: 1) valorar un CSP explícito sin romper Ionic; 2) retirar el hint de credenciales demo fuera del prototipo; 3) registrar E2E_EMAIL y E2E_PASSWORD como secrets de GitHub Actions; 4) restringir el bucket de fotos si el prototipo escala a datos reales.</w:t>
+        <w:t>Recomendaciones: 1) ejecutar supabase/harden-storage.sql en el proyecto Supabase si el bucket aún no se endureció; 2) registrar E2E_EMAIL y E2E_PASSWORD como secrets de GitHub Actions; 3) rotar cualquier contraseña de seed que haya circulado en informes previos.</w:t>
       </w:r>
     </w:p>
     <w:p>
